--- a/memoire.docx
+++ b/memoire.docx
@@ -1599,8 +1599,16 @@
                               <w:jc w:val="center"/>
                             </w:pPr>
                             <w:r>
-                              <w:t>Assistante personnelle</w:t>
+                              <w:t xml:space="preserve">Assistante </w:t>
                             </w:r>
+                            <w:r>
+                              <w:t>de gestion</w:t>
+                            </w:r>
+                          </w:p>
+                          <w:p>
+                            <w:pPr>
+                              <w:jc w:val="center"/>
+                            </w:pPr>
                           </w:p>
                         </w:txbxContent>
                       </wps:txbx>
@@ -1621,7 +1629,11 @@
           </mc:Choice>
           <mc:Fallback>
             <w:pict>
-              <v:shape w14:anchorId="5E99CFA4" id="_x0000_s1028" type="#_x0000_t202" style="position:absolute;margin-left:36.2pt;margin-top:1.6pt;width:71.8pt;height:33.8pt;z-index:251687936;visibility:visible;mso-wrap-style:square;mso-width-percent:0;mso-height-percent:0;mso-wrap-distance-left:9pt;mso-wrap-distance-top:3.6pt;mso-wrap-distance-right:9pt;mso-wrap-distance-bottom:3.6pt;mso-position-horizontal:absolute;mso-position-horizontal-relative:margin;mso-position-vertical:absolute;mso-position-vertical-relative:text;mso-width-percent:0;mso-height-percent:0;mso-width-relative:margin;mso-height-relative:margin;v-text-anchor:middle" o:gfxdata="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" fillcolor="#b07bd7" strokecolor="black [3213]">
+              <v:shapetype w14:anchorId="5E99CFA4" id="_x0000_t202" coordsize="21600,21600" o:spt="202" path="m,l,21600r21600,l21600,xe">
+                <v:stroke joinstyle="miter"/>
+                <v:path gradientshapeok="t" o:connecttype="rect"/>
+              </v:shapetype>
+              <v:shape id="_x0000_s1028" type="#_x0000_t202" style="position:absolute;margin-left:36.2pt;margin-top:1.6pt;width:71.8pt;height:33.8pt;z-index:251687936;visibility:visible;mso-wrap-style:square;mso-width-percent:0;mso-height-percent:0;mso-wrap-distance-left:9pt;mso-wrap-distance-top:3.6pt;mso-wrap-distance-right:9pt;mso-wrap-distance-bottom:3.6pt;mso-position-horizontal:absolute;mso-position-horizontal-relative:margin;mso-position-vertical:absolute;mso-position-vertical-relative:text;mso-width-percent:0;mso-height-percent:0;mso-width-relative:margin;mso-height-relative:margin;v-text-anchor:middle" o:gfxdata="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" fillcolor="#b07bd7" strokecolor="black [3213]">
                 <v:textbox>
                   <w:txbxContent>
                     <w:p>
@@ -1629,8 +1641,16 @@
                         <w:jc w:val="center"/>
                       </w:pPr>
                       <w:r>
-                        <w:t>Assistante personnelle</w:t>
+                        <w:t xml:space="preserve">Assistante </w:t>
                       </w:r>
+                      <w:r>
+                        <w:t>de gestion</w:t>
+                      </w:r>
+                    </w:p>
+                    <w:p>
+                      <w:pPr>
+                        <w:jc w:val="center"/>
+                      </w:pPr>
                     </w:p>
                   </w:txbxContent>
                 </v:textbox>
@@ -4107,7 +4127,7 @@
         <w:pStyle w:val="NormalWeb"/>
         <w:numPr>
           <w:ilvl w:val="0"/>
-          <w:numId w:val="8"/>
+          <w:numId w:val="23"/>
         </w:numPr>
         <w:rPr>
           <w:rFonts w:eastAsiaTheme="majorEastAsia"/>
@@ -4189,7 +4209,7 @@
         <w:pStyle w:val="NormalWeb"/>
         <w:numPr>
           <w:ilvl w:val="0"/>
-          <w:numId w:val="11"/>
+          <w:numId w:val="24"/>
         </w:numPr>
         <w:rPr>
           <w:rFonts w:eastAsiaTheme="majorEastAsia"/>
@@ -4209,7 +4229,7 @@
         <w:pStyle w:val="NormalWeb"/>
         <w:numPr>
           <w:ilvl w:val="0"/>
-          <w:numId w:val="11"/>
+          <w:numId w:val="24"/>
         </w:numPr>
         <w:rPr>
           <w:rFonts w:eastAsiaTheme="majorEastAsia"/>
@@ -4229,7 +4249,7 @@
         <w:pStyle w:val="NormalWeb"/>
         <w:numPr>
           <w:ilvl w:val="0"/>
-          <w:numId w:val="11"/>
+          <w:numId w:val="24"/>
         </w:numPr>
         <w:rPr>
           <w:rFonts w:eastAsiaTheme="majorEastAsia"/>
@@ -4249,7 +4269,7 @@
         <w:pStyle w:val="NormalWeb"/>
         <w:numPr>
           <w:ilvl w:val="0"/>
-          <w:numId w:val="11"/>
+          <w:numId w:val="24"/>
         </w:numPr>
         <w:rPr>
           <w:rFonts w:eastAsiaTheme="majorEastAsia"/>
@@ -4309,7 +4329,7 @@
         <w:pStyle w:val="NormalWeb"/>
         <w:numPr>
           <w:ilvl w:val="0"/>
-          <w:numId w:val="12"/>
+          <w:numId w:val="25"/>
         </w:numPr>
         <w:rPr>
           <w:rFonts w:eastAsiaTheme="majorEastAsia"/>
@@ -4329,7 +4349,7 @@
         <w:pStyle w:val="NormalWeb"/>
         <w:numPr>
           <w:ilvl w:val="0"/>
-          <w:numId w:val="12"/>
+          <w:numId w:val="25"/>
         </w:numPr>
         <w:rPr>
           <w:rFonts w:eastAsiaTheme="majorEastAsia"/>
@@ -4349,7 +4369,7 @@
         <w:pStyle w:val="NormalWeb"/>
         <w:numPr>
           <w:ilvl w:val="0"/>
-          <w:numId w:val="12"/>
+          <w:numId w:val="25"/>
         </w:numPr>
         <w:rPr>
           <w:rFonts w:eastAsiaTheme="majorEastAsia"/>
@@ -4411,7 +4431,7 @@
         <w:pStyle w:val="NormalWeb"/>
         <w:numPr>
           <w:ilvl w:val="0"/>
-          <w:numId w:val="10"/>
+          <w:numId w:val="26"/>
         </w:numPr>
         <w:rPr>
           <w:color w:val="000000" w:themeColor="text1"/>
@@ -4429,7 +4449,7 @@
         <w:pStyle w:val="NormalWeb"/>
         <w:numPr>
           <w:ilvl w:val="0"/>
-          <w:numId w:val="10"/>
+          <w:numId w:val="26"/>
         </w:numPr>
         <w:rPr>
           <w:color w:val="000000" w:themeColor="text1"/>
@@ -4447,7 +4467,7 @@
         <w:pStyle w:val="NormalWeb"/>
         <w:numPr>
           <w:ilvl w:val="0"/>
-          <w:numId w:val="10"/>
+          <w:numId w:val="26"/>
         </w:numPr>
         <w:rPr>
           <w:color w:val="000000" w:themeColor="text1"/>
@@ -4652,7 +4672,7 @@
         <w:pStyle w:val="NormalWeb"/>
         <w:numPr>
           <w:ilvl w:val="0"/>
-          <w:numId w:val="4"/>
+          <w:numId w:val="27"/>
         </w:numPr>
         <w:rPr>
           <w:color w:val="000000" w:themeColor="text1"/>
@@ -4684,7 +4704,7 @@
         <w:pStyle w:val="NormalWeb"/>
         <w:numPr>
           <w:ilvl w:val="0"/>
-          <w:numId w:val="4"/>
+          <w:numId w:val="27"/>
         </w:numPr>
         <w:rPr>
           <w:color w:val="000000" w:themeColor="text1"/>
@@ -4716,7 +4736,7 @@
         <w:pStyle w:val="NormalWeb"/>
         <w:numPr>
           <w:ilvl w:val="0"/>
-          <w:numId w:val="4"/>
+          <w:numId w:val="27"/>
         </w:numPr>
         <w:rPr>
           <w:color w:val="000000" w:themeColor="text1"/>
@@ -4796,7 +4816,7 @@
         <w:pStyle w:val="NormalWeb"/>
         <w:numPr>
           <w:ilvl w:val="0"/>
-          <w:numId w:val="5"/>
+          <w:numId w:val="28"/>
         </w:numPr>
         <w:rPr>
           <w:color w:val="000000" w:themeColor="text1"/>
@@ -4814,7 +4834,7 @@
         <w:pStyle w:val="NormalWeb"/>
         <w:numPr>
           <w:ilvl w:val="0"/>
-          <w:numId w:val="5"/>
+          <w:numId w:val="28"/>
         </w:numPr>
         <w:rPr>
           <w:color w:val="000000" w:themeColor="text1"/>
@@ -4832,7 +4852,7 @@
         <w:pStyle w:val="NormalWeb"/>
         <w:numPr>
           <w:ilvl w:val="0"/>
-          <w:numId w:val="5"/>
+          <w:numId w:val="28"/>
         </w:numPr>
         <w:rPr>
           <w:color w:val="000000" w:themeColor="text1"/>
@@ -4850,7 +4870,7 @@
         <w:pStyle w:val="NormalWeb"/>
         <w:numPr>
           <w:ilvl w:val="0"/>
-          <w:numId w:val="5"/>
+          <w:numId w:val="28"/>
         </w:numPr>
         <w:rPr>
           <w:color w:val="000000" w:themeColor="text1"/>
@@ -4868,7 +4888,7 @@
         <w:pStyle w:val="NormalWeb"/>
         <w:numPr>
           <w:ilvl w:val="0"/>
-          <w:numId w:val="5"/>
+          <w:numId w:val="28"/>
         </w:numPr>
         <w:rPr>
           <w:color w:val="000000" w:themeColor="text1"/>
@@ -4923,6 +4943,7 @@
           <w:p>
             <w:pPr>
               <w:pStyle w:val="NormalWeb"/>
+              <w:jc w:val="both"/>
               <w:rPr>
                 <w:color w:val="000000" w:themeColor="text1"/>
               </w:rPr>
@@ -4931,7 +4952,6 @@
               <w:rPr>
                 <w:color w:val="000000" w:themeColor="text1"/>
               </w:rPr>
-              <w:lastRenderedPageBreak/>
               <w:t>Matériels</w:t>
             </w:r>
           </w:p>
@@ -4944,6 +4964,7 @@
           <w:p>
             <w:pPr>
               <w:pStyle w:val="NormalWeb"/>
+              <w:jc w:val="both"/>
               <w:rPr>
                 <w:color w:val="000000" w:themeColor="text1"/>
               </w:rPr>
@@ -4964,6 +4985,7 @@
           <w:p>
             <w:pPr>
               <w:pStyle w:val="NormalWeb"/>
+              <w:jc w:val="both"/>
               <w:rPr>
                 <w:color w:val="000000" w:themeColor="text1"/>
               </w:rPr>
@@ -5748,6 +5770,7 @@
           <w:szCs w:val="24"/>
           <w:lang w:eastAsia="fr-FR"/>
         </w:rPr>
+        <w:lastRenderedPageBreak/>
         <w:t xml:space="preserve">La </w:t>
       </w:r>
       <w:r>
@@ -5770,18 +5793,7 @@
           <w:szCs w:val="24"/>
           <w:lang w:eastAsia="fr-FR"/>
         </w:rPr>
-        <w:t xml:space="preserve"> gère quotidiennement un flux important d'opérations allant de la délivrance d'ordonnances à la gestion des commandes de réapprovisionnement. Actuellement, </w:t>
-      </w:r>
-      <w:r>
-        <w:rPr>
-          <w:rFonts w:ascii="Times New Roman" w:eastAsia="Times New Roman" w:hAnsi="Times New Roman" w:cs="Times New Roman"/>
-          <w:color w:val="000000" w:themeColor="text1"/>
-          <w:sz w:val="24"/>
-          <w:szCs w:val="24"/>
-          <w:lang w:eastAsia="fr-FR"/>
-        </w:rPr>
-        <w:lastRenderedPageBreak/>
-        <w:t>la gestion de ces activités repose en grande partie sur des processus manuels et des interactions physiques avec la clientèle.</w:t>
+        <w:t xml:space="preserve"> gère quotidiennement un flux important d'opérations allant de la délivrance d'ordonnances à la gestion des commandes de réapprovisionnement. Actuellement, la gestion de ces activités repose en grande partie sur des processus manuels et des interactions physiques avec la clientèle.</w:t>
       </w:r>
     </w:p>
     <w:p>
@@ -5810,9 +5822,10 @@
       <w:pPr>
         <w:numPr>
           <w:ilvl w:val="0"/>
-          <w:numId w:val="13"/>
+          <w:numId w:val="29"/>
         </w:numPr>
         <w:spacing w:before="100" w:beforeAutospacing="1" w:after="100" w:afterAutospacing="1" w:line="240" w:lineRule="auto"/>
+        <w:jc w:val="both"/>
         <w:rPr>
           <w:rFonts w:ascii="Times New Roman" w:eastAsia="Times New Roman" w:hAnsi="Times New Roman" w:cs="Times New Roman"/>
           <w:color w:val="000000" w:themeColor="text1"/>
@@ -5848,9 +5861,10 @@
       <w:pPr>
         <w:numPr>
           <w:ilvl w:val="0"/>
-          <w:numId w:val="13"/>
+          <w:numId w:val="29"/>
         </w:numPr>
         <w:spacing w:before="100" w:beforeAutospacing="1" w:after="100" w:afterAutospacing="1" w:line="240" w:lineRule="auto"/>
+        <w:jc w:val="both"/>
         <w:rPr>
           <w:rFonts w:ascii="Times New Roman" w:eastAsia="Times New Roman" w:hAnsi="Times New Roman" w:cs="Times New Roman"/>
           <w:color w:val="000000" w:themeColor="text1"/>
@@ -5886,9 +5900,10 @@
       <w:pPr>
         <w:numPr>
           <w:ilvl w:val="0"/>
-          <w:numId w:val="13"/>
+          <w:numId w:val="29"/>
         </w:numPr>
         <w:spacing w:before="100" w:beforeAutospacing="1" w:after="100" w:afterAutospacing="1" w:line="240" w:lineRule="auto"/>
+        <w:jc w:val="both"/>
         <w:rPr>
           <w:rFonts w:ascii="Times New Roman" w:eastAsia="Times New Roman" w:hAnsi="Times New Roman" w:cs="Times New Roman"/>
           <w:color w:val="000000" w:themeColor="text1"/>
@@ -6115,7 +6130,7 @@
       <w:pPr>
         <w:numPr>
           <w:ilvl w:val="0"/>
-          <w:numId w:val="6"/>
+          <w:numId w:val="30"/>
         </w:numPr>
         <w:spacing w:before="100" w:beforeAutospacing="1" w:after="100" w:afterAutospacing="1" w:line="240" w:lineRule="auto"/>
         <w:rPr>
@@ -6141,7 +6156,7 @@
       <w:pPr>
         <w:numPr>
           <w:ilvl w:val="0"/>
-          <w:numId w:val="6"/>
+          <w:numId w:val="30"/>
         </w:numPr>
         <w:spacing w:before="100" w:beforeAutospacing="1" w:after="100" w:afterAutospacing="1" w:line="240" w:lineRule="auto"/>
         <w:rPr>
@@ -6167,7 +6182,7 @@
       <w:pPr>
         <w:numPr>
           <w:ilvl w:val="0"/>
-          <w:numId w:val="6"/>
+          <w:numId w:val="30"/>
         </w:numPr>
         <w:spacing w:before="100" w:beforeAutospacing="1" w:after="100" w:afterAutospacing="1" w:line="240" w:lineRule="auto"/>
         <w:rPr>
@@ -6193,7 +6208,7 @@
       <w:pPr>
         <w:numPr>
           <w:ilvl w:val="0"/>
-          <w:numId w:val="6"/>
+          <w:numId w:val="30"/>
         </w:numPr>
         <w:spacing w:before="100" w:beforeAutospacing="1" w:after="100" w:afterAutospacing="1" w:line="240" w:lineRule="auto"/>
         <w:rPr>
@@ -6230,7 +6245,7 @@
       <w:pPr>
         <w:numPr>
           <w:ilvl w:val="0"/>
-          <w:numId w:val="6"/>
+          <w:numId w:val="31"/>
         </w:numPr>
         <w:spacing w:before="100" w:beforeAutospacing="1" w:after="100" w:afterAutospacing="1" w:line="240" w:lineRule="auto"/>
         <w:rPr>
@@ -6249,6 +6264,7 @@
           <w:szCs w:val="24"/>
           <w:lang w:eastAsia="fr-FR"/>
         </w:rPr>
+        <w:lastRenderedPageBreak/>
         <w:t>Quelles fonctionnalités de la solution permettront de garantir une transparence totale vis-à-vis du patient ?</w:t>
       </w:r>
     </w:p>
@@ -6269,7 +6285,6 @@
           <w:sz w:val="36"/>
           <w:szCs w:val="36"/>
         </w:rPr>
-        <w:lastRenderedPageBreak/>
         <w:t>1.2.3 – Intérêts du sujet</w:t>
       </w:r>
     </w:p>
@@ -6330,9 +6345,10 @@
       <w:pPr>
         <w:numPr>
           <w:ilvl w:val="0"/>
-          <w:numId w:val="2"/>
+          <w:numId w:val="32"/>
         </w:numPr>
         <w:spacing w:before="100" w:beforeAutospacing="1" w:after="0" w:line="240" w:lineRule="auto"/>
+        <w:jc w:val="both"/>
         <w:rPr>
           <w:rFonts w:ascii="Times New Roman" w:eastAsia="Times New Roman" w:hAnsi="Times New Roman" w:cs="Times New Roman"/>
           <w:color w:val="000000" w:themeColor="text1"/>
@@ -6412,9 +6428,10 @@
       <w:pPr>
         <w:numPr>
           <w:ilvl w:val="0"/>
-          <w:numId w:val="2"/>
+          <w:numId w:val="32"/>
         </w:numPr>
         <w:spacing w:before="100" w:beforeAutospacing="1" w:after="100" w:afterAutospacing="1" w:line="240" w:lineRule="auto"/>
+        <w:jc w:val="both"/>
         <w:rPr>
           <w:rFonts w:ascii="Times New Roman" w:eastAsia="Times New Roman" w:hAnsi="Times New Roman" w:cs="Times New Roman"/>
           <w:color w:val="000000" w:themeColor="text1"/>
@@ -6450,9 +6467,10 @@
       <w:pPr>
         <w:numPr>
           <w:ilvl w:val="0"/>
-          <w:numId w:val="2"/>
+          <w:numId w:val="32"/>
         </w:numPr>
         <w:spacing w:before="100" w:beforeAutospacing="1" w:after="100" w:afterAutospacing="1" w:line="240" w:lineRule="auto"/>
+        <w:jc w:val="both"/>
         <w:rPr>
           <w:rFonts w:ascii="Times New Roman" w:eastAsia="Times New Roman" w:hAnsi="Times New Roman" w:cs="Times New Roman"/>
           <w:color w:val="000000" w:themeColor="text1"/>
@@ -6527,7 +6545,7 @@
       <w:pPr>
         <w:numPr>
           <w:ilvl w:val="0"/>
-          <w:numId w:val="3"/>
+          <w:numId w:val="34"/>
         </w:numPr>
         <w:spacing w:before="100" w:beforeAutospacing="1" w:after="100" w:afterAutospacing="1" w:line="240" w:lineRule="auto"/>
         <w:rPr>
@@ -6577,7 +6595,7 @@
       <w:pPr>
         <w:numPr>
           <w:ilvl w:val="0"/>
-          <w:numId w:val="3"/>
+          <w:numId w:val="34"/>
         </w:numPr>
         <w:spacing w:before="100" w:beforeAutospacing="1" w:after="100" w:afterAutospacing="1" w:line="240" w:lineRule="auto"/>
         <w:rPr>
@@ -6659,7 +6677,7 @@
       <w:pPr>
         <w:numPr>
           <w:ilvl w:val="0"/>
-          <w:numId w:val="3"/>
+          <w:numId w:val="34"/>
         </w:numPr>
         <w:spacing w:before="100" w:beforeAutospacing="1" w:after="100" w:afterAutospacing="1" w:line="240" w:lineRule="auto"/>
         <w:rPr>
@@ -6710,6 +6728,7 @@
           <w:sz w:val="36"/>
           <w:szCs w:val="36"/>
         </w:rPr>
+        <w:lastRenderedPageBreak/>
         <w:t>1.3 – Concepts liés au sujet</w:t>
       </w:r>
     </w:p>
@@ -6732,7 +6751,6 @@
           <w:szCs w:val="24"/>
           <w:lang w:eastAsia="fr-FR"/>
         </w:rPr>
-        <w:lastRenderedPageBreak/>
         <w:t xml:space="preserve">Dans la suite de notre étude, nous allons définir quelques mots ou concepts clés pour une meilleure compréhension. Parmi ces concepts, nous aurons : </w:t>
       </w:r>
     </w:p>
@@ -6740,7 +6758,7 @@
       <w:pPr>
         <w:numPr>
           <w:ilvl w:val="0"/>
-          <w:numId w:val="7"/>
+          <w:numId w:val="33"/>
         </w:numPr>
         <w:spacing w:before="100" w:beforeAutospacing="1" w:after="100" w:afterAutospacing="1" w:line="240" w:lineRule="auto"/>
         <w:rPr>
@@ -6778,7 +6796,7 @@
       <w:pPr>
         <w:numPr>
           <w:ilvl w:val="0"/>
-          <w:numId w:val="7"/>
+          <w:numId w:val="33"/>
         </w:numPr>
         <w:spacing w:before="100" w:beforeAutospacing="1" w:after="100" w:afterAutospacing="1" w:line="240" w:lineRule="auto"/>
         <w:rPr>
@@ -6816,7 +6834,7 @@
       <w:pPr>
         <w:numPr>
           <w:ilvl w:val="0"/>
-          <w:numId w:val="7"/>
+          <w:numId w:val="33"/>
         </w:numPr>
         <w:spacing w:before="100" w:beforeAutospacing="1" w:after="100" w:afterAutospacing="1" w:line="240" w:lineRule="auto"/>
         <w:rPr>
@@ -6854,7 +6872,7 @@
       <w:pPr>
         <w:numPr>
           <w:ilvl w:val="0"/>
-          <w:numId w:val="7"/>
+          <w:numId w:val="33"/>
         </w:numPr>
         <w:spacing w:before="100" w:beforeAutospacing="1" w:after="100" w:afterAutospacing="1" w:line="240" w:lineRule="auto"/>
         <w:rPr>
@@ -6893,7 +6911,7 @@
         <w:pStyle w:val="Paragraphedeliste"/>
         <w:numPr>
           <w:ilvl w:val="0"/>
-          <w:numId w:val="7"/>
+          <w:numId w:val="33"/>
         </w:numPr>
         <w:spacing w:before="100" w:beforeAutospacing="1" w:after="100" w:afterAutospacing="1" w:line="240" w:lineRule="auto"/>
         <w:rPr>
@@ -6932,7 +6950,7 @@
         <w:pStyle w:val="Paragraphedeliste"/>
         <w:numPr>
           <w:ilvl w:val="0"/>
-          <w:numId w:val="7"/>
+          <w:numId w:val="33"/>
         </w:numPr>
         <w:spacing w:line="360" w:lineRule="auto"/>
         <w:jc w:val="both"/>
@@ -7839,6 +7857,24 @@
     </w:p>
     <w:p>
       <w:pPr>
+        <w:numPr>
+          <w:ilvl w:val="0"/>
+          <w:numId w:val="19"/>
+        </w:numPr>
+        <w:spacing w:line="278" w:lineRule="auto"/>
+        <w:rPr>
+          <w:rFonts w:ascii="Times New Roman" w:hAnsi="Times New Roman" w:cs="Times New Roman"/>
+        </w:rPr>
+      </w:pPr>
+      <w:r>
+        <w:rPr>
+          <w:rFonts w:ascii="Times New Roman" w:hAnsi="Times New Roman" w:cs="Times New Roman"/>
+        </w:rPr>
+        <w:t>Impossible de travailler en simultané sur le système actuel</w:t>
+      </w:r>
+    </w:p>
+    <w:p>
+      <w:pPr>
         <w:rPr>
           <w:rFonts w:ascii="Times New Roman" w:hAnsi="Times New Roman" w:cs="Times New Roman"/>
         </w:rPr>
@@ -8065,6 +8101,7 @@
         <w:rPr>
           <w:rFonts w:ascii="Times New Roman" w:hAnsi="Times New Roman" w:cs="Times New Roman"/>
         </w:rPr>
+        <w:lastRenderedPageBreak/>
         <w:t>Ces insuffisances freinent la modernisation de l’officine et limitent son adaptation aux nouvelles exigences du marché.</w:t>
       </w:r>
     </w:p>
@@ -8091,9 +8128,9 @@
       <w:lvlJc w:val="left"/>
       <w:pPr>
         <w:tabs>
-          <w:tab w:val="num" w:pos="720"/>
-        </w:tabs>
-        <w:ind w:left="720" w:hanging="360"/>
+          <w:tab w:val="num" w:pos="360"/>
+        </w:tabs>
+        <w:ind w:left="360" w:hanging="360"/>
       </w:pPr>
       <w:rPr>
         <w:rFonts w:ascii="Courier New" w:hAnsi="Courier New" w:cs="Courier New" w:hint="default"/>
@@ -8107,9 +8144,9 @@
       <w:lvlJc w:val="left"/>
       <w:pPr>
         <w:tabs>
-          <w:tab w:val="num" w:pos="1440"/>
-        </w:tabs>
-        <w:ind w:left="1440" w:hanging="360"/>
+          <w:tab w:val="num" w:pos="1080"/>
+        </w:tabs>
+        <w:ind w:left="1080" w:hanging="360"/>
       </w:pPr>
       <w:rPr>
         <w:rFonts w:ascii="Courier New" w:hAnsi="Courier New" w:hint="default"/>
@@ -8123,9 +8160,9 @@
       <w:lvlJc w:val="left"/>
       <w:pPr>
         <w:tabs>
-          <w:tab w:val="num" w:pos="2160"/>
-        </w:tabs>
-        <w:ind w:left="2160" w:hanging="360"/>
+          <w:tab w:val="num" w:pos="1800"/>
+        </w:tabs>
+        <w:ind w:left="1800" w:hanging="360"/>
       </w:pPr>
       <w:rPr>
         <w:rFonts w:ascii="Wingdings" w:hAnsi="Wingdings" w:hint="default"/>
@@ -8139,9 +8176,9 @@
       <w:lvlJc w:val="left"/>
       <w:pPr>
         <w:tabs>
-          <w:tab w:val="num" w:pos="2880"/>
-        </w:tabs>
-        <w:ind w:left="2880" w:hanging="360"/>
+          <w:tab w:val="num" w:pos="2520"/>
+        </w:tabs>
+        <w:ind w:left="2520" w:hanging="360"/>
       </w:pPr>
       <w:rPr>
         <w:rFonts w:ascii="Wingdings" w:hAnsi="Wingdings" w:hint="default"/>
@@ -8155,9 +8192,9 @@
       <w:lvlJc w:val="left"/>
       <w:pPr>
         <w:tabs>
-          <w:tab w:val="num" w:pos="3600"/>
-        </w:tabs>
-        <w:ind w:left="3600" w:hanging="360"/>
+          <w:tab w:val="num" w:pos="3240"/>
+        </w:tabs>
+        <w:ind w:left="3240" w:hanging="360"/>
       </w:pPr>
       <w:rPr>
         <w:rFonts w:ascii="Wingdings" w:hAnsi="Wingdings" w:hint="default"/>
@@ -8171,9 +8208,9 @@
       <w:lvlJc w:val="left"/>
       <w:pPr>
         <w:tabs>
-          <w:tab w:val="num" w:pos="4320"/>
-        </w:tabs>
-        <w:ind w:left="4320" w:hanging="360"/>
+          <w:tab w:val="num" w:pos="3960"/>
+        </w:tabs>
+        <w:ind w:left="3960" w:hanging="360"/>
       </w:pPr>
       <w:rPr>
         <w:rFonts w:ascii="Wingdings" w:hAnsi="Wingdings" w:hint="default"/>
@@ -8187,9 +8224,9 @@
       <w:lvlJc w:val="left"/>
       <w:pPr>
         <w:tabs>
-          <w:tab w:val="num" w:pos="5040"/>
-        </w:tabs>
-        <w:ind w:left="5040" w:hanging="360"/>
+          <w:tab w:val="num" w:pos="4680"/>
+        </w:tabs>
+        <w:ind w:left="4680" w:hanging="360"/>
       </w:pPr>
       <w:rPr>
         <w:rFonts w:ascii="Wingdings" w:hAnsi="Wingdings" w:hint="default"/>
@@ -8203,9 +8240,9 @@
       <w:lvlJc w:val="left"/>
       <w:pPr>
         <w:tabs>
-          <w:tab w:val="num" w:pos="5760"/>
-        </w:tabs>
-        <w:ind w:left="5760" w:hanging="360"/>
+          <w:tab w:val="num" w:pos="5400"/>
+        </w:tabs>
+        <w:ind w:left="5400" w:hanging="360"/>
       </w:pPr>
       <w:rPr>
         <w:rFonts w:ascii="Wingdings" w:hAnsi="Wingdings" w:hint="default"/>
@@ -8219,9 +8256,9 @@
       <w:lvlJc w:val="left"/>
       <w:pPr>
         <w:tabs>
-          <w:tab w:val="num" w:pos="6480"/>
-        </w:tabs>
-        <w:ind w:left="6480" w:hanging="360"/>
+          <w:tab w:val="num" w:pos="6120"/>
+        </w:tabs>
+        <w:ind w:left="6120" w:hanging="360"/>
       </w:pPr>
       <w:rPr>
         <w:rFonts w:ascii="Wingdings" w:hAnsi="Wingdings" w:hint="default"/>
@@ -8230,6 +8267,155 @@
     </w:lvl>
   </w:abstractNum>
   <w:abstractNum w:abstractNumId="1" w15:restartNumberingAfterBreak="0">
+    <w:nsid w:val="0F555D70"/>
+    <w:multiLevelType w:val="multilevel"/>
+    <w:tmpl w:val="E3EC5CBA"/>
+    <w:lvl w:ilvl="0">
+      <w:start w:val="1"/>
+      <w:numFmt w:val="bullet"/>
+      <w:lvlText w:val=""/>
+      <w:lvlJc w:val="left"/>
+      <w:pPr>
+        <w:tabs>
+          <w:tab w:val="num" w:pos="720"/>
+        </w:tabs>
+        <w:ind w:left="720" w:hanging="360"/>
+      </w:pPr>
+      <w:rPr>
+        <w:rFonts w:ascii="Symbol" w:hAnsi="Symbol" w:hint="default"/>
+        <w:sz w:val="20"/>
+      </w:rPr>
+    </w:lvl>
+    <w:lvl w:ilvl="1" w:tentative="1">
+      <w:start w:val="1"/>
+      <w:numFmt w:val="bullet"/>
+      <w:lvlText w:val="o"/>
+      <w:lvlJc w:val="left"/>
+      <w:pPr>
+        <w:tabs>
+          <w:tab w:val="num" w:pos="1440"/>
+        </w:tabs>
+        <w:ind w:left="1440" w:hanging="360"/>
+      </w:pPr>
+      <w:rPr>
+        <w:rFonts w:ascii="Courier New" w:hAnsi="Courier New" w:hint="default"/>
+        <w:sz w:val="20"/>
+      </w:rPr>
+    </w:lvl>
+    <w:lvl w:ilvl="2" w:tentative="1">
+      <w:start w:val="1"/>
+      <w:numFmt w:val="bullet"/>
+      <w:lvlText w:val=""/>
+      <w:lvlJc w:val="left"/>
+      <w:pPr>
+        <w:tabs>
+          <w:tab w:val="num" w:pos="2160"/>
+        </w:tabs>
+        <w:ind w:left="2160" w:hanging="360"/>
+      </w:pPr>
+      <w:rPr>
+        <w:rFonts w:ascii="Wingdings" w:hAnsi="Wingdings" w:hint="default"/>
+        <w:sz w:val="20"/>
+      </w:rPr>
+    </w:lvl>
+    <w:lvl w:ilvl="3" w:tentative="1">
+      <w:start w:val="1"/>
+      <w:numFmt w:val="bullet"/>
+      <w:lvlText w:val=""/>
+      <w:lvlJc w:val="left"/>
+      <w:pPr>
+        <w:tabs>
+          <w:tab w:val="num" w:pos="2880"/>
+        </w:tabs>
+        <w:ind w:left="2880" w:hanging="360"/>
+      </w:pPr>
+      <w:rPr>
+        <w:rFonts w:ascii="Wingdings" w:hAnsi="Wingdings" w:hint="default"/>
+        <w:sz w:val="20"/>
+      </w:rPr>
+    </w:lvl>
+    <w:lvl w:ilvl="4" w:tentative="1">
+      <w:start w:val="1"/>
+      <w:numFmt w:val="bullet"/>
+      <w:lvlText w:val=""/>
+      <w:lvlJc w:val="left"/>
+      <w:pPr>
+        <w:tabs>
+          <w:tab w:val="num" w:pos="3600"/>
+        </w:tabs>
+        <w:ind w:left="3600" w:hanging="360"/>
+      </w:pPr>
+      <w:rPr>
+        <w:rFonts w:ascii="Wingdings" w:hAnsi="Wingdings" w:hint="default"/>
+        <w:sz w:val="20"/>
+      </w:rPr>
+    </w:lvl>
+    <w:lvl w:ilvl="5" w:tentative="1">
+      <w:start w:val="1"/>
+      <w:numFmt w:val="bullet"/>
+      <w:lvlText w:val=""/>
+      <w:lvlJc w:val="left"/>
+      <w:pPr>
+        <w:tabs>
+          <w:tab w:val="num" w:pos="4320"/>
+        </w:tabs>
+        <w:ind w:left="4320" w:hanging="360"/>
+      </w:pPr>
+      <w:rPr>
+        <w:rFonts w:ascii="Wingdings" w:hAnsi="Wingdings" w:hint="default"/>
+        <w:sz w:val="20"/>
+      </w:rPr>
+    </w:lvl>
+    <w:lvl w:ilvl="6" w:tentative="1">
+      <w:start w:val="1"/>
+      <w:numFmt w:val="bullet"/>
+      <w:lvlText w:val=""/>
+      <w:lvlJc w:val="left"/>
+      <w:pPr>
+        <w:tabs>
+          <w:tab w:val="num" w:pos="5040"/>
+        </w:tabs>
+        <w:ind w:left="5040" w:hanging="360"/>
+      </w:pPr>
+      <w:rPr>
+        <w:rFonts w:ascii="Wingdings" w:hAnsi="Wingdings" w:hint="default"/>
+        <w:sz w:val="20"/>
+      </w:rPr>
+    </w:lvl>
+    <w:lvl w:ilvl="7" w:tentative="1">
+      <w:start w:val="1"/>
+      <w:numFmt w:val="bullet"/>
+      <w:lvlText w:val=""/>
+      <w:lvlJc w:val="left"/>
+      <w:pPr>
+        <w:tabs>
+          <w:tab w:val="num" w:pos="5760"/>
+        </w:tabs>
+        <w:ind w:left="5760" w:hanging="360"/>
+      </w:pPr>
+      <w:rPr>
+        <w:rFonts w:ascii="Wingdings" w:hAnsi="Wingdings" w:hint="default"/>
+        <w:sz w:val="20"/>
+      </w:rPr>
+    </w:lvl>
+    <w:lvl w:ilvl="8" w:tentative="1">
+      <w:start w:val="1"/>
+      <w:numFmt w:val="bullet"/>
+      <w:lvlText w:val=""/>
+      <w:lvlJc w:val="left"/>
+      <w:pPr>
+        <w:tabs>
+          <w:tab w:val="num" w:pos="6480"/>
+        </w:tabs>
+        <w:ind w:left="6480" w:hanging="360"/>
+      </w:pPr>
+      <w:rPr>
+        <w:rFonts w:ascii="Wingdings" w:hAnsi="Wingdings" w:hint="default"/>
+        <w:sz w:val="20"/>
+      </w:rPr>
+    </w:lvl>
+  </w:abstractNum>
+  <w:abstractNum w:abstractNumId="2" w15:restartNumberingAfterBreak="0">
     <w:nsid w:val="0FE14E26"/>
     <w:multiLevelType w:val="hybridMultilevel"/>
     <w:tmpl w:val="C63ECC20"/>
@@ -8342,7 +8528,7 @@
       </w:rPr>
     </w:lvl>
   </w:abstractNum>
-  <w:abstractNum w:abstractNumId="2" w15:restartNumberingAfterBreak="0">
+  <w:abstractNum w:abstractNumId="3" w15:restartNumberingAfterBreak="0">
     <w:nsid w:val="158F53FD"/>
     <w:multiLevelType w:val="multilevel"/>
     <w:tmpl w:val="C008A948"/>
@@ -8491,7 +8677,7 @@
       </w:rPr>
     </w:lvl>
   </w:abstractNum>
-  <w:abstractNum w:abstractNumId="3" w15:restartNumberingAfterBreak="0">
+  <w:abstractNum w:abstractNumId="4" w15:restartNumberingAfterBreak="0">
     <w:nsid w:val="1863320A"/>
     <w:multiLevelType w:val="multilevel"/>
     <w:tmpl w:val="C5840A92"/>
@@ -8640,7 +8826,7 @@
       </w:rPr>
     </w:lvl>
   </w:abstractNum>
-  <w:abstractNum w:abstractNumId="4" w15:restartNumberingAfterBreak="0">
+  <w:abstractNum w:abstractNumId="5" w15:restartNumberingAfterBreak="0">
     <w:nsid w:val="1D585F3C"/>
     <w:multiLevelType w:val="multilevel"/>
     <w:tmpl w:val="70E46B82"/>
@@ -8789,7 +8975,7 @@
       </w:rPr>
     </w:lvl>
   </w:abstractNum>
-  <w:abstractNum w:abstractNumId="5" w15:restartNumberingAfterBreak="0">
+  <w:abstractNum w:abstractNumId="6" w15:restartNumberingAfterBreak="0">
     <w:nsid w:val="1ED34E0C"/>
     <w:multiLevelType w:val="hybridMultilevel"/>
     <w:tmpl w:val="AAC279E4"/>
@@ -8902,7 +9088,527 @@
       </w:rPr>
     </w:lvl>
   </w:abstractNum>
-  <w:abstractNum w:abstractNumId="6" w15:restartNumberingAfterBreak="0">
+  <w:abstractNum w:abstractNumId="7" w15:restartNumberingAfterBreak="0">
+    <w:nsid w:val="1FA701AB"/>
+    <w:multiLevelType w:val="multilevel"/>
+    <w:tmpl w:val="53A2C188"/>
+    <w:lvl w:ilvl="0">
+      <w:start w:val="1"/>
+      <w:numFmt w:val="bullet"/>
+      <w:lvlText w:val=""/>
+      <w:lvlJc w:val="left"/>
+      <w:pPr>
+        <w:tabs>
+          <w:tab w:val="num" w:pos="720"/>
+        </w:tabs>
+        <w:ind w:left="720" w:hanging="360"/>
+      </w:pPr>
+      <w:rPr>
+        <w:rFonts w:ascii="Symbol" w:hAnsi="Symbol" w:hint="default"/>
+        <w:sz w:val="20"/>
+      </w:rPr>
+    </w:lvl>
+    <w:lvl w:ilvl="1">
+      <w:start w:val="1"/>
+      <w:numFmt w:val="decimal"/>
+      <w:lvlText w:val="%2)"/>
+      <w:lvlJc w:val="left"/>
+      <w:pPr>
+        <w:ind w:left="1440" w:hanging="360"/>
+      </w:pPr>
+      <w:rPr>
+        <w:rFonts w:hint="default"/>
+      </w:rPr>
+    </w:lvl>
+    <w:lvl w:ilvl="2" w:tentative="1">
+      <w:start w:val="1"/>
+      <w:numFmt w:val="bullet"/>
+      <w:lvlText w:val=""/>
+      <w:lvlJc w:val="left"/>
+      <w:pPr>
+        <w:tabs>
+          <w:tab w:val="num" w:pos="2160"/>
+        </w:tabs>
+        <w:ind w:left="2160" w:hanging="360"/>
+      </w:pPr>
+      <w:rPr>
+        <w:rFonts w:ascii="Wingdings" w:hAnsi="Wingdings" w:hint="default"/>
+        <w:sz w:val="20"/>
+      </w:rPr>
+    </w:lvl>
+    <w:lvl w:ilvl="3" w:tentative="1">
+      <w:start w:val="1"/>
+      <w:numFmt w:val="bullet"/>
+      <w:lvlText w:val=""/>
+      <w:lvlJc w:val="left"/>
+      <w:pPr>
+        <w:tabs>
+          <w:tab w:val="num" w:pos="2880"/>
+        </w:tabs>
+        <w:ind w:left="2880" w:hanging="360"/>
+      </w:pPr>
+      <w:rPr>
+        <w:rFonts w:ascii="Wingdings" w:hAnsi="Wingdings" w:hint="default"/>
+        <w:sz w:val="20"/>
+      </w:rPr>
+    </w:lvl>
+    <w:lvl w:ilvl="4" w:tentative="1">
+      <w:start w:val="1"/>
+      <w:numFmt w:val="bullet"/>
+      <w:lvlText w:val=""/>
+      <w:lvlJc w:val="left"/>
+      <w:pPr>
+        <w:tabs>
+          <w:tab w:val="num" w:pos="3600"/>
+        </w:tabs>
+        <w:ind w:left="3600" w:hanging="360"/>
+      </w:pPr>
+      <w:rPr>
+        <w:rFonts w:ascii="Wingdings" w:hAnsi="Wingdings" w:hint="default"/>
+        <w:sz w:val="20"/>
+      </w:rPr>
+    </w:lvl>
+    <w:lvl w:ilvl="5" w:tentative="1">
+      <w:start w:val="1"/>
+      <w:numFmt w:val="bullet"/>
+      <w:lvlText w:val=""/>
+      <w:lvlJc w:val="left"/>
+      <w:pPr>
+        <w:tabs>
+          <w:tab w:val="num" w:pos="4320"/>
+        </w:tabs>
+        <w:ind w:left="4320" w:hanging="360"/>
+      </w:pPr>
+      <w:rPr>
+        <w:rFonts w:ascii="Wingdings" w:hAnsi="Wingdings" w:hint="default"/>
+        <w:sz w:val="20"/>
+      </w:rPr>
+    </w:lvl>
+    <w:lvl w:ilvl="6" w:tentative="1">
+      <w:start w:val="1"/>
+      <w:numFmt w:val="bullet"/>
+      <w:lvlText w:val=""/>
+      <w:lvlJc w:val="left"/>
+      <w:pPr>
+        <w:tabs>
+          <w:tab w:val="num" w:pos="5040"/>
+        </w:tabs>
+        <w:ind w:left="5040" w:hanging="360"/>
+      </w:pPr>
+      <w:rPr>
+        <w:rFonts w:ascii="Wingdings" w:hAnsi="Wingdings" w:hint="default"/>
+        <w:sz w:val="20"/>
+      </w:rPr>
+    </w:lvl>
+    <w:lvl w:ilvl="7" w:tentative="1">
+      <w:start w:val="1"/>
+      <w:numFmt w:val="bullet"/>
+      <w:lvlText w:val=""/>
+      <w:lvlJc w:val="left"/>
+      <w:pPr>
+        <w:tabs>
+          <w:tab w:val="num" w:pos="5760"/>
+        </w:tabs>
+        <w:ind w:left="5760" w:hanging="360"/>
+      </w:pPr>
+      <w:rPr>
+        <w:rFonts w:ascii="Wingdings" w:hAnsi="Wingdings" w:hint="default"/>
+        <w:sz w:val="20"/>
+      </w:rPr>
+    </w:lvl>
+    <w:lvl w:ilvl="8" w:tentative="1">
+      <w:start w:val="1"/>
+      <w:numFmt w:val="bullet"/>
+      <w:lvlText w:val=""/>
+      <w:lvlJc w:val="left"/>
+      <w:pPr>
+        <w:tabs>
+          <w:tab w:val="num" w:pos="6480"/>
+        </w:tabs>
+        <w:ind w:left="6480" w:hanging="360"/>
+      </w:pPr>
+      <w:rPr>
+        <w:rFonts w:ascii="Wingdings" w:hAnsi="Wingdings" w:hint="default"/>
+        <w:sz w:val="20"/>
+      </w:rPr>
+    </w:lvl>
+  </w:abstractNum>
+  <w:abstractNum w:abstractNumId="8" w15:restartNumberingAfterBreak="0">
+    <w:nsid w:val="2B2276E7"/>
+    <w:multiLevelType w:val="hybridMultilevel"/>
+    <w:tmpl w:val="8A684A82"/>
+    <w:lvl w:ilvl="0" w:tplc="040C000B">
+      <w:start w:val="1"/>
+      <w:numFmt w:val="bullet"/>
+      <w:lvlText w:val=""/>
+      <w:lvlJc w:val="left"/>
+      <w:pPr>
+        <w:ind w:left="720" w:hanging="360"/>
+      </w:pPr>
+      <w:rPr>
+        <w:rFonts w:ascii="Wingdings" w:hAnsi="Wingdings" w:hint="default"/>
+      </w:rPr>
+    </w:lvl>
+    <w:lvl w:ilvl="1" w:tplc="040C0003" w:tentative="1">
+      <w:start w:val="1"/>
+      <w:numFmt w:val="bullet"/>
+      <w:lvlText w:val="o"/>
+      <w:lvlJc w:val="left"/>
+      <w:pPr>
+        <w:ind w:left="1440" w:hanging="360"/>
+      </w:pPr>
+      <w:rPr>
+        <w:rFonts w:ascii="Courier New" w:hAnsi="Courier New" w:cs="Courier New" w:hint="default"/>
+      </w:rPr>
+    </w:lvl>
+    <w:lvl w:ilvl="2" w:tplc="040C0005" w:tentative="1">
+      <w:start w:val="1"/>
+      <w:numFmt w:val="bullet"/>
+      <w:lvlText w:val=""/>
+      <w:lvlJc w:val="left"/>
+      <w:pPr>
+        <w:ind w:left="2160" w:hanging="360"/>
+      </w:pPr>
+      <w:rPr>
+        <w:rFonts w:ascii="Wingdings" w:hAnsi="Wingdings" w:hint="default"/>
+      </w:rPr>
+    </w:lvl>
+    <w:lvl w:ilvl="3" w:tplc="040C0001" w:tentative="1">
+      <w:start w:val="1"/>
+      <w:numFmt w:val="bullet"/>
+      <w:lvlText w:val=""/>
+      <w:lvlJc w:val="left"/>
+      <w:pPr>
+        <w:ind w:left="2880" w:hanging="360"/>
+      </w:pPr>
+      <w:rPr>
+        <w:rFonts w:ascii="Symbol" w:hAnsi="Symbol" w:hint="default"/>
+      </w:rPr>
+    </w:lvl>
+    <w:lvl w:ilvl="4" w:tplc="040C0003" w:tentative="1">
+      <w:start w:val="1"/>
+      <w:numFmt w:val="bullet"/>
+      <w:lvlText w:val="o"/>
+      <w:lvlJc w:val="left"/>
+      <w:pPr>
+        <w:ind w:left="3600" w:hanging="360"/>
+      </w:pPr>
+      <w:rPr>
+        <w:rFonts w:ascii="Courier New" w:hAnsi="Courier New" w:cs="Courier New" w:hint="default"/>
+      </w:rPr>
+    </w:lvl>
+    <w:lvl w:ilvl="5" w:tplc="040C0005" w:tentative="1">
+      <w:start w:val="1"/>
+      <w:numFmt w:val="bullet"/>
+      <w:lvlText w:val=""/>
+      <w:lvlJc w:val="left"/>
+      <w:pPr>
+        <w:ind w:left="4320" w:hanging="360"/>
+      </w:pPr>
+      <w:rPr>
+        <w:rFonts w:ascii="Wingdings" w:hAnsi="Wingdings" w:hint="default"/>
+      </w:rPr>
+    </w:lvl>
+    <w:lvl w:ilvl="6" w:tplc="040C0001" w:tentative="1">
+      <w:start w:val="1"/>
+      <w:numFmt w:val="bullet"/>
+      <w:lvlText w:val=""/>
+      <w:lvlJc w:val="left"/>
+      <w:pPr>
+        <w:ind w:left="5040" w:hanging="360"/>
+      </w:pPr>
+      <w:rPr>
+        <w:rFonts w:ascii="Symbol" w:hAnsi="Symbol" w:hint="default"/>
+      </w:rPr>
+    </w:lvl>
+    <w:lvl w:ilvl="7" w:tplc="040C0003" w:tentative="1">
+      <w:start w:val="1"/>
+      <w:numFmt w:val="bullet"/>
+      <w:lvlText w:val="o"/>
+      <w:lvlJc w:val="left"/>
+      <w:pPr>
+        <w:ind w:left="5760" w:hanging="360"/>
+      </w:pPr>
+      <w:rPr>
+        <w:rFonts w:ascii="Courier New" w:hAnsi="Courier New" w:cs="Courier New" w:hint="default"/>
+      </w:rPr>
+    </w:lvl>
+    <w:lvl w:ilvl="8" w:tplc="040C0005" w:tentative="1">
+      <w:start w:val="1"/>
+      <w:numFmt w:val="bullet"/>
+      <w:lvlText w:val=""/>
+      <w:lvlJc w:val="left"/>
+      <w:pPr>
+        <w:ind w:left="6480" w:hanging="360"/>
+      </w:pPr>
+      <w:rPr>
+        <w:rFonts w:ascii="Wingdings" w:hAnsi="Wingdings" w:hint="default"/>
+      </w:rPr>
+    </w:lvl>
+  </w:abstractNum>
+  <w:abstractNum w:abstractNumId="9" w15:restartNumberingAfterBreak="0">
+    <w:nsid w:val="2D264A99"/>
+    <w:multiLevelType w:val="hybridMultilevel"/>
+    <w:tmpl w:val="DAC42BEC"/>
+    <w:lvl w:ilvl="0" w:tplc="040C0001">
+      <w:start w:val="1"/>
+      <w:numFmt w:val="bullet"/>
+      <w:lvlText w:val=""/>
+      <w:lvlJc w:val="left"/>
+      <w:pPr>
+        <w:ind w:left="1440" w:hanging="360"/>
+      </w:pPr>
+      <w:rPr>
+        <w:rFonts w:ascii="Symbol" w:hAnsi="Symbol" w:hint="default"/>
+      </w:rPr>
+    </w:lvl>
+    <w:lvl w:ilvl="1" w:tplc="FFFFFFFF" w:tentative="1">
+      <w:start w:val="1"/>
+      <w:numFmt w:val="bullet"/>
+      <w:lvlText w:val="o"/>
+      <w:lvlJc w:val="left"/>
+      <w:pPr>
+        <w:ind w:left="2160" w:hanging="360"/>
+      </w:pPr>
+      <w:rPr>
+        <w:rFonts w:ascii="Courier New" w:hAnsi="Courier New" w:cs="Courier New" w:hint="default"/>
+      </w:rPr>
+    </w:lvl>
+    <w:lvl w:ilvl="2" w:tplc="FFFFFFFF" w:tentative="1">
+      <w:start w:val="1"/>
+      <w:numFmt w:val="bullet"/>
+      <w:lvlText w:val=""/>
+      <w:lvlJc w:val="left"/>
+      <w:pPr>
+        <w:ind w:left="2880" w:hanging="360"/>
+      </w:pPr>
+      <w:rPr>
+        <w:rFonts w:ascii="Wingdings" w:hAnsi="Wingdings" w:hint="default"/>
+      </w:rPr>
+    </w:lvl>
+    <w:lvl w:ilvl="3" w:tplc="FFFFFFFF" w:tentative="1">
+      <w:start w:val="1"/>
+      <w:numFmt w:val="bullet"/>
+      <w:lvlText w:val=""/>
+      <w:lvlJc w:val="left"/>
+      <w:pPr>
+        <w:ind w:left="3600" w:hanging="360"/>
+      </w:pPr>
+      <w:rPr>
+        <w:rFonts w:ascii="Symbol" w:hAnsi="Symbol" w:hint="default"/>
+      </w:rPr>
+    </w:lvl>
+    <w:lvl w:ilvl="4" w:tplc="FFFFFFFF" w:tentative="1">
+      <w:start w:val="1"/>
+      <w:numFmt w:val="bullet"/>
+      <w:lvlText w:val="o"/>
+      <w:lvlJc w:val="left"/>
+      <w:pPr>
+        <w:ind w:left="4320" w:hanging="360"/>
+      </w:pPr>
+      <w:rPr>
+        <w:rFonts w:ascii="Courier New" w:hAnsi="Courier New" w:cs="Courier New" w:hint="default"/>
+      </w:rPr>
+    </w:lvl>
+    <w:lvl w:ilvl="5" w:tplc="FFFFFFFF" w:tentative="1">
+      <w:start w:val="1"/>
+      <w:numFmt w:val="bullet"/>
+      <w:lvlText w:val=""/>
+      <w:lvlJc w:val="left"/>
+      <w:pPr>
+        <w:ind w:left="5040" w:hanging="360"/>
+      </w:pPr>
+      <w:rPr>
+        <w:rFonts w:ascii="Wingdings" w:hAnsi="Wingdings" w:hint="default"/>
+      </w:rPr>
+    </w:lvl>
+    <w:lvl w:ilvl="6" w:tplc="FFFFFFFF" w:tentative="1">
+      <w:start w:val="1"/>
+      <w:numFmt w:val="bullet"/>
+      <w:lvlText w:val=""/>
+      <w:lvlJc w:val="left"/>
+      <w:pPr>
+        <w:ind w:left="5760" w:hanging="360"/>
+      </w:pPr>
+      <w:rPr>
+        <w:rFonts w:ascii="Symbol" w:hAnsi="Symbol" w:hint="default"/>
+      </w:rPr>
+    </w:lvl>
+    <w:lvl w:ilvl="7" w:tplc="FFFFFFFF" w:tentative="1">
+      <w:start w:val="1"/>
+      <w:numFmt w:val="bullet"/>
+      <w:lvlText w:val="o"/>
+      <w:lvlJc w:val="left"/>
+      <w:pPr>
+        <w:ind w:left="6480" w:hanging="360"/>
+      </w:pPr>
+      <w:rPr>
+        <w:rFonts w:ascii="Courier New" w:hAnsi="Courier New" w:cs="Courier New" w:hint="default"/>
+      </w:rPr>
+    </w:lvl>
+    <w:lvl w:ilvl="8" w:tplc="FFFFFFFF" w:tentative="1">
+      <w:start w:val="1"/>
+      <w:numFmt w:val="bullet"/>
+      <w:lvlText w:val=""/>
+      <w:lvlJc w:val="left"/>
+      <w:pPr>
+        <w:ind w:left="7200" w:hanging="360"/>
+      </w:pPr>
+      <w:rPr>
+        <w:rFonts w:ascii="Wingdings" w:hAnsi="Wingdings" w:hint="default"/>
+      </w:rPr>
+    </w:lvl>
+  </w:abstractNum>
+  <w:abstractNum w:abstractNumId="10" w15:restartNumberingAfterBreak="0">
+    <w:nsid w:val="302B29FF"/>
+    <w:multiLevelType w:val="multilevel"/>
+    <w:tmpl w:val="08227932"/>
+    <w:lvl w:ilvl="0">
+      <w:start w:val="1"/>
+      <w:numFmt w:val="bullet"/>
+      <w:lvlText w:val=""/>
+      <w:lvlJc w:val="left"/>
+      <w:pPr>
+        <w:tabs>
+          <w:tab w:val="num" w:pos="720"/>
+        </w:tabs>
+        <w:ind w:left="720" w:hanging="360"/>
+      </w:pPr>
+      <w:rPr>
+        <w:rFonts w:ascii="Symbol" w:hAnsi="Symbol" w:hint="default"/>
+        <w:sz w:val="20"/>
+      </w:rPr>
+    </w:lvl>
+    <w:lvl w:ilvl="1" w:tentative="1">
+      <w:start w:val="1"/>
+      <w:numFmt w:val="bullet"/>
+      <w:lvlText w:val="o"/>
+      <w:lvlJc w:val="left"/>
+      <w:pPr>
+        <w:tabs>
+          <w:tab w:val="num" w:pos="1440"/>
+        </w:tabs>
+        <w:ind w:left="1440" w:hanging="360"/>
+      </w:pPr>
+      <w:rPr>
+        <w:rFonts w:ascii="Courier New" w:hAnsi="Courier New" w:hint="default"/>
+        <w:sz w:val="20"/>
+      </w:rPr>
+    </w:lvl>
+    <w:lvl w:ilvl="2" w:tentative="1">
+      <w:start w:val="1"/>
+      <w:numFmt w:val="bullet"/>
+      <w:lvlText w:val=""/>
+      <w:lvlJc w:val="left"/>
+      <w:pPr>
+        <w:tabs>
+          <w:tab w:val="num" w:pos="2160"/>
+        </w:tabs>
+        <w:ind w:left="2160" w:hanging="360"/>
+      </w:pPr>
+      <w:rPr>
+        <w:rFonts w:ascii="Wingdings" w:hAnsi="Wingdings" w:hint="default"/>
+        <w:sz w:val="20"/>
+      </w:rPr>
+    </w:lvl>
+    <w:lvl w:ilvl="3" w:tentative="1">
+      <w:start w:val="1"/>
+      <w:numFmt w:val="bullet"/>
+      <w:lvlText w:val=""/>
+      <w:lvlJc w:val="left"/>
+      <w:pPr>
+        <w:tabs>
+          <w:tab w:val="num" w:pos="2880"/>
+        </w:tabs>
+        <w:ind w:left="2880" w:hanging="360"/>
+      </w:pPr>
+      <w:rPr>
+        <w:rFonts w:ascii="Wingdings" w:hAnsi="Wingdings" w:hint="default"/>
+        <w:sz w:val="20"/>
+      </w:rPr>
+    </w:lvl>
+    <w:lvl w:ilvl="4" w:tentative="1">
+      <w:start w:val="1"/>
+      <w:numFmt w:val="bullet"/>
+      <w:lvlText w:val=""/>
+      <w:lvlJc w:val="left"/>
+      <w:pPr>
+        <w:tabs>
+          <w:tab w:val="num" w:pos="3600"/>
+        </w:tabs>
+        <w:ind w:left="3600" w:hanging="360"/>
+      </w:pPr>
+      <w:rPr>
+        <w:rFonts w:ascii="Wingdings" w:hAnsi="Wingdings" w:hint="default"/>
+        <w:sz w:val="20"/>
+      </w:rPr>
+    </w:lvl>
+    <w:lvl w:ilvl="5" w:tentative="1">
+      <w:start w:val="1"/>
+      <w:numFmt w:val="bullet"/>
+      <w:lvlText w:val=""/>
+      <w:lvlJc w:val="left"/>
+      <w:pPr>
+        <w:tabs>
+          <w:tab w:val="num" w:pos="4320"/>
+        </w:tabs>
+        <w:ind w:left="4320" w:hanging="360"/>
+      </w:pPr>
+      <w:rPr>
+        <w:rFonts w:ascii="Wingdings" w:hAnsi="Wingdings" w:hint="default"/>
+        <w:sz w:val="20"/>
+      </w:rPr>
+    </w:lvl>
+    <w:lvl w:ilvl="6" w:tentative="1">
+      <w:start w:val="1"/>
+      <w:numFmt w:val="bullet"/>
+      <w:lvlText w:val=""/>
+      <w:lvlJc w:val="left"/>
+      <w:pPr>
+        <w:tabs>
+          <w:tab w:val="num" w:pos="5040"/>
+        </w:tabs>
+        <w:ind w:left="5040" w:hanging="360"/>
+      </w:pPr>
+      <w:rPr>
+        <w:rFonts w:ascii="Wingdings" w:hAnsi="Wingdings" w:hint="default"/>
+        <w:sz w:val="20"/>
+      </w:rPr>
+    </w:lvl>
+    <w:lvl w:ilvl="7" w:tentative="1">
+      <w:start w:val="1"/>
+      <w:numFmt w:val="bullet"/>
+      <w:lvlText w:val=""/>
+      <w:lvlJc w:val="left"/>
+      <w:pPr>
+        <w:tabs>
+          <w:tab w:val="num" w:pos="5760"/>
+        </w:tabs>
+        <w:ind w:left="5760" w:hanging="360"/>
+      </w:pPr>
+      <w:rPr>
+        <w:rFonts w:ascii="Wingdings" w:hAnsi="Wingdings" w:hint="default"/>
+        <w:sz w:val="20"/>
+      </w:rPr>
+    </w:lvl>
+    <w:lvl w:ilvl="8" w:tentative="1">
+      <w:start w:val="1"/>
+      <w:numFmt w:val="bullet"/>
+      <w:lvlText w:val=""/>
+      <w:lvlJc w:val="left"/>
+      <w:pPr>
+        <w:tabs>
+          <w:tab w:val="num" w:pos="6480"/>
+        </w:tabs>
+        <w:ind w:left="6480" w:hanging="360"/>
+      </w:pPr>
+      <w:rPr>
+        <w:rFonts w:ascii="Wingdings" w:hAnsi="Wingdings" w:hint="default"/>
+        <w:sz w:val="20"/>
+      </w:rPr>
+    </w:lvl>
+  </w:abstractNum>
+  <w:abstractNum w:abstractNumId="11" w15:restartNumberingAfterBreak="0">
     <w:nsid w:val="325D658C"/>
     <w:multiLevelType w:val="multilevel"/>
     <w:tmpl w:val="D5166C1A"/>
@@ -9051,7 +9757,7 @@
       </w:rPr>
     </w:lvl>
   </w:abstractNum>
-  <w:abstractNum w:abstractNumId="7" w15:restartNumberingAfterBreak="0">
+  <w:abstractNum w:abstractNumId="12" w15:restartNumberingAfterBreak="0">
     <w:nsid w:val="36826874"/>
     <w:multiLevelType w:val="multilevel"/>
     <w:tmpl w:val="E318C934"/>
@@ -9200,7 +9906,418 @@
       </w:rPr>
     </w:lvl>
   </w:abstractNum>
-  <w:abstractNum w:abstractNumId="8" w15:restartNumberingAfterBreak="0">
+  <w:abstractNum w:abstractNumId="13" w15:restartNumberingAfterBreak="0">
+    <w:nsid w:val="3BE45D3D"/>
+    <w:multiLevelType w:val="multilevel"/>
+    <w:tmpl w:val="F2381258"/>
+    <w:lvl w:ilvl="0">
+      <w:start w:val="1"/>
+      <w:numFmt w:val="bullet"/>
+      <w:lvlText w:val=""/>
+      <w:lvlJc w:val="left"/>
+      <w:pPr>
+        <w:tabs>
+          <w:tab w:val="num" w:pos="720"/>
+        </w:tabs>
+        <w:ind w:left="720" w:hanging="360"/>
+      </w:pPr>
+      <w:rPr>
+        <w:rFonts w:ascii="Symbol" w:hAnsi="Symbol" w:hint="default"/>
+        <w:sz w:val="20"/>
+      </w:rPr>
+    </w:lvl>
+    <w:lvl w:ilvl="1" w:tentative="1">
+      <w:start w:val="1"/>
+      <w:numFmt w:val="bullet"/>
+      <w:lvlText w:val="o"/>
+      <w:lvlJc w:val="left"/>
+      <w:pPr>
+        <w:tabs>
+          <w:tab w:val="num" w:pos="1440"/>
+        </w:tabs>
+        <w:ind w:left="1440" w:hanging="360"/>
+      </w:pPr>
+      <w:rPr>
+        <w:rFonts w:ascii="Courier New" w:hAnsi="Courier New" w:hint="default"/>
+        <w:sz w:val="20"/>
+      </w:rPr>
+    </w:lvl>
+    <w:lvl w:ilvl="2" w:tentative="1">
+      <w:start w:val="1"/>
+      <w:numFmt w:val="bullet"/>
+      <w:lvlText w:val=""/>
+      <w:lvlJc w:val="left"/>
+      <w:pPr>
+        <w:tabs>
+          <w:tab w:val="num" w:pos="2160"/>
+        </w:tabs>
+        <w:ind w:left="2160" w:hanging="360"/>
+      </w:pPr>
+      <w:rPr>
+        <w:rFonts w:ascii="Wingdings" w:hAnsi="Wingdings" w:hint="default"/>
+        <w:sz w:val="20"/>
+      </w:rPr>
+    </w:lvl>
+    <w:lvl w:ilvl="3" w:tentative="1">
+      <w:start w:val="1"/>
+      <w:numFmt w:val="bullet"/>
+      <w:lvlText w:val=""/>
+      <w:lvlJc w:val="left"/>
+      <w:pPr>
+        <w:tabs>
+          <w:tab w:val="num" w:pos="2880"/>
+        </w:tabs>
+        <w:ind w:left="2880" w:hanging="360"/>
+      </w:pPr>
+      <w:rPr>
+        <w:rFonts w:ascii="Wingdings" w:hAnsi="Wingdings" w:hint="default"/>
+        <w:sz w:val="20"/>
+      </w:rPr>
+    </w:lvl>
+    <w:lvl w:ilvl="4" w:tentative="1">
+      <w:start w:val="1"/>
+      <w:numFmt w:val="bullet"/>
+      <w:lvlText w:val=""/>
+      <w:lvlJc w:val="left"/>
+      <w:pPr>
+        <w:tabs>
+          <w:tab w:val="num" w:pos="3600"/>
+        </w:tabs>
+        <w:ind w:left="3600" w:hanging="360"/>
+      </w:pPr>
+      <w:rPr>
+        <w:rFonts w:ascii="Wingdings" w:hAnsi="Wingdings" w:hint="default"/>
+        <w:sz w:val="20"/>
+      </w:rPr>
+    </w:lvl>
+    <w:lvl w:ilvl="5" w:tentative="1">
+      <w:start w:val="1"/>
+      <w:numFmt w:val="bullet"/>
+      <w:lvlText w:val=""/>
+      <w:lvlJc w:val="left"/>
+      <w:pPr>
+        <w:tabs>
+          <w:tab w:val="num" w:pos="4320"/>
+        </w:tabs>
+        <w:ind w:left="4320" w:hanging="360"/>
+      </w:pPr>
+      <w:rPr>
+        <w:rFonts w:ascii="Wingdings" w:hAnsi="Wingdings" w:hint="default"/>
+        <w:sz w:val="20"/>
+      </w:rPr>
+    </w:lvl>
+    <w:lvl w:ilvl="6" w:tentative="1">
+      <w:start w:val="1"/>
+      <w:numFmt w:val="bullet"/>
+      <w:lvlText w:val=""/>
+      <w:lvlJc w:val="left"/>
+      <w:pPr>
+        <w:tabs>
+          <w:tab w:val="num" w:pos="5040"/>
+        </w:tabs>
+        <w:ind w:left="5040" w:hanging="360"/>
+      </w:pPr>
+      <w:rPr>
+        <w:rFonts w:ascii="Wingdings" w:hAnsi="Wingdings" w:hint="default"/>
+        <w:sz w:val="20"/>
+      </w:rPr>
+    </w:lvl>
+    <w:lvl w:ilvl="7" w:tentative="1">
+      <w:start w:val="1"/>
+      <w:numFmt w:val="bullet"/>
+      <w:lvlText w:val=""/>
+      <w:lvlJc w:val="left"/>
+      <w:pPr>
+        <w:tabs>
+          <w:tab w:val="num" w:pos="5760"/>
+        </w:tabs>
+        <w:ind w:left="5760" w:hanging="360"/>
+      </w:pPr>
+      <w:rPr>
+        <w:rFonts w:ascii="Wingdings" w:hAnsi="Wingdings" w:hint="default"/>
+        <w:sz w:val="20"/>
+      </w:rPr>
+    </w:lvl>
+    <w:lvl w:ilvl="8" w:tentative="1">
+      <w:start w:val="1"/>
+      <w:numFmt w:val="bullet"/>
+      <w:lvlText w:val=""/>
+      <w:lvlJc w:val="left"/>
+      <w:pPr>
+        <w:tabs>
+          <w:tab w:val="num" w:pos="6480"/>
+        </w:tabs>
+        <w:ind w:left="6480" w:hanging="360"/>
+      </w:pPr>
+      <w:rPr>
+        <w:rFonts w:ascii="Wingdings" w:hAnsi="Wingdings" w:hint="default"/>
+        <w:sz w:val="20"/>
+      </w:rPr>
+    </w:lvl>
+  </w:abstractNum>
+  <w:abstractNum w:abstractNumId="14" w15:restartNumberingAfterBreak="0">
+    <w:nsid w:val="3C7F0B29"/>
+    <w:multiLevelType w:val="multilevel"/>
+    <w:tmpl w:val="B8A07F7E"/>
+    <w:lvl w:ilvl="0">
+      <w:start w:val="1"/>
+      <w:numFmt w:val="bullet"/>
+      <w:lvlText w:val=""/>
+      <w:lvlJc w:val="left"/>
+      <w:pPr>
+        <w:tabs>
+          <w:tab w:val="num" w:pos="720"/>
+        </w:tabs>
+        <w:ind w:left="720" w:hanging="360"/>
+      </w:pPr>
+      <w:rPr>
+        <w:rFonts w:ascii="Symbol" w:hAnsi="Symbol" w:hint="default"/>
+        <w:sz w:val="20"/>
+      </w:rPr>
+    </w:lvl>
+    <w:lvl w:ilvl="1" w:tentative="1">
+      <w:start w:val="1"/>
+      <w:numFmt w:val="bullet"/>
+      <w:lvlText w:val="o"/>
+      <w:lvlJc w:val="left"/>
+      <w:pPr>
+        <w:tabs>
+          <w:tab w:val="num" w:pos="1440"/>
+        </w:tabs>
+        <w:ind w:left="1440" w:hanging="360"/>
+      </w:pPr>
+      <w:rPr>
+        <w:rFonts w:ascii="Courier New" w:hAnsi="Courier New" w:hint="default"/>
+        <w:sz w:val="20"/>
+      </w:rPr>
+    </w:lvl>
+    <w:lvl w:ilvl="2" w:tentative="1">
+      <w:start w:val="1"/>
+      <w:numFmt w:val="bullet"/>
+      <w:lvlText w:val=""/>
+      <w:lvlJc w:val="left"/>
+      <w:pPr>
+        <w:tabs>
+          <w:tab w:val="num" w:pos="2160"/>
+        </w:tabs>
+        <w:ind w:left="2160" w:hanging="360"/>
+      </w:pPr>
+      <w:rPr>
+        <w:rFonts w:ascii="Wingdings" w:hAnsi="Wingdings" w:hint="default"/>
+        <w:sz w:val="20"/>
+      </w:rPr>
+    </w:lvl>
+    <w:lvl w:ilvl="3" w:tentative="1">
+      <w:start w:val="1"/>
+      <w:numFmt w:val="bullet"/>
+      <w:lvlText w:val=""/>
+      <w:lvlJc w:val="left"/>
+      <w:pPr>
+        <w:tabs>
+          <w:tab w:val="num" w:pos="2880"/>
+        </w:tabs>
+        <w:ind w:left="2880" w:hanging="360"/>
+      </w:pPr>
+      <w:rPr>
+        <w:rFonts w:ascii="Wingdings" w:hAnsi="Wingdings" w:hint="default"/>
+        <w:sz w:val="20"/>
+      </w:rPr>
+    </w:lvl>
+    <w:lvl w:ilvl="4" w:tentative="1">
+      <w:start w:val="1"/>
+      <w:numFmt w:val="bullet"/>
+      <w:lvlText w:val=""/>
+      <w:lvlJc w:val="left"/>
+      <w:pPr>
+        <w:tabs>
+          <w:tab w:val="num" w:pos="3600"/>
+        </w:tabs>
+        <w:ind w:left="3600" w:hanging="360"/>
+      </w:pPr>
+      <w:rPr>
+        <w:rFonts w:ascii="Wingdings" w:hAnsi="Wingdings" w:hint="default"/>
+        <w:sz w:val="20"/>
+      </w:rPr>
+    </w:lvl>
+    <w:lvl w:ilvl="5" w:tentative="1">
+      <w:start w:val="1"/>
+      <w:numFmt w:val="bullet"/>
+      <w:lvlText w:val=""/>
+      <w:lvlJc w:val="left"/>
+      <w:pPr>
+        <w:tabs>
+          <w:tab w:val="num" w:pos="4320"/>
+        </w:tabs>
+        <w:ind w:left="4320" w:hanging="360"/>
+      </w:pPr>
+      <w:rPr>
+        <w:rFonts w:ascii="Wingdings" w:hAnsi="Wingdings" w:hint="default"/>
+        <w:sz w:val="20"/>
+      </w:rPr>
+    </w:lvl>
+    <w:lvl w:ilvl="6" w:tentative="1">
+      <w:start w:val="1"/>
+      <w:numFmt w:val="bullet"/>
+      <w:lvlText w:val=""/>
+      <w:lvlJc w:val="left"/>
+      <w:pPr>
+        <w:tabs>
+          <w:tab w:val="num" w:pos="5040"/>
+        </w:tabs>
+        <w:ind w:left="5040" w:hanging="360"/>
+      </w:pPr>
+      <w:rPr>
+        <w:rFonts w:ascii="Wingdings" w:hAnsi="Wingdings" w:hint="default"/>
+        <w:sz w:val="20"/>
+      </w:rPr>
+    </w:lvl>
+    <w:lvl w:ilvl="7" w:tentative="1">
+      <w:start w:val="1"/>
+      <w:numFmt w:val="bullet"/>
+      <w:lvlText w:val=""/>
+      <w:lvlJc w:val="left"/>
+      <w:pPr>
+        <w:tabs>
+          <w:tab w:val="num" w:pos="5760"/>
+        </w:tabs>
+        <w:ind w:left="5760" w:hanging="360"/>
+      </w:pPr>
+      <w:rPr>
+        <w:rFonts w:ascii="Wingdings" w:hAnsi="Wingdings" w:hint="default"/>
+        <w:sz w:val="20"/>
+      </w:rPr>
+    </w:lvl>
+    <w:lvl w:ilvl="8" w:tentative="1">
+      <w:start w:val="1"/>
+      <w:numFmt w:val="bullet"/>
+      <w:lvlText w:val=""/>
+      <w:lvlJc w:val="left"/>
+      <w:pPr>
+        <w:tabs>
+          <w:tab w:val="num" w:pos="6480"/>
+        </w:tabs>
+        <w:ind w:left="6480" w:hanging="360"/>
+      </w:pPr>
+      <w:rPr>
+        <w:rFonts w:ascii="Wingdings" w:hAnsi="Wingdings" w:hint="default"/>
+        <w:sz w:val="20"/>
+      </w:rPr>
+    </w:lvl>
+  </w:abstractNum>
+  <w:abstractNum w:abstractNumId="15" w15:restartNumberingAfterBreak="0">
+    <w:nsid w:val="3DCD286F"/>
+    <w:multiLevelType w:val="hybridMultilevel"/>
+    <w:tmpl w:val="9F7A7FF2"/>
+    <w:lvl w:ilvl="0" w:tplc="040C0001">
+      <w:start w:val="1"/>
+      <w:numFmt w:val="bullet"/>
+      <w:lvlText w:val=""/>
+      <w:lvlJc w:val="left"/>
+      <w:pPr>
+        <w:ind w:left="720" w:hanging="360"/>
+      </w:pPr>
+      <w:rPr>
+        <w:rFonts w:ascii="Symbol" w:hAnsi="Symbol" w:hint="default"/>
+      </w:rPr>
+    </w:lvl>
+    <w:lvl w:ilvl="1" w:tplc="FFFFFFFF" w:tentative="1">
+      <w:start w:val="1"/>
+      <w:numFmt w:val="bullet"/>
+      <w:lvlText w:val="o"/>
+      <w:lvlJc w:val="left"/>
+      <w:pPr>
+        <w:ind w:left="1440" w:hanging="360"/>
+      </w:pPr>
+      <w:rPr>
+        <w:rFonts w:ascii="Courier New" w:hAnsi="Courier New" w:cs="Courier New" w:hint="default"/>
+      </w:rPr>
+    </w:lvl>
+    <w:lvl w:ilvl="2" w:tplc="FFFFFFFF" w:tentative="1">
+      <w:start w:val="1"/>
+      <w:numFmt w:val="bullet"/>
+      <w:lvlText w:val=""/>
+      <w:lvlJc w:val="left"/>
+      <w:pPr>
+        <w:ind w:left="2160" w:hanging="360"/>
+      </w:pPr>
+      <w:rPr>
+        <w:rFonts w:ascii="Wingdings" w:hAnsi="Wingdings" w:hint="default"/>
+      </w:rPr>
+    </w:lvl>
+    <w:lvl w:ilvl="3" w:tplc="FFFFFFFF" w:tentative="1">
+      <w:start w:val="1"/>
+      <w:numFmt w:val="bullet"/>
+      <w:lvlText w:val=""/>
+      <w:lvlJc w:val="left"/>
+      <w:pPr>
+        <w:ind w:left="2880" w:hanging="360"/>
+      </w:pPr>
+      <w:rPr>
+        <w:rFonts w:ascii="Symbol" w:hAnsi="Symbol" w:hint="default"/>
+      </w:rPr>
+    </w:lvl>
+    <w:lvl w:ilvl="4" w:tplc="FFFFFFFF" w:tentative="1">
+      <w:start w:val="1"/>
+      <w:numFmt w:val="bullet"/>
+      <w:lvlText w:val="o"/>
+      <w:lvlJc w:val="left"/>
+      <w:pPr>
+        <w:ind w:left="3600" w:hanging="360"/>
+      </w:pPr>
+      <w:rPr>
+        <w:rFonts w:ascii="Courier New" w:hAnsi="Courier New" w:cs="Courier New" w:hint="default"/>
+      </w:rPr>
+    </w:lvl>
+    <w:lvl w:ilvl="5" w:tplc="FFFFFFFF" w:tentative="1">
+      <w:start w:val="1"/>
+      <w:numFmt w:val="bullet"/>
+      <w:lvlText w:val=""/>
+      <w:lvlJc w:val="left"/>
+      <w:pPr>
+        <w:ind w:left="4320" w:hanging="360"/>
+      </w:pPr>
+      <w:rPr>
+        <w:rFonts w:ascii="Wingdings" w:hAnsi="Wingdings" w:hint="default"/>
+      </w:rPr>
+    </w:lvl>
+    <w:lvl w:ilvl="6" w:tplc="FFFFFFFF" w:tentative="1">
+      <w:start w:val="1"/>
+      <w:numFmt w:val="bullet"/>
+      <w:lvlText w:val=""/>
+      <w:lvlJc w:val="left"/>
+      <w:pPr>
+        <w:ind w:left="5040" w:hanging="360"/>
+      </w:pPr>
+      <w:rPr>
+        <w:rFonts w:ascii="Symbol" w:hAnsi="Symbol" w:hint="default"/>
+      </w:rPr>
+    </w:lvl>
+    <w:lvl w:ilvl="7" w:tplc="FFFFFFFF" w:tentative="1">
+      <w:start w:val="1"/>
+      <w:numFmt w:val="bullet"/>
+      <w:lvlText w:val="o"/>
+      <w:lvlJc w:val="left"/>
+      <w:pPr>
+        <w:ind w:left="5760" w:hanging="360"/>
+      </w:pPr>
+      <w:rPr>
+        <w:rFonts w:ascii="Courier New" w:hAnsi="Courier New" w:cs="Courier New" w:hint="default"/>
+      </w:rPr>
+    </w:lvl>
+    <w:lvl w:ilvl="8" w:tplc="FFFFFFFF" w:tentative="1">
+      <w:start w:val="1"/>
+      <w:numFmt w:val="bullet"/>
+      <w:lvlText w:val=""/>
+      <w:lvlJc w:val="left"/>
+      <w:pPr>
+        <w:ind w:left="6480" w:hanging="360"/>
+      </w:pPr>
+      <w:rPr>
+        <w:rFonts w:ascii="Wingdings" w:hAnsi="Wingdings" w:hint="default"/>
+      </w:rPr>
+    </w:lvl>
+  </w:abstractNum>
+  <w:abstractNum w:abstractNumId="16" w15:restartNumberingAfterBreak="0">
     <w:nsid w:val="3EC95EB8"/>
     <w:multiLevelType w:val="multilevel"/>
     <w:tmpl w:val="5B00A136"/>
@@ -9349,7 +10466,7 @@
       </w:rPr>
     </w:lvl>
   </w:abstractNum>
-  <w:abstractNum w:abstractNumId="9" w15:restartNumberingAfterBreak="0">
+  <w:abstractNum w:abstractNumId="17" w15:restartNumberingAfterBreak="0">
     <w:nsid w:val="3F427FF3"/>
     <w:multiLevelType w:val="multilevel"/>
     <w:tmpl w:val="A3326874"/>
@@ -9462,7 +10579,7 @@
       </w:rPr>
     </w:lvl>
   </w:abstractNum>
-  <w:abstractNum w:abstractNumId="10" w15:restartNumberingAfterBreak="0">
+  <w:abstractNum w:abstractNumId="18" w15:restartNumberingAfterBreak="0">
     <w:nsid w:val="46254F39"/>
     <w:multiLevelType w:val="multilevel"/>
     <w:tmpl w:val="04047BD2"/>
@@ -9607,7 +10724,7 @@
       </w:rPr>
     </w:lvl>
   </w:abstractNum>
-  <w:abstractNum w:abstractNumId="11" w15:restartNumberingAfterBreak="0">
+  <w:abstractNum w:abstractNumId="19" w15:restartNumberingAfterBreak="0">
     <w:nsid w:val="4CF47350"/>
     <w:multiLevelType w:val="multilevel"/>
     <w:tmpl w:val="FE28F376"/>
@@ -9756,7 +10873,7 @@
       </w:rPr>
     </w:lvl>
   </w:abstractNum>
-  <w:abstractNum w:abstractNumId="12" w15:restartNumberingAfterBreak="0">
+  <w:abstractNum w:abstractNumId="20" w15:restartNumberingAfterBreak="0">
     <w:nsid w:val="56165F7B"/>
     <w:multiLevelType w:val="hybridMultilevel"/>
     <w:tmpl w:val="4BE87CF6"/>
@@ -9869,7 +10986,7 @@
       </w:rPr>
     </w:lvl>
   </w:abstractNum>
-  <w:abstractNum w:abstractNumId="13" w15:restartNumberingAfterBreak="0">
+  <w:abstractNum w:abstractNumId="21" w15:restartNumberingAfterBreak="0">
     <w:nsid w:val="579818C3"/>
     <w:multiLevelType w:val="multilevel"/>
     <w:tmpl w:val="476A2F44"/>
@@ -10018,7 +11135,120 @@
       </w:rPr>
     </w:lvl>
   </w:abstractNum>
-  <w:abstractNum w:abstractNumId="14" w15:restartNumberingAfterBreak="0">
+  <w:abstractNum w:abstractNumId="22" w15:restartNumberingAfterBreak="0">
+    <w:nsid w:val="5CBF4931"/>
+    <w:multiLevelType w:val="hybridMultilevel"/>
+    <w:tmpl w:val="380A2566"/>
+    <w:lvl w:ilvl="0" w:tplc="040C0001">
+      <w:start w:val="1"/>
+      <w:numFmt w:val="bullet"/>
+      <w:lvlText w:val=""/>
+      <w:lvlJc w:val="left"/>
+      <w:pPr>
+        <w:ind w:left="1080" w:hanging="360"/>
+      </w:pPr>
+      <w:rPr>
+        <w:rFonts w:ascii="Symbol" w:hAnsi="Symbol" w:hint="default"/>
+      </w:rPr>
+    </w:lvl>
+    <w:lvl w:ilvl="1" w:tplc="FFFFFFFF" w:tentative="1">
+      <w:start w:val="1"/>
+      <w:numFmt w:val="bullet"/>
+      <w:lvlText w:val="o"/>
+      <w:lvlJc w:val="left"/>
+      <w:pPr>
+        <w:ind w:left="1800" w:hanging="360"/>
+      </w:pPr>
+      <w:rPr>
+        <w:rFonts w:ascii="Courier New" w:hAnsi="Courier New" w:cs="Courier New" w:hint="default"/>
+      </w:rPr>
+    </w:lvl>
+    <w:lvl w:ilvl="2" w:tplc="FFFFFFFF" w:tentative="1">
+      <w:start w:val="1"/>
+      <w:numFmt w:val="bullet"/>
+      <w:lvlText w:val=""/>
+      <w:lvlJc w:val="left"/>
+      <w:pPr>
+        <w:ind w:left="2520" w:hanging="360"/>
+      </w:pPr>
+      <w:rPr>
+        <w:rFonts w:ascii="Wingdings" w:hAnsi="Wingdings" w:hint="default"/>
+      </w:rPr>
+    </w:lvl>
+    <w:lvl w:ilvl="3" w:tplc="FFFFFFFF" w:tentative="1">
+      <w:start w:val="1"/>
+      <w:numFmt w:val="bullet"/>
+      <w:lvlText w:val=""/>
+      <w:lvlJc w:val="left"/>
+      <w:pPr>
+        <w:ind w:left="3240" w:hanging="360"/>
+      </w:pPr>
+      <w:rPr>
+        <w:rFonts w:ascii="Symbol" w:hAnsi="Symbol" w:hint="default"/>
+      </w:rPr>
+    </w:lvl>
+    <w:lvl w:ilvl="4" w:tplc="FFFFFFFF" w:tentative="1">
+      <w:start w:val="1"/>
+      <w:numFmt w:val="bullet"/>
+      <w:lvlText w:val="o"/>
+      <w:lvlJc w:val="left"/>
+      <w:pPr>
+        <w:ind w:left="3960" w:hanging="360"/>
+      </w:pPr>
+      <w:rPr>
+        <w:rFonts w:ascii="Courier New" w:hAnsi="Courier New" w:cs="Courier New" w:hint="default"/>
+      </w:rPr>
+    </w:lvl>
+    <w:lvl w:ilvl="5" w:tplc="FFFFFFFF" w:tentative="1">
+      <w:start w:val="1"/>
+      <w:numFmt w:val="bullet"/>
+      <w:lvlText w:val=""/>
+      <w:lvlJc w:val="left"/>
+      <w:pPr>
+        <w:ind w:left="4680" w:hanging="360"/>
+      </w:pPr>
+      <w:rPr>
+        <w:rFonts w:ascii="Wingdings" w:hAnsi="Wingdings" w:hint="default"/>
+      </w:rPr>
+    </w:lvl>
+    <w:lvl w:ilvl="6" w:tplc="FFFFFFFF" w:tentative="1">
+      <w:start w:val="1"/>
+      <w:numFmt w:val="bullet"/>
+      <w:lvlText w:val=""/>
+      <w:lvlJc w:val="left"/>
+      <w:pPr>
+        <w:ind w:left="5400" w:hanging="360"/>
+      </w:pPr>
+      <w:rPr>
+        <w:rFonts w:ascii="Symbol" w:hAnsi="Symbol" w:hint="default"/>
+      </w:rPr>
+    </w:lvl>
+    <w:lvl w:ilvl="7" w:tplc="FFFFFFFF" w:tentative="1">
+      <w:start w:val="1"/>
+      <w:numFmt w:val="bullet"/>
+      <w:lvlText w:val="o"/>
+      <w:lvlJc w:val="left"/>
+      <w:pPr>
+        <w:ind w:left="6120" w:hanging="360"/>
+      </w:pPr>
+      <w:rPr>
+        <w:rFonts w:ascii="Courier New" w:hAnsi="Courier New" w:cs="Courier New" w:hint="default"/>
+      </w:rPr>
+    </w:lvl>
+    <w:lvl w:ilvl="8" w:tplc="FFFFFFFF" w:tentative="1">
+      <w:start w:val="1"/>
+      <w:numFmt w:val="bullet"/>
+      <w:lvlText w:val=""/>
+      <w:lvlJc w:val="left"/>
+      <w:pPr>
+        <w:ind w:left="6840" w:hanging="360"/>
+      </w:pPr>
+      <w:rPr>
+        <w:rFonts w:ascii="Wingdings" w:hAnsi="Wingdings" w:hint="default"/>
+      </w:rPr>
+    </w:lvl>
+  </w:abstractNum>
+  <w:abstractNum w:abstractNumId="23" w15:restartNumberingAfterBreak="0">
     <w:nsid w:val="5D2229F6"/>
     <w:multiLevelType w:val="hybridMultilevel"/>
     <w:tmpl w:val="1F8C9F38"/>
@@ -10131,7 +11361,7 @@
       </w:rPr>
     </w:lvl>
   </w:abstractNum>
-  <w:abstractNum w:abstractNumId="15" w15:restartNumberingAfterBreak="0">
+  <w:abstractNum w:abstractNumId="24" w15:restartNumberingAfterBreak="0">
     <w:nsid w:val="62F2388F"/>
     <w:multiLevelType w:val="hybridMultilevel"/>
     <w:tmpl w:val="85883722"/>
@@ -10244,7 +11474,7 @@
       </w:rPr>
     </w:lvl>
   </w:abstractNum>
-  <w:abstractNum w:abstractNumId="16" w15:restartNumberingAfterBreak="0">
+  <w:abstractNum w:abstractNumId="25" w15:restartNumberingAfterBreak="0">
     <w:nsid w:val="65BD4C91"/>
     <w:multiLevelType w:val="multilevel"/>
     <w:tmpl w:val="3E76BF7E"/>
@@ -10393,7 +11623,305 @@
       </w:rPr>
     </w:lvl>
   </w:abstractNum>
-  <w:abstractNum w:abstractNumId="17" w15:restartNumberingAfterBreak="0">
+  <w:abstractNum w:abstractNumId="26" w15:restartNumberingAfterBreak="0">
+    <w:nsid w:val="662D2552"/>
+    <w:multiLevelType w:val="multilevel"/>
+    <w:tmpl w:val="B8B8F6F4"/>
+    <w:lvl w:ilvl="0">
+      <w:start w:val="1"/>
+      <w:numFmt w:val="bullet"/>
+      <w:lvlText w:val=""/>
+      <w:lvlJc w:val="left"/>
+      <w:pPr>
+        <w:tabs>
+          <w:tab w:val="num" w:pos="720"/>
+        </w:tabs>
+        <w:ind w:left="720" w:hanging="360"/>
+      </w:pPr>
+      <w:rPr>
+        <w:rFonts w:ascii="Symbol" w:hAnsi="Symbol" w:hint="default"/>
+        <w:sz w:val="20"/>
+      </w:rPr>
+    </w:lvl>
+    <w:lvl w:ilvl="1" w:tentative="1">
+      <w:start w:val="1"/>
+      <w:numFmt w:val="bullet"/>
+      <w:lvlText w:val="o"/>
+      <w:lvlJc w:val="left"/>
+      <w:pPr>
+        <w:tabs>
+          <w:tab w:val="num" w:pos="1440"/>
+        </w:tabs>
+        <w:ind w:left="1440" w:hanging="360"/>
+      </w:pPr>
+      <w:rPr>
+        <w:rFonts w:ascii="Courier New" w:hAnsi="Courier New" w:hint="default"/>
+        <w:sz w:val="20"/>
+      </w:rPr>
+    </w:lvl>
+    <w:lvl w:ilvl="2" w:tentative="1">
+      <w:start w:val="1"/>
+      <w:numFmt w:val="bullet"/>
+      <w:lvlText w:val=""/>
+      <w:lvlJc w:val="left"/>
+      <w:pPr>
+        <w:tabs>
+          <w:tab w:val="num" w:pos="2160"/>
+        </w:tabs>
+        <w:ind w:left="2160" w:hanging="360"/>
+      </w:pPr>
+      <w:rPr>
+        <w:rFonts w:ascii="Wingdings" w:hAnsi="Wingdings" w:hint="default"/>
+        <w:sz w:val="20"/>
+      </w:rPr>
+    </w:lvl>
+    <w:lvl w:ilvl="3" w:tentative="1">
+      <w:start w:val="1"/>
+      <w:numFmt w:val="bullet"/>
+      <w:lvlText w:val=""/>
+      <w:lvlJc w:val="left"/>
+      <w:pPr>
+        <w:tabs>
+          <w:tab w:val="num" w:pos="2880"/>
+        </w:tabs>
+        <w:ind w:left="2880" w:hanging="360"/>
+      </w:pPr>
+      <w:rPr>
+        <w:rFonts w:ascii="Wingdings" w:hAnsi="Wingdings" w:hint="default"/>
+        <w:sz w:val="20"/>
+      </w:rPr>
+    </w:lvl>
+    <w:lvl w:ilvl="4" w:tentative="1">
+      <w:start w:val="1"/>
+      <w:numFmt w:val="bullet"/>
+      <w:lvlText w:val=""/>
+      <w:lvlJc w:val="left"/>
+      <w:pPr>
+        <w:tabs>
+          <w:tab w:val="num" w:pos="3600"/>
+        </w:tabs>
+        <w:ind w:left="3600" w:hanging="360"/>
+      </w:pPr>
+      <w:rPr>
+        <w:rFonts w:ascii="Wingdings" w:hAnsi="Wingdings" w:hint="default"/>
+        <w:sz w:val="20"/>
+      </w:rPr>
+    </w:lvl>
+    <w:lvl w:ilvl="5" w:tentative="1">
+      <w:start w:val="1"/>
+      <w:numFmt w:val="bullet"/>
+      <w:lvlText w:val=""/>
+      <w:lvlJc w:val="left"/>
+      <w:pPr>
+        <w:tabs>
+          <w:tab w:val="num" w:pos="4320"/>
+        </w:tabs>
+        <w:ind w:left="4320" w:hanging="360"/>
+      </w:pPr>
+      <w:rPr>
+        <w:rFonts w:ascii="Wingdings" w:hAnsi="Wingdings" w:hint="default"/>
+        <w:sz w:val="20"/>
+      </w:rPr>
+    </w:lvl>
+    <w:lvl w:ilvl="6" w:tentative="1">
+      <w:start w:val="1"/>
+      <w:numFmt w:val="bullet"/>
+      <w:lvlText w:val=""/>
+      <w:lvlJc w:val="left"/>
+      <w:pPr>
+        <w:tabs>
+          <w:tab w:val="num" w:pos="5040"/>
+        </w:tabs>
+        <w:ind w:left="5040" w:hanging="360"/>
+      </w:pPr>
+      <w:rPr>
+        <w:rFonts w:ascii="Wingdings" w:hAnsi="Wingdings" w:hint="default"/>
+        <w:sz w:val="20"/>
+      </w:rPr>
+    </w:lvl>
+    <w:lvl w:ilvl="7" w:tentative="1">
+      <w:start w:val="1"/>
+      <w:numFmt w:val="bullet"/>
+      <w:lvlText w:val=""/>
+      <w:lvlJc w:val="left"/>
+      <w:pPr>
+        <w:tabs>
+          <w:tab w:val="num" w:pos="5760"/>
+        </w:tabs>
+        <w:ind w:left="5760" w:hanging="360"/>
+      </w:pPr>
+      <w:rPr>
+        <w:rFonts w:ascii="Wingdings" w:hAnsi="Wingdings" w:hint="default"/>
+        <w:sz w:val="20"/>
+      </w:rPr>
+    </w:lvl>
+    <w:lvl w:ilvl="8" w:tentative="1">
+      <w:start w:val="1"/>
+      <w:numFmt w:val="bullet"/>
+      <w:lvlText w:val=""/>
+      <w:lvlJc w:val="left"/>
+      <w:pPr>
+        <w:tabs>
+          <w:tab w:val="num" w:pos="6480"/>
+        </w:tabs>
+        <w:ind w:left="6480" w:hanging="360"/>
+      </w:pPr>
+      <w:rPr>
+        <w:rFonts w:ascii="Wingdings" w:hAnsi="Wingdings" w:hint="default"/>
+        <w:sz w:val="20"/>
+      </w:rPr>
+    </w:lvl>
+  </w:abstractNum>
+  <w:abstractNum w:abstractNumId="27" w15:restartNumberingAfterBreak="0">
+    <w:nsid w:val="67E34C5E"/>
+    <w:multiLevelType w:val="multilevel"/>
+    <w:tmpl w:val="31BEAA5C"/>
+    <w:lvl w:ilvl="0">
+      <w:start w:val="1"/>
+      <w:numFmt w:val="bullet"/>
+      <w:lvlText w:val=""/>
+      <w:lvlJc w:val="left"/>
+      <w:pPr>
+        <w:tabs>
+          <w:tab w:val="num" w:pos="720"/>
+        </w:tabs>
+        <w:ind w:left="720" w:hanging="360"/>
+      </w:pPr>
+      <w:rPr>
+        <w:rFonts w:ascii="Symbol" w:hAnsi="Symbol" w:hint="default"/>
+        <w:sz w:val="20"/>
+      </w:rPr>
+    </w:lvl>
+    <w:lvl w:ilvl="1" w:tentative="1">
+      <w:start w:val="1"/>
+      <w:numFmt w:val="bullet"/>
+      <w:lvlText w:val="o"/>
+      <w:lvlJc w:val="left"/>
+      <w:pPr>
+        <w:tabs>
+          <w:tab w:val="num" w:pos="1440"/>
+        </w:tabs>
+        <w:ind w:left="1440" w:hanging="360"/>
+      </w:pPr>
+      <w:rPr>
+        <w:rFonts w:ascii="Courier New" w:hAnsi="Courier New" w:hint="default"/>
+        <w:sz w:val="20"/>
+      </w:rPr>
+    </w:lvl>
+    <w:lvl w:ilvl="2" w:tentative="1">
+      <w:start w:val="1"/>
+      <w:numFmt w:val="bullet"/>
+      <w:lvlText w:val=""/>
+      <w:lvlJc w:val="left"/>
+      <w:pPr>
+        <w:tabs>
+          <w:tab w:val="num" w:pos="2160"/>
+        </w:tabs>
+        <w:ind w:left="2160" w:hanging="360"/>
+      </w:pPr>
+      <w:rPr>
+        <w:rFonts w:ascii="Wingdings" w:hAnsi="Wingdings" w:hint="default"/>
+        <w:sz w:val="20"/>
+      </w:rPr>
+    </w:lvl>
+    <w:lvl w:ilvl="3" w:tentative="1">
+      <w:start w:val="1"/>
+      <w:numFmt w:val="bullet"/>
+      <w:lvlText w:val=""/>
+      <w:lvlJc w:val="left"/>
+      <w:pPr>
+        <w:tabs>
+          <w:tab w:val="num" w:pos="2880"/>
+        </w:tabs>
+        <w:ind w:left="2880" w:hanging="360"/>
+      </w:pPr>
+      <w:rPr>
+        <w:rFonts w:ascii="Wingdings" w:hAnsi="Wingdings" w:hint="default"/>
+        <w:sz w:val="20"/>
+      </w:rPr>
+    </w:lvl>
+    <w:lvl w:ilvl="4" w:tentative="1">
+      <w:start w:val="1"/>
+      <w:numFmt w:val="bullet"/>
+      <w:lvlText w:val=""/>
+      <w:lvlJc w:val="left"/>
+      <w:pPr>
+        <w:tabs>
+          <w:tab w:val="num" w:pos="3600"/>
+        </w:tabs>
+        <w:ind w:left="3600" w:hanging="360"/>
+      </w:pPr>
+      <w:rPr>
+        <w:rFonts w:ascii="Wingdings" w:hAnsi="Wingdings" w:hint="default"/>
+        <w:sz w:val="20"/>
+      </w:rPr>
+    </w:lvl>
+    <w:lvl w:ilvl="5" w:tentative="1">
+      <w:start w:val="1"/>
+      <w:numFmt w:val="bullet"/>
+      <w:lvlText w:val=""/>
+      <w:lvlJc w:val="left"/>
+      <w:pPr>
+        <w:tabs>
+          <w:tab w:val="num" w:pos="4320"/>
+        </w:tabs>
+        <w:ind w:left="4320" w:hanging="360"/>
+      </w:pPr>
+      <w:rPr>
+        <w:rFonts w:ascii="Wingdings" w:hAnsi="Wingdings" w:hint="default"/>
+        <w:sz w:val="20"/>
+      </w:rPr>
+    </w:lvl>
+    <w:lvl w:ilvl="6" w:tentative="1">
+      <w:start w:val="1"/>
+      <w:numFmt w:val="bullet"/>
+      <w:lvlText w:val=""/>
+      <w:lvlJc w:val="left"/>
+      <w:pPr>
+        <w:tabs>
+          <w:tab w:val="num" w:pos="5040"/>
+        </w:tabs>
+        <w:ind w:left="5040" w:hanging="360"/>
+      </w:pPr>
+      <w:rPr>
+        <w:rFonts w:ascii="Wingdings" w:hAnsi="Wingdings" w:hint="default"/>
+        <w:sz w:val="20"/>
+      </w:rPr>
+    </w:lvl>
+    <w:lvl w:ilvl="7" w:tentative="1">
+      <w:start w:val="1"/>
+      <w:numFmt w:val="bullet"/>
+      <w:lvlText w:val=""/>
+      <w:lvlJc w:val="left"/>
+      <w:pPr>
+        <w:tabs>
+          <w:tab w:val="num" w:pos="5760"/>
+        </w:tabs>
+        <w:ind w:left="5760" w:hanging="360"/>
+      </w:pPr>
+      <w:rPr>
+        <w:rFonts w:ascii="Wingdings" w:hAnsi="Wingdings" w:hint="default"/>
+        <w:sz w:val="20"/>
+      </w:rPr>
+    </w:lvl>
+    <w:lvl w:ilvl="8" w:tentative="1">
+      <w:start w:val="1"/>
+      <w:numFmt w:val="bullet"/>
+      <w:lvlText w:val=""/>
+      <w:lvlJc w:val="left"/>
+      <w:pPr>
+        <w:tabs>
+          <w:tab w:val="num" w:pos="6480"/>
+        </w:tabs>
+        <w:ind w:left="6480" w:hanging="360"/>
+      </w:pPr>
+      <w:rPr>
+        <w:rFonts w:ascii="Wingdings" w:hAnsi="Wingdings" w:hint="default"/>
+        <w:sz w:val="20"/>
+      </w:rPr>
+    </w:lvl>
+  </w:abstractNum>
+  <w:abstractNum w:abstractNumId="28" w15:restartNumberingAfterBreak="0">
     <w:nsid w:val="69A22F1D"/>
     <w:multiLevelType w:val="hybridMultilevel"/>
     <w:tmpl w:val="69C05186"/>
@@ -10506,7 +12034,120 @@
       </w:rPr>
     </w:lvl>
   </w:abstractNum>
-  <w:abstractNum w:abstractNumId="18" w15:restartNumberingAfterBreak="0">
+  <w:abstractNum w:abstractNumId="29" w15:restartNumberingAfterBreak="0">
+    <w:nsid w:val="70E67E81"/>
+    <w:multiLevelType w:val="hybridMultilevel"/>
+    <w:tmpl w:val="ACA838E6"/>
+    <w:lvl w:ilvl="0" w:tplc="040C0001">
+      <w:start w:val="1"/>
+      <w:numFmt w:val="bullet"/>
+      <w:lvlText w:val=""/>
+      <w:lvlJc w:val="left"/>
+      <w:pPr>
+        <w:ind w:left="720" w:hanging="360"/>
+      </w:pPr>
+      <w:rPr>
+        <w:rFonts w:ascii="Symbol" w:hAnsi="Symbol" w:hint="default"/>
+      </w:rPr>
+    </w:lvl>
+    <w:lvl w:ilvl="1" w:tplc="FFFFFFFF" w:tentative="1">
+      <w:start w:val="1"/>
+      <w:numFmt w:val="bullet"/>
+      <w:lvlText w:val="o"/>
+      <w:lvlJc w:val="left"/>
+      <w:pPr>
+        <w:ind w:left="1440" w:hanging="360"/>
+      </w:pPr>
+      <w:rPr>
+        <w:rFonts w:ascii="Courier New" w:hAnsi="Courier New" w:cs="Courier New" w:hint="default"/>
+      </w:rPr>
+    </w:lvl>
+    <w:lvl w:ilvl="2" w:tplc="FFFFFFFF" w:tentative="1">
+      <w:start w:val="1"/>
+      <w:numFmt w:val="bullet"/>
+      <w:lvlText w:val=""/>
+      <w:lvlJc w:val="left"/>
+      <w:pPr>
+        <w:ind w:left="2160" w:hanging="360"/>
+      </w:pPr>
+      <w:rPr>
+        <w:rFonts w:ascii="Wingdings" w:hAnsi="Wingdings" w:hint="default"/>
+      </w:rPr>
+    </w:lvl>
+    <w:lvl w:ilvl="3" w:tplc="FFFFFFFF" w:tentative="1">
+      <w:start w:val="1"/>
+      <w:numFmt w:val="bullet"/>
+      <w:lvlText w:val=""/>
+      <w:lvlJc w:val="left"/>
+      <w:pPr>
+        <w:ind w:left="2880" w:hanging="360"/>
+      </w:pPr>
+      <w:rPr>
+        <w:rFonts w:ascii="Symbol" w:hAnsi="Symbol" w:hint="default"/>
+      </w:rPr>
+    </w:lvl>
+    <w:lvl w:ilvl="4" w:tplc="FFFFFFFF" w:tentative="1">
+      <w:start w:val="1"/>
+      <w:numFmt w:val="bullet"/>
+      <w:lvlText w:val="o"/>
+      <w:lvlJc w:val="left"/>
+      <w:pPr>
+        <w:ind w:left="3600" w:hanging="360"/>
+      </w:pPr>
+      <w:rPr>
+        <w:rFonts w:ascii="Courier New" w:hAnsi="Courier New" w:cs="Courier New" w:hint="default"/>
+      </w:rPr>
+    </w:lvl>
+    <w:lvl w:ilvl="5" w:tplc="FFFFFFFF" w:tentative="1">
+      <w:start w:val="1"/>
+      <w:numFmt w:val="bullet"/>
+      <w:lvlText w:val=""/>
+      <w:lvlJc w:val="left"/>
+      <w:pPr>
+        <w:ind w:left="4320" w:hanging="360"/>
+      </w:pPr>
+      <w:rPr>
+        <w:rFonts w:ascii="Wingdings" w:hAnsi="Wingdings" w:hint="default"/>
+      </w:rPr>
+    </w:lvl>
+    <w:lvl w:ilvl="6" w:tplc="FFFFFFFF" w:tentative="1">
+      <w:start w:val="1"/>
+      <w:numFmt w:val="bullet"/>
+      <w:lvlText w:val=""/>
+      <w:lvlJc w:val="left"/>
+      <w:pPr>
+        <w:ind w:left="5040" w:hanging="360"/>
+      </w:pPr>
+      <w:rPr>
+        <w:rFonts w:ascii="Symbol" w:hAnsi="Symbol" w:hint="default"/>
+      </w:rPr>
+    </w:lvl>
+    <w:lvl w:ilvl="7" w:tplc="FFFFFFFF" w:tentative="1">
+      <w:start w:val="1"/>
+      <w:numFmt w:val="bullet"/>
+      <w:lvlText w:val="o"/>
+      <w:lvlJc w:val="left"/>
+      <w:pPr>
+        <w:ind w:left="5760" w:hanging="360"/>
+      </w:pPr>
+      <w:rPr>
+        <w:rFonts w:ascii="Courier New" w:hAnsi="Courier New" w:cs="Courier New" w:hint="default"/>
+      </w:rPr>
+    </w:lvl>
+    <w:lvl w:ilvl="8" w:tplc="FFFFFFFF" w:tentative="1">
+      <w:start w:val="1"/>
+      <w:numFmt w:val="bullet"/>
+      <w:lvlText w:val=""/>
+      <w:lvlJc w:val="left"/>
+      <w:pPr>
+        <w:ind w:left="6480" w:hanging="360"/>
+      </w:pPr>
+      <w:rPr>
+        <w:rFonts w:ascii="Wingdings" w:hAnsi="Wingdings" w:hint="default"/>
+      </w:rPr>
+    </w:lvl>
+  </w:abstractNum>
+  <w:abstractNum w:abstractNumId="30" w15:restartNumberingAfterBreak="0">
     <w:nsid w:val="765162DC"/>
     <w:multiLevelType w:val="multilevel"/>
     <w:tmpl w:val="DCE6E146"/>
@@ -10655,7 +12296,7 @@
       </w:rPr>
     </w:lvl>
   </w:abstractNum>
-  <w:abstractNum w:abstractNumId="19" w15:restartNumberingAfterBreak="0">
+  <w:abstractNum w:abstractNumId="31" w15:restartNumberingAfterBreak="0">
     <w:nsid w:val="768B7D79"/>
     <w:multiLevelType w:val="hybridMultilevel"/>
     <w:tmpl w:val="02107342"/>
@@ -10768,7 +12409,7 @@
       </w:rPr>
     </w:lvl>
   </w:abstractNum>
-  <w:abstractNum w:abstractNumId="20" w15:restartNumberingAfterBreak="0">
+  <w:abstractNum w:abstractNumId="32" w15:restartNumberingAfterBreak="0">
     <w:nsid w:val="7C3E1C88"/>
     <w:multiLevelType w:val="multilevel"/>
     <w:tmpl w:val="04D25674"/>
@@ -10917,7 +12558,7 @@
       </w:rPr>
     </w:lvl>
   </w:abstractNum>
-  <w:abstractNum w:abstractNumId="21" w15:restartNumberingAfterBreak="0">
+  <w:abstractNum w:abstractNumId="33" w15:restartNumberingAfterBreak="0">
     <w:nsid w:val="7E624F8C"/>
     <w:multiLevelType w:val="multilevel"/>
     <w:tmpl w:val="81AC46F6"/>
@@ -11067,70 +12708,106 @@
     </w:lvl>
   </w:abstractNum>
   <w:num w:numId="1" w16cid:durableId="1124352216">
-    <w:abstractNumId w:val="15"/>
+    <w:abstractNumId w:val="24"/>
   </w:num>
   <w:num w:numId="2" w16cid:durableId="1870070189">
+    <w:abstractNumId w:val="11"/>
+  </w:num>
+  <w:num w:numId="3" w16cid:durableId="263728274">
+    <w:abstractNumId w:val="25"/>
+  </w:num>
+  <w:num w:numId="4" w16cid:durableId="683945987">
     <w:abstractNumId w:val="6"/>
   </w:num>
-  <w:num w:numId="3" w16cid:durableId="263728274">
+  <w:num w:numId="5" w16cid:durableId="160202422">
+    <w:abstractNumId w:val="23"/>
+  </w:num>
+  <w:num w:numId="6" w16cid:durableId="1193956862">
+    <w:abstractNumId w:val="5"/>
+  </w:num>
+  <w:num w:numId="7" w16cid:durableId="596522479">
+    <w:abstractNumId w:val="20"/>
+  </w:num>
+  <w:num w:numId="8" w16cid:durableId="1890143740">
+    <w:abstractNumId w:val="2"/>
+  </w:num>
+  <w:num w:numId="9" w16cid:durableId="1732655801">
+    <w:abstractNumId w:val="31"/>
+  </w:num>
+  <w:num w:numId="10" w16cid:durableId="1520922900">
+    <w:abstractNumId w:val="28"/>
+  </w:num>
+  <w:num w:numId="11" w16cid:durableId="277880814">
     <w:abstractNumId w:val="16"/>
   </w:num>
-  <w:num w:numId="4" w16cid:durableId="683945987">
-    <w:abstractNumId w:val="5"/>
+  <w:num w:numId="12" w16cid:durableId="2038460523">
+    <w:abstractNumId w:val="18"/>
   </w:num>
-  <w:num w:numId="5" w16cid:durableId="160202422">
-    <w:abstractNumId w:val="14"/>
-  </w:num>
-  <w:num w:numId="6" w16cid:durableId="1193956862">
+  <w:num w:numId="13" w16cid:durableId="1881628900">
     <w:abstractNumId w:val="4"/>
   </w:num>
-  <w:num w:numId="7" w16cid:durableId="596522479">
-    <w:abstractNumId w:val="12"/>
-  </w:num>
-  <w:num w:numId="8" w16cid:durableId="1890143740">
-    <w:abstractNumId w:val="1"/>
-  </w:num>
-  <w:num w:numId="9" w16cid:durableId="1732655801">
-    <w:abstractNumId w:val="19"/>
-  </w:num>
-  <w:num w:numId="10" w16cid:durableId="1520922900">
+  <w:num w:numId="14" w16cid:durableId="1632132541">
     <w:abstractNumId w:val="17"/>
   </w:num>
-  <w:num w:numId="11" w16cid:durableId="277880814">
-    <w:abstractNumId w:val="8"/>
-  </w:num>
-  <w:num w:numId="12" w16cid:durableId="2038460523">
-    <w:abstractNumId w:val="10"/>
-  </w:num>
-  <w:num w:numId="13" w16cid:durableId="1881628900">
+  <w:num w:numId="15" w16cid:durableId="1726947559">
     <w:abstractNumId w:val="3"/>
   </w:num>
-  <w:num w:numId="14" w16cid:durableId="1632132541">
-    <w:abstractNumId w:val="9"/>
-  </w:num>
-  <w:num w:numId="15" w16cid:durableId="1726947559">
-    <w:abstractNumId w:val="2"/>
-  </w:num>
   <w:num w:numId="16" w16cid:durableId="1756970230">
-    <w:abstractNumId w:val="13"/>
+    <w:abstractNumId w:val="21"/>
   </w:num>
   <w:num w:numId="17" w16cid:durableId="1985348225">
-    <w:abstractNumId w:val="18"/>
+    <w:abstractNumId w:val="30"/>
   </w:num>
   <w:num w:numId="18" w16cid:durableId="600768622">
-    <w:abstractNumId w:val="7"/>
+    <w:abstractNumId w:val="12"/>
   </w:num>
   <w:num w:numId="19" w16cid:durableId="1613704349">
     <w:abstractNumId w:val="0"/>
   </w:num>
   <w:num w:numId="20" w16cid:durableId="295843386">
-    <w:abstractNumId w:val="11"/>
+    <w:abstractNumId w:val="19"/>
   </w:num>
   <w:num w:numId="21" w16cid:durableId="49352559">
-    <w:abstractNumId w:val="21"/>
+    <w:abstractNumId w:val="33"/>
   </w:num>
   <w:num w:numId="22" w16cid:durableId="1358921516">
-    <w:abstractNumId w:val="20"/>
+    <w:abstractNumId w:val="32"/>
+  </w:num>
+  <w:num w:numId="23" w16cid:durableId="415327779">
+    <w:abstractNumId w:val="8"/>
+  </w:num>
+  <w:num w:numId="24" w16cid:durableId="1478645410">
+    <w:abstractNumId w:val="14"/>
+  </w:num>
+  <w:num w:numId="25" w16cid:durableId="624503764">
+    <w:abstractNumId w:val="7"/>
+  </w:num>
+  <w:num w:numId="26" w16cid:durableId="295528424">
+    <w:abstractNumId w:val="9"/>
+  </w:num>
+  <w:num w:numId="27" w16cid:durableId="2021736377">
+    <w:abstractNumId w:val="29"/>
+  </w:num>
+  <w:num w:numId="28" w16cid:durableId="1903831187">
+    <w:abstractNumId w:val="15"/>
+  </w:num>
+  <w:num w:numId="29" w16cid:durableId="1714109847">
+    <w:abstractNumId w:val="27"/>
+  </w:num>
+  <w:num w:numId="30" w16cid:durableId="902300387">
+    <w:abstractNumId w:val="13"/>
+  </w:num>
+  <w:num w:numId="31" w16cid:durableId="1245069472">
+    <w:abstractNumId w:val="1"/>
+  </w:num>
+  <w:num w:numId="32" w16cid:durableId="1685981330">
+    <w:abstractNumId w:val="10"/>
+  </w:num>
+  <w:num w:numId="33" w16cid:durableId="543372992">
+    <w:abstractNumId w:val="22"/>
+  </w:num>
+  <w:num w:numId="34" w16cid:durableId="1774663742">
+    <w:abstractNumId w:val="26"/>
   </w:num>
 </w:numbering>
 </file>

--- a/memoire.docx
+++ b/memoire.docx
@@ -15238,7 +15238,6 @@
         <w:t xml:space="preserve"> : il met en évidence les échanges entre les objets du </w:t>
       </w:r>
       <w:proofErr w:type="spellStart"/>
-      <w:proofErr w:type="gramStart"/>
       <w:r>
         <w:rPr>
           <w:rFonts w:ascii="Times New Roman" w:hAnsi="Times New Roman" w:cs="Times New Roman"/>
@@ -15248,7 +15247,6 @@
         <w:t>système.L’utilisation</w:t>
       </w:r>
       <w:proofErr w:type="spellEnd"/>
-      <w:proofErr w:type="gramEnd"/>
       <w:r>
         <w:rPr>
           <w:rFonts w:ascii="Times New Roman" w:hAnsi="Times New Roman" w:cs="Times New Roman"/>
@@ -18008,7 +18006,6 @@
                 <w:rFonts w:ascii="Times New Roman" w:hAnsi="Times New Roman" w:cs="Times New Roman"/>
               </w:rPr>
             </w:pPr>
-            <w:proofErr w:type="gramStart"/>
             <w:r>
               <w:rPr>
                 <w:rFonts w:ascii="Times New Roman" w:hAnsi="Times New Roman" w:cs="Times New Roman"/>
@@ -18019,14 +18016,7 @@
               <w:rPr>
                 <w:rFonts w:ascii="Times New Roman" w:hAnsi="Times New Roman" w:cs="Times New Roman"/>
               </w:rPr>
-              <w:t>ccessibilité multi-supports</w:t>
-            </w:r>
-            <w:proofErr w:type="gramEnd"/>
-            <w:r>
-              <w:rPr>
-                <w:rFonts w:ascii="Times New Roman" w:hAnsi="Times New Roman" w:cs="Times New Roman"/>
-              </w:rPr>
-              <w:t xml:space="preserve"> via navigateur web</w:t>
+              <w:t>ccessibilité multi-supports via navigateur web</w:t>
             </w:r>
           </w:p>
           <w:p>
@@ -28382,70 +28372,94 @@
           <w:rFonts w:ascii="Times New Roman" w:hAnsi="Times New Roman" w:cs="Times New Roman"/>
         </w:rPr>
       </w:pPr>
-    </w:p>
-    <w:p>
-      <w:pPr>
-        <w:rPr>
-          <w:rFonts w:ascii="Times New Roman" w:hAnsi="Times New Roman" w:cs="Times New Roman"/>
-        </w:rPr>
-      </w:pPr>
-    </w:p>
-    <w:p>
-      <w:pPr>
-        <w:rPr>
-          <w:rFonts w:ascii="Times New Roman" w:hAnsi="Times New Roman" w:cs="Times New Roman"/>
-        </w:rPr>
-      </w:pPr>
-    </w:p>
-    <w:p>
-      <w:pPr>
-        <w:rPr>
-          <w:rFonts w:ascii="Times New Roman" w:hAnsi="Times New Roman" w:cs="Times New Roman"/>
-        </w:rPr>
-      </w:pPr>
-    </w:p>
-    <w:p>
-      <w:pPr>
-        <w:rPr>
-          <w:rFonts w:ascii="Times New Roman" w:hAnsi="Times New Roman" w:cs="Times New Roman"/>
-        </w:rPr>
-      </w:pPr>
-    </w:p>
-    <w:p>
-      <w:pPr>
-        <w:rPr>
-          <w:rFonts w:ascii="Times New Roman" w:hAnsi="Times New Roman" w:cs="Times New Roman"/>
-        </w:rPr>
-      </w:pPr>
-    </w:p>
-    <w:p>
-      <w:pPr>
-        <w:pStyle w:val="Titre4"/>
-        <w:rPr>
-          <w:rFonts w:ascii="Times New Roman" w:hAnsi="Times New Roman" w:cs="Times New Roman"/>
-        </w:rPr>
-      </w:pPr>
-      <w:bookmarkStart w:id="7" w:name="_Toc201526437"/>
-      <w:r>
-        <w:rPr>
-          <w:rFonts w:ascii="Times New Roman" w:hAnsi="Times New Roman" w:cs="Times New Roman"/>
-        </w:rPr>
-        <w:t xml:space="preserve">2.2.4.2 - </w:t>
-      </w:r>
-      <w:r>
-        <w:rPr>
-          <w:rFonts w:ascii="Times New Roman" w:hAnsi="Times New Roman" w:cs="Times New Roman"/>
-          <w:u w:val="single"/>
-        </w:rPr>
-        <w:t>Architecture globale de la solution (Diagramme de déploiement)</w:t>
-      </w:r>
-      <w:bookmarkEnd w:id="7"/>
-      <w:r>
-        <w:rPr>
-          <w:rFonts w:ascii="Times New Roman" w:hAnsi="Times New Roman" w:cs="Times New Roman"/>
-        </w:rPr>
-        <w:t> </w:t>
-      </w:r>
+      <w:r>
+        <w:rPr>
+          <w:noProof/>
+        </w:rPr>
+        <w:drawing>
+          <wp:inline distT="0" distB="0" distL="0" distR="0" wp14:anchorId="3BCB8348" wp14:editId="339F0C4D">
+            <wp:extent cx="5760720" cy="3141980"/>
+            <wp:effectExtent l="0" t="0" r="0" b="1270"/>
+            <wp:docPr id="961195653" name="Image 35"/>
+            <wp:cNvGraphicFramePr>
+              <a:graphicFrameLocks xmlns:a="http://schemas.openxmlformats.org/drawingml/2006/main" noChangeAspect="1"/>
+            </wp:cNvGraphicFramePr>
+            <a:graphic xmlns:a="http://schemas.openxmlformats.org/drawingml/2006/main">
+              <a:graphicData uri="http://schemas.openxmlformats.org/drawingml/2006/picture">
+                <pic:pic xmlns:pic="http://schemas.openxmlformats.org/drawingml/2006/picture">
+                  <pic:nvPicPr>
+                    <pic:cNvPr id="0" name="Picture 1"/>
+                    <pic:cNvPicPr>
+                      <a:picLocks noChangeAspect="1" noChangeArrowheads="1"/>
+                    </pic:cNvPicPr>
+                  </pic:nvPicPr>
+                  <pic:blipFill>
+                    <a:blip r:embed="rId11" cstate="print">
+                      <a:extLst>
+                        <a:ext uri="{28A0092B-C50C-407E-A947-70E740481C1C}">
+                          <a14:useLocalDpi xmlns:a14="http://schemas.microsoft.com/office/drawing/2010/main" val="0"/>
+                        </a:ext>
+                      </a:extLst>
+                    </a:blip>
+                    <a:srcRect/>
+                    <a:stretch>
+                      <a:fillRect/>
+                    </a:stretch>
+                  </pic:blipFill>
+                  <pic:spPr bwMode="auto">
+                    <a:xfrm>
+                      <a:off x="0" y="0"/>
+                      <a:ext cx="5760720" cy="3141980"/>
+                    </a:xfrm>
+                    <a:prstGeom prst="rect">
+                      <a:avLst/>
+                    </a:prstGeom>
+                    <a:noFill/>
+                    <a:ln>
+                      <a:noFill/>
+                    </a:ln>
+                  </pic:spPr>
+                </pic:pic>
+              </a:graphicData>
+            </a:graphic>
+          </wp:inline>
+        </w:drawing>
+      </w:r>
+    </w:p>
+    <w:p>
+      <w:pPr>
+        <w:rPr>
+          <w:rFonts w:ascii="Times New Roman" w:hAnsi="Times New Roman" w:cs="Times New Roman"/>
+        </w:rPr>
+      </w:pPr>
+    </w:p>
+    <w:p>
+      <w:pPr>
+        <w:rPr>
+          <w:rFonts w:ascii="Times New Roman" w:hAnsi="Times New Roman" w:cs="Times New Roman"/>
+        </w:rPr>
+      </w:pPr>
+    </w:p>
+    <w:p>
+      <w:pPr>
+        <w:rPr>
+          <w:rFonts w:ascii="Times New Roman" w:hAnsi="Times New Roman" w:cs="Times New Roman"/>
+        </w:rPr>
+      </w:pPr>
+    </w:p>
+    <w:p>
+      <w:pPr>
+        <w:rPr>
+          <w:rFonts w:ascii="Times New Roman" w:hAnsi="Times New Roman" w:cs="Times New Roman"/>
+        </w:rPr>
+      </w:pPr>
+    </w:p>
+    <w:p>
+      <w:pPr>
+        <w:rPr>
+          <w:rFonts w:ascii="Times New Roman" w:hAnsi="Times New Roman" w:cs="Times New Roman"/>
+        </w:rPr>
+      </w:pPr>
     </w:p>
     <w:p>
       <w:pPr>
@@ -28548,7 +28562,16 @@
           <w:b/>
           <w:bCs/>
         </w:rPr>
-        <w:t>Module web interne (pharmacie) : Un environnement de gestion métier destiné à l’administrateur, à l’agent de vente et au gestionnaire de stock. Il permet un pilotage granulaire du référentiel produits, des cycles de vente, de l'approvisionnement et des ressources humaines.</w:t>
+        <w:t xml:space="preserve">Module web interne (pharmacie) : Un environnement de gestion métier destiné à l’administrateur, à l’agent de vente et au gestionnaire de stock. Il permet un pilotage </w:t>
+      </w:r>
+      <w:r>
+        <w:rPr>
+          <w:rFonts w:ascii="Times New Roman" w:hAnsi="Times New Roman" w:cs="Times New Roman"/>
+          <w:b/>
+          <w:bCs/>
+        </w:rPr>
+        <w:lastRenderedPageBreak/>
+        <w:t>granulaire du référentiel produits, des cycles de vente, de l'approvisionnement et des ressources humaines.</w:t>
       </w:r>
     </w:p>
     <w:p>
@@ -28657,7 +28680,6 @@
           <w:b/>
           <w:bCs/>
         </w:rPr>
-        <w:lastRenderedPageBreak/>
         <w:t>Traitement et routage des requêtes entrantes.</w:t>
       </w:r>
     </w:p>
@@ -28943,7 +28965,16 @@
           <w:b/>
           <w:bCs/>
         </w:rPr>
-        <w:t xml:space="preserve"> JSON. Le serveur Node.js assure ensuite la synchronisation atomique avec MongoDB, garantissant une unicité de la source d'information.</w:t>
+        <w:t xml:space="preserve"> JSON. Le serveur </w:t>
+      </w:r>
+      <w:r>
+        <w:rPr>
+          <w:rFonts w:ascii="Times New Roman" w:hAnsi="Times New Roman" w:cs="Times New Roman"/>
+          <w:b/>
+          <w:bCs/>
+        </w:rPr>
+        <w:lastRenderedPageBreak/>
+        <w:t>Node.js assure ensuite la synchronisation atomique avec MongoDB, garantissant une unicité de la source d'information.</w:t>
       </w:r>
     </w:p>
     <w:p>
@@ -29051,6 +29082,212 @@
         </w:rPr>
         <w:t>Ubiquité : Accessibilité multiplateforme via un simple navigateur web.</w:t>
       </w:r>
+    </w:p>
+    <w:p>
+      <w:pPr>
+        <w:rPr>
+          <w:rFonts w:ascii="Times New Roman" w:hAnsi="Times New Roman" w:cs="Times New Roman"/>
+          <w:b/>
+          <w:bCs/>
+        </w:rPr>
+      </w:pPr>
+      <w:r>
+        <w:rPr>
+          <w:noProof/>
+        </w:rPr>
+        <w:drawing>
+          <wp:inline distT="0" distB="0" distL="0" distR="0" wp14:anchorId="1BBC0706" wp14:editId="4DF463A2">
+            <wp:extent cx="5760720" cy="1410970"/>
+            <wp:effectExtent l="0" t="0" r="0" b="0"/>
+            <wp:docPr id="1227025541" name="Image 36"/>
+            <wp:cNvGraphicFramePr>
+              <a:graphicFrameLocks xmlns:a="http://schemas.openxmlformats.org/drawingml/2006/main" noChangeAspect="1"/>
+            </wp:cNvGraphicFramePr>
+            <a:graphic xmlns:a="http://schemas.openxmlformats.org/drawingml/2006/main">
+              <a:graphicData uri="http://schemas.openxmlformats.org/drawingml/2006/picture">
+                <pic:pic xmlns:pic="http://schemas.openxmlformats.org/drawingml/2006/picture">
+                  <pic:nvPicPr>
+                    <pic:cNvPr id="0" name="Picture 3"/>
+                    <pic:cNvPicPr>
+                      <a:picLocks noChangeAspect="1" noChangeArrowheads="1"/>
+                    </pic:cNvPicPr>
+                  </pic:nvPicPr>
+                  <pic:blipFill>
+                    <a:blip r:embed="rId12" cstate="print">
+                      <a:extLst>
+                        <a:ext uri="{28A0092B-C50C-407E-A947-70E740481C1C}">
+                          <a14:useLocalDpi xmlns:a14="http://schemas.microsoft.com/office/drawing/2010/main" val="0"/>
+                        </a:ext>
+                      </a:extLst>
+                    </a:blip>
+                    <a:srcRect/>
+                    <a:stretch>
+                      <a:fillRect/>
+                    </a:stretch>
+                  </pic:blipFill>
+                  <pic:spPr bwMode="auto">
+                    <a:xfrm>
+                      <a:off x="0" y="0"/>
+                      <a:ext cx="5760720" cy="1410970"/>
+                    </a:xfrm>
+                    <a:prstGeom prst="rect">
+                      <a:avLst/>
+                    </a:prstGeom>
+                    <a:noFill/>
+                    <a:ln>
+                      <a:noFill/>
+                    </a:ln>
+                  </pic:spPr>
+                </pic:pic>
+              </a:graphicData>
+            </a:graphic>
+          </wp:inline>
+        </w:drawing>
+      </w:r>
+    </w:p>
+    <w:p>
+      <w:pPr>
+        <w:rPr>
+          <w:rFonts w:ascii="Times New Roman" w:hAnsi="Times New Roman" w:cs="Times New Roman"/>
+          <w:b/>
+          <w:bCs/>
+        </w:rPr>
+      </w:pPr>
+    </w:p>
+    <w:p>
+      <w:pPr>
+        <w:rPr>
+          <w:rFonts w:ascii="Times New Roman" w:hAnsi="Times New Roman" w:cs="Times New Roman"/>
+          <w:b/>
+          <w:bCs/>
+        </w:rPr>
+      </w:pPr>
+    </w:p>
+    <w:p>
+      <w:pPr>
+        <w:rPr>
+          <w:rFonts w:ascii="Times New Roman" w:hAnsi="Times New Roman" w:cs="Times New Roman"/>
+          <w:b/>
+          <w:bCs/>
+        </w:rPr>
+      </w:pPr>
+    </w:p>
+    <w:p>
+      <w:pPr>
+        <w:rPr>
+          <w:rFonts w:ascii="Times New Roman" w:hAnsi="Times New Roman" w:cs="Times New Roman"/>
+          <w:b/>
+          <w:bCs/>
+        </w:rPr>
+      </w:pPr>
+    </w:p>
+    <w:p>
+      <w:pPr>
+        <w:rPr>
+          <w:rFonts w:ascii="Times New Roman" w:hAnsi="Times New Roman" w:cs="Times New Roman"/>
+          <w:b/>
+          <w:bCs/>
+        </w:rPr>
+      </w:pPr>
+    </w:p>
+    <w:p>
+      <w:pPr>
+        <w:rPr>
+          <w:rFonts w:ascii="Times New Roman" w:hAnsi="Times New Roman" w:cs="Times New Roman"/>
+          <w:b/>
+          <w:bCs/>
+        </w:rPr>
+      </w:pPr>
+    </w:p>
+    <w:p>
+      <w:pPr>
+        <w:rPr>
+          <w:rFonts w:ascii="Times New Roman" w:hAnsi="Times New Roman" w:cs="Times New Roman"/>
+          <w:b/>
+          <w:bCs/>
+        </w:rPr>
+      </w:pPr>
+    </w:p>
+    <w:p>
+      <w:pPr>
+        <w:rPr>
+          <w:rFonts w:ascii="Times New Roman" w:hAnsi="Times New Roman" w:cs="Times New Roman"/>
+          <w:b/>
+          <w:bCs/>
+        </w:rPr>
+      </w:pPr>
+    </w:p>
+    <w:p>
+      <w:pPr>
+        <w:rPr>
+          <w:rFonts w:ascii="Times New Roman" w:hAnsi="Times New Roman" w:cs="Times New Roman"/>
+          <w:b/>
+          <w:bCs/>
+        </w:rPr>
+      </w:pPr>
+    </w:p>
+    <w:p>
+      <w:pPr>
+        <w:rPr>
+          <w:rFonts w:ascii="Times New Roman" w:hAnsi="Times New Roman" w:cs="Times New Roman"/>
+          <w:b/>
+          <w:bCs/>
+        </w:rPr>
+      </w:pPr>
+    </w:p>
+    <w:p>
+      <w:pPr>
+        <w:rPr>
+          <w:rFonts w:ascii="Times New Roman" w:hAnsi="Times New Roman" w:cs="Times New Roman"/>
+          <w:b/>
+          <w:bCs/>
+        </w:rPr>
+      </w:pPr>
+    </w:p>
+    <w:p>
+      <w:pPr>
+        <w:rPr>
+          <w:rFonts w:ascii="Times New Roman" w:hAnsi="Times New Roman" w:cs="Times New Roman"/>
+          <w:b/>
+          <w:bCs/>
+        </w:rPr>
+      </w:pPr>
+    </w:p>
+    <w:p>
+      <w:pPr>
+        <w:rPr>
+          <w:rFonts w:ascii="Times New Roman" w:hAnsi="Times New Roman" w:cs="Times New Roman"/>
+          <w:b/>
+          <w:bCs/>
+        </w:rPr>
+      </w:pPr>
+    </w:p>
+    <w:p>
+      <w:pPr>
+        <w:rPr>
+          <w:rFonts w:ascii="Times New Roman" w:hAnsi="Times New Roman" w:cs="Times New Roman"/>
+          <w:b/>
+          <w:bCs/>
+        </w:rPr>
+      </w:pPr>
+    </w:p>
+    <w:p>
+      <w:pPr>
+        <w:rPr>
+          <w:rFonts w:ascii="Times New Roman" w:hAnsi="Times New Roman" w:cs="Times New Roman"/>
+          <w:b/>
+          <w:bCs/>
+        </w:rPr>
+      </w:pPr>
+    </w:p>
+    <w:p>
+      <w:pPr>
+        <w:rPr>
+          <w:rFonts w:ascii="Times New Roman" w:hAnsi="Times New Roman" w:cs="Times New Roman"/>
+          <w:b/>
+          <w:bCs/>
+        </w:rPr>
+      </w:pPr>
     </w:p>
     <w:p>
       <w:pPr>
@@ -29455,8 +29692,8 @@
           <w:rFonts w:ascii="Times New Roman" w:hAnsi="Times New Roman" w:cs="Times New Roman"/>
         </w:rPr>
       </w:pPr>
-      <w:bookmarkStart w:id="8" w:name="_Toc199717802"/>
-      <w:bookmarkStart w:id="9" w:name="_Toc201526439"/>
+      <w:bookmarkStart w:id="7" w:name="_Toc199717802"/>
+      <w:bookmarkStart w:id="8" w:name="_Toc201526439"/>
     </w:p>
     <w:p/>
     <w:p/>
@@ -29474,8 +29711,8 @@
         <w:lastRenderedPageBreak/>
         <w:t>Chapitre I : L’ÉVALUATION DU PROJET</w:t>
       </w:r>
+      <w:bookmarkEnd w:id="7"/>
       <w:bookmarkEnd w:id="8"/>
-      <w:bookmarkEnd w:id="9"/>
     </w:p>
     <w:p>
       <w:pPr>
@@ -29739,6 +29976,13 @@
               </w:rPr>
               <w:t>M. OYERE</w:t>
             </w:r>
+            <w:r>
+              <w:rPr>
+                <w:rFonts w:ascii="Times New Roman" w:hAnsi="Times New Roman" w:cs="Times New Roman"/>
+                <w:color w:val="000000" w:themeColor="text1"/>
+              </w:rPr>
+              <w:t xml:space="preserve"> Céleste</w:t>
+            </w:r>
           </w:p>
         </w:tc>
         <w:tc>
@@ -29823,8 +30067,17 @@
                 <w:rFonts w:ascii="Times New Roman" w:hAnsi="Times New Roman" w:cs="Times New Roman"/>
                 <w:color w:val="000000" w:themeColor="text1"/>
               </w:rPr>
-              <w:t xml:space="preserve">M. EBOMY </w:t>
+              <w:t xml:space="preserve">M. KABA Alpha </w:t>
             </w:r>
+            <w:proofErr w:type="spellStart"/>
+            <w:r>
+              <w:rPr>
+                <w:rFonts w:ascii="Times New Roman" w:hAnsi="Times New Roman" w:cs="Times New Roman"/>
+                <w:color w:val="000000" w:themeColor="text1"/>
+              </w:rPr>
+              <w:t>Kabine</w:t>
+            </w:r>
+            <w:proofErr w:type="spellEnd"/>
           </w:p>
         </w:tc>
         <w:tc>
@@ -29851,7 +30104,7 @@
                 <w:rFonts w:ascii="Times New Roman" w:hAnsi="Times New Roman" w:cs="Times New Roman"/>
                 <w:color w:val="000000" w:themeColor="text1"/>
               </w:rPr>
-              <w:t>Ingénieur système d’information</w:t>
+              <w:t>Etudiant</w:t>
             </w:r>
           </w:p>
         </w:tc>
@@ -29879,7 +30132,7 @@
                 <w:rFonts w:ascii="Times New Roman" w:hAnsi="Times New Roman" w:cs="Times New Roman"/>
                 <w:color w:val="000000" w:themeColor="text1"/>
               </w:rPr>
-              <w:t>Directeur de projet</w:t>
+              <w:t>Réalisateur</w:t>
             </w:r>
           </w:p>
         </w:tc>
@@ -29901,6 +30154,92 @@
           </w:tcPr>
           <w:p>
             <w:pPr>
+              <w:spacing w:line="360" w:lineRule="auto"/>
+              <w:rPr>
+                <w:rFonts w:ascii="Times New Roman" w:hAnsi="Times New Roman" w:cs="Times New Roman"/>
+                <w:color w:val="000000" w:themeColor="text1"/>
+              </w:rPr>
+            </w:pPr>
+            <w:r>
+              <w:rPr>
+                <w:rFonts w:ascii="Times New Roman" w:hAnsi="Times New Roman" w:cs="Times New Roman"/>
+                <w:color w:val="000000" w:themeColor="text1"/>
+              </w:rPr>
+              <w:t xml:space="preserve">M. EBOMY </w:t>
+            </w:r>
+          </w:p>
+        </w:tc>
+        <w:tc>
+          <w:tcPr>
+            <w:tcW w:w="2831" w:type="dxa"/>
+            <w:tcBorders>
+              <w:top w:val="single" w:sz="4" w:space="0" w:color="4F81BD"/>
+              <w:left w:val="single" w:sz="4" w:space="0" w:color="4F81BD"/>
+              <w:bottom w:val="single" w:sz="4" w:space="0" w:color="4F81BD"/>
+              <w:right w:val="single" w:sz="4" w:space="0" w:color="4F81BD"/>
+            </w:tcBorders>
+          </w:tcPr>
+          <w:p>
+            <w:pPr>
+              <w:spacing w:line="360" w:lineRule="auto"/>
+              <w:cnfStyle w:val="000000100000" w:firstRow="0" w:lastRow="0" w:firstColumn="0" w:lastColumn="0" w:oddVBand="0" w:evenVBand="0" w:oddHBand="1" w:evenHBand="0" w:firstRowFirstColumn="0" w:firstRowLastColumn="0" w:lastRowFirstColumn="0" w:lastRowLastColumn="0"/>
+              <w:rPr>
+                <w:rFonts w:ascii="Times New Roman" w:hAnsi="Times New Roman" w:cs="Times New Roman"/>
+                <w:color w:val="000000" w:themeColor="text1"/>
+              </w:rPr>
+            </w:pPr>
+            <w:r>
+              <w:rPr>
+                <w:rFonts w:ascii="Times New Roman" w:hAnsi="Times New Roman" w:cs="Times New Roman"/>
+                <w:color w:val="000000" w:themeColor="text1"/>
+              </w:rPr>
+              <w:t>Ingénieur système d’information</w:t>
+            </w:r>
+          </w:p>
+        </w:tc>
+        <w:tc>
+          <w:tcPr>
+            <w:tcW w:w="2830" w:type="dxa"/>
+            <w:tcBorders>
+              <w:top w:val="single" w:sz="4" w:space="0" w:color="4F81BD"/>
+              <w:left w:val="single" w:sz="4" w:space="0" w:color="4F81BD"/>
+              <w:bottom w:val="single" w:sz="4" w:space="0" w:color="4F81BD"/>
+              <w:right w:val="single" w:sz="4" w:space="0" w:color="4F81BD"/>
+            </w:tcBorders>
+          </w:tcPr>
+          <w:p>
+            <w:pPr>
+              <w:spacing w:line="360" w:lineRule="auto"/>
+              <w:cnfStyle w:val="000000100000" w:firstRow="0" w:lastRow="0" w:firstColumn="0" w:lastColumn="0" w:oddVBand="0" w:evenVBand="0" w:oddHBand="1" w:evenHBand="0" w:firstRowFirstColumn="0" w:firstRowLastColumn="0" w:lastRowFirstColumn="0" w:lastRowLastColumn="0"/>
+              <w:rPr>
+                <w:rFonts w:ascii="Times New Roman" w:hAnsi="Times New Roman" w:cs="Times New Roman"/>
+                <w:color w:val="000000" w:themeColor="text1"/>
+              </w:rPr>
+            </w:pPr>
+            <w:r>
+              <w:rPr>
+                <w:rFonts w:ascii="Times New Roman" w:hAnsi="Times New Roman" w:cs="Times New Roman"/>
+                <w:color w:val="000000" w:themeColor="text1"/>
+              </w:rPr>
+              <w:t>Directeur de projet</w:t>
+            </w:r>
+          </w:p>
+        </w:tc>
+      </w:tr>
+      <w:tr>
+        <w:tc>
+          <w:tcPr>
+            <w:cnfStyle w:val="001000000000" w:firstRow="0" w:lastRow="0" w:firstColumn="1" w:lastColumn="0" w:oddVBand="0" w:evenVBand="0" w:oddHBand="0" w:evenHBand="0" w:firstRowFirstColumn="0" w:firstRowLastColumn="0" w:lastRowFirstColumn="0" w:lastRowLastColumn="0"/>
+            <w:tcW w:w="3401" w:type="dxa"/>
+            <w:tcBorders>
+              <w:top w:val="single" w:sz="4" w:space="0" w:color="4F81BD"/>
+              <w:left w:val="single" w:sz="4" w:space="0" w:color="4F81BD"/>
+              <w:bottom w:val="single" w:sz="4" w:space="0" w:color="4F81BD"/>
+              <w:right w:val="single" w:sz="4" w:space="0" w:color="4F81BD"/>
+            </w:tcBorders>
+          </w:tcPr>
+          <w:p>
+            <w:pPr>
               <w:rPr>
                 <w:rFonts w:ascii="Times New Roman" w:hAnsi="Times New Roman" w:cs="Times New Roman"/>
                 <w:color w:val="000000" w:themeColor="text1"/>
@@ -29938,7 +30277,7 @@
           <w:p>
             <w:pPr>
               <w:jc w:val="center"/>
-              <w:cnfStyle w:val="000000100000" w:firstRow="0" w:lastRow="0" w:firstColumn="0" w:lastColumn="0" w:oddVBand="0" w:evenVBand="0" w:oddHBand="1" w:evenHBand="0" w:firstRowFirstColumn="0" w:firstRowLastColumn="0" w:lastRowFirstColumn="0" w:lastRowLastColumn="0"/>
+              <w:cnfStyle w:val="000000000000" w:firstRow="0" w:lastRow="0" w:firstColumn="0" w:lastColumn="0" w:oddVBand="0" w:evenVBand="0" w:oddHBand="0" w:evenHBand="0" w:firstRowFirstColumn="0" w:firstRowLastColumn="0" w:lastRowFirstColumn="0" w:lastRowLastColumn="0"/>
             </w:pPr>
             <w:r>
               <w:t>Direction Générale (Pharmacienne Titulaire – Directrice Générale)</w:t>
@@ -29958,7 +30297,7 @@
           </w:tcPr>
           <w:p>
             <w:pPr>
-              <w:cnfStyle w:val="000000100000" w:firstRow="0" w:lastRow="0" w:firstColumn="0" w:lastColumn="0" w:oddVBand="0" w:evenVBand="0" w:oddHBand="1" w:evenHBand="0" w:firstRowFirstColumn="0" w:firstRowLastColumn="0" w:lastRowFirstColumn="0" w:lastRowLastColumn="0"/>
+              <w:cnfStyle w:val="000000000000" w:firstRow="0" w:lastRow="0" w:firstColumn="0" w:lastColumn="0" w:oddVBand="0" w:evenVBand="0" w:oddHBand="0" w:evenHBand="0" w:firstRowFirstColumn="0" w:firstRowLastColumn="0" w:lastRowFirstColumn="0" w:lastRowLastColumn="0"/>
               <w:rPr>
                 <w:rFonts w:ascii="Times New Roman" w:hAnsi="Times New Roman" w:cs="Times New Roman"/>
                 <w:color w:val="000000" w:themeColor="text1"/>
@@ -30045,7 +30384,7 @@
           <w:rFonts w:ascii="Times New Roman" w:hAnsi="Times New Roman" w:cs="Times New Roman"/>
         </w:rPr>
       </w:pPr>
-      <w:bookmarkStart w:id="10" w:name="_Toc201526442"/>
+      <w:bookmarkStart w:id="9" w:name="_Toc201526442"/>
       <w:r>
         <w:rPr>
           <w:rFonts w:ascii="Times New Roman" w:hAnsi="Times New Roman" w:cs="Times New Roman"/>
@@ -30060,7 +30399,7 @@
         </w:rPr>
         <w:t>Planification des tâches</w:t>
       </w:r>
-      <w:bookmarkEnd w:id="10"/>
+      <w:bookmarkEnd w:id="9"/>
       <w:r>
         <w:rPr>
           <w:rFonts w:ascii="Times New Roman" w:hAnsi="Times New Roman" w:cs="Times New Roman"/>
@@ -31349,7 +31688,7 @@
           <w:rFonts w:ascii="Times New Roman" w:hAnsi="Times New Roman" w:cs="Times New Roman"/>
         </w:rPr>
       </w:pPr>
-      <w:bookmarkStart w:id="11" w:name="_Toc201526445"/>
+      <w:bookmarkStart w:id="10" w:name="_Toc201526445"/>
     </w:p>
     <w:p/>
     <w:p/>
@@ -31367,29 +31706,29 @@
         <w:lastRenderedPageBreak/>
         <w:t>CHAPITRE II : LES OUTILS ET TECHNIQUES UTILISÉS</w:t>
       </w:r>
+      <w:bookmarkEnd w:id="10"/>
+    </w:p>
+    <w:p>
+      <w:pPr>
+        <w:rPr>
+          <w:rFonts w:ascii="Times New Roman" w:hAnsi="Times New Roman" w:cs="Times New Roman"/>
+          <w:u w:val="single"/>
+        </w:rPr>
+      </w:pPr>
+      <w:bookmarkStart w:id="11" w:name="_Toc201526446"/>
+      <w:r>
+        <w:rPr>
+          <w:rFonts w:ascii="Times New Roman" w:hAnsi="Times New Roman" w:cs="Times New Roman"/>
+        </w:rPr>
+        <w:t xml:space="preserve">2.1 - </w:t>
+      </w:r>
+      <w:r>
+        <w:rPr>
+          <w:rFonts w:ascii="Times New Roman" w:hAnsi="Times New Roman" w:cs="Times New Roman"/>
+        </w:rPr>
+        <w:t>Présentation des techniques</w:t>
+      </w:r>
       <w:bookmarkEnd w:id="11"/>
-    </w:p>
-    <w:p>
-      <w:pPr>
-        <w:rPr>
-          <w:rFonts w:ascii="Times New Roman" w:hAnsi="Times New Roman" w:cs="Times New Roman"/>
-          <w:u w:val="single"/>
-        </w:rPr>
-      </w:pPr>
-      <w:bookmarkStart w:id="12" w:name="_Toc201526446"/>
-      <w:r>
-        <w:rPr>
-          <w:rFonts w:ascii="Times New Roman" w:hAnsi="Times New Roman" w:cs="Times New Roman"/>
-        </w:rPr>
-        <w:t xml:space="preserve">2.1 - </w:t>
-      </w:r>
-      <w:r>
-        <w:rPr>
-          <w:rFonts w:ascii="Times New Roman" w:hAnsi="Times New Roman" w:cs="Times New Roman"/>
-        </w:rPr>
-        <w:t>Présentation des techniques</w:t>
-      </w:r>
-      <w:bookmarkEnd w:id="12"/>
     </w:p>
     <w:p>
       <w:pPr>
@@ -31442,15 +31781,13 @@
         </w:rPr>
         <w:t xml:space="preserve">UML est Langage de Modélisation Unifié, l'anglais Unified Modeling </w:t>
       </w:r>
-      <w:proofErr w:type="spellStart"/>
       <w:r>
         <w:rPr>
           <w:color w:val="000000" w:themeColor="text1"/>
           <w:shd w:val="clear" w:color="auto" w:fill="FFFFFF"/>
         </w:rPr>
-        <w:t>Language</w:t>
-      </w:r>
-      <w:proofErr w:type="spellEnd"/>
+        <w:t>Langage</w:t>
+      </w:r>
       <w:r>
         <w:rPr>
           <w:color w:val="000000" w:themeColor="text1"/>
@@ -31708,7 +32045,7 @@
                     <pic:cNvPicPr/>
                   </pic:nvPicPr>
                   <pic:blipFill>
-                    <a:blip r:embed="rId11" cstate="print">
+                    <a:blip r:embed="rId13" cstate="print">
                       <a:extLst>
                         <a:ext uri="{28A0092B-C50C-407E-A947-70E740481C1C}">
                           <a14:useLocalDpi xmlns:a14="http://schemas.microsoft.com/office/drawing/2010/main" val="0"/>
@@ -31838,7 +32175,7 @@
                     <pic:cNvPicPr/>
                   </pic:nvPicPr>
                   <pic:blipFill>
-                    <a:blip r:embed="rId12" cstate="print">
+                    <a:blip r:embed="rId14" cstate="print">
                       <a:extLst>
                         <a:ext uri="{28A0092B-C50C-407E-A947-70E740481C1C}">
                           <a14:useLocalDpi xmlns:a14="http://schemas.microsoft.com/office/drawing/2010/main" val="0"/>
@@ -32029,7 +32366,7 @@
                     <pic:cNvPicPr/>
                   </pic:nvPicPr>
                   <pic:blipFill>
-                    <a:blip r:embed="rId13" cstate="print">
+                    <a:blip r:embed="rId15" cstate="print">
                       <a:extLst>
                         <a:ext uri="{28A0092B-C50C-407E-A947-70E740481C1C}">
                           <a14:useLocalDpi xmlns:a14="http://schemas.microsoft.com/office/drawing/2010/main" val="0"/>
@@ -32525,8 +32862,8 @@
           <w:bCs w:val="0"/>
         </w:rPr>
       </w:pPr>
-      <w:bookmarkStart w:id="13" w:name="_Toc199717805"/>
-      <w:bookmarkStart w:id="14" w:name="_Toc201526450"/>
+      <w:bookmarkStart w:id="12" w:name="_Toc199717805"/>
+      <w:bookmarkStart w:id="13" w:name="_Toc201526450"/>
     </w:p>
     <w:p>
       <w:pPr>
@@ -32651,8 +32988,8 @@
         <w:lastRenderedPageBreak/>
         <w:t>TABLE DES MATIERES</w:t>
       </w:r>
+      <w:bookmarkEnd w:id="12"/>
       <w:bookmarkEnd w:id="13"/>
-      <w:bookmarkEnd w:id="14"/>
     </w:p>
     <w:p>
       <w:pPr>
@@ -39260,7 +39597,7 @@
       </w:pPr>
     </w:p>
     <w:sectPr>
-      <w:footerReference w:type="default" r:id="rId14"/>
+      <w:footerReference w:type="default" r:id="rId16"/>
       <w:pgSz w:w="11906" w:h="16838"/>
       <w:pgMar w:top="1417" w:right="1417" w:bottom="1417" w:left="1417" w:header="708" w:footer="708" w:gutter="0"/>
       <w:cols w:space="708"/>

--- a/memoire.docx
+++ b/memoire.docx
@@ -15238,6 +15238,7 @@
         <w:t xml:space="preserve"> : il met en évidence les échanges entre les objets du </w:t>
       </w:r>
       <w:proofErr w:type="spellStart"/>
+      <w:proofErr w:type="gramStart"/>
       <w:r>
         <w:rPr>
           <w:rFonts w:ascii="Times New Roman" w:hAnsi="Times New Roman" w:cs="Times New Roman"/>
@@ -15247,6 +15248,7 @@
         <w:t>système.L’utilisation</w:t>
       </w:r>
       <w:proofErr w:type="spellEnd"/>
+      <w:proofErr w:type="gramEnd"/>
       <w:r>
         <w:rPr>
           <w:rFonts w:ascii="Times New Roman" w:hAnsi="Times New Roman" w:cs="Times New Roman"/>
@@ -18006,6 +18008,7 @@
                 <w:rFonts w:ascii="Times New Roman" w:hAnsi="Times New Roman" w:cs="Times New Roman"/>
               </w:rPr>
             </w:pPr>
+            <w:proofErr w:type="gramStart"/>
             <w:r>
               <w:rPr>
                 <w:rFonts w:ascii="Times New Roman" w:hAnsi="Times New Roman" w:cs="Times New Roman"/>
@@ -18016,7 +18019,14 @@
               <w:rPr>
                 <w:rFonts w:ascii="Times New Roman" w:hAnsi="Times New Roman" w:cs="Times New Roman"/>
               </w:rPr>
-              <w:t>ccessibilité multi-supports via navigateur web</w:t>
+              <w:t>ccessibilité multi-supports</w:t>
+            </w:r>
+            <w:proofErr w:type="gramEnd"/>
+            <w:r>
+              <w:rPr>
+                <w:rFonts w:ascii="Times New Roman" w:hAnsi="Times New Roman" w:cs="Times New Roman"/>
+              </w:rPr>
+              <w:t xml:space="preserve"> via navigateur web</w:t>
             </w:r>
           </w:p>
           <w:p>
@@ -25483,10 +25493,53 @@
           <w:rFonts w:ascii="Times New Roman" w:hAnsi="Times New Roman" w:cs="Times New Roman"/>
         </w:rPr>
       </w:pPr>
-      <w:r>
-        <w:rPr>
-          <w:rFonts w:ascii="Times New Roman" w:hAnsi="Times New Roman" w:cs="Times New Roman"/>
-        </w:rPr>
+    </w:p>
+    <w:p>
+      <w:pPr>
+        <w:rPr>
+          <w:rFonts w:ascii="Times New Roman" w:hAnsi="Times New Roman" w:cs="Times New Roman"/>
+        </w:rPr>
+      </w:pPr>
+    </w:p>
+    <w:p>
+      <w:pPr>
+        <w:rPr>
+          <w:rFonts w:ascii="Times New Roman" w:hAnsi="Times New Roman" w:cs="Times New Roman"/>
+        </w:rPr>
+      </w:pPr>
+    </w:p>
+    <w:p>
+      <w:pPr>
+        <w:rPr>
+          <w:rFonts w:ascii="Times New Roman" w:hAnsi="Times New Roman" w:cs="Times New Roman"/>
+        </w:rPr>
+      </w:pPr>
+    </w:p>
+    <w:p>
+      <w:pPr>
+        <w:rPr>
+          <w:rFonts w:ascii="Times New Roman" w:hAnsi="Times New Roman" w:cs="Times New Roman"/>
+        </w:rPr>
+      </w:pPr>
+    </w:p>
+    <w:p>
+      <w:pPr>
+        <w:rPr>
+          <w:rFonts w:ascii="Times New Roman" w:hAnsi="Times New Roman" w:cs="Times New Roman"/>
+        </w:rPr>
+      </w:pPr>
+    </w:p>
+    <w:p>
+      <w:pPr>
+        <w:rPr>
+          <w:rFonts w:ascii="Times New Roman" w:hAnsi="Times New Roman" w:cs="Times New Roman"/>
+        </w:rPr>
+      </w:pPr>
+      <w:r>
+        <w:rPr>
+          <w:rFonts w:ascii="Times New Roman" w:hAnsi="Times New Roman" w:cs="Times New Roman"/>
+        </w:rPr>
+        <w:lastRenderedPageBreak/>
         <w:t>2.2.2.2 Diagramme de séquence</w:t>
       </w:r>
     </w:p>
@@ -25529,167 +25582,6 @@
       <w:pPr>
         <w:rPr>
           <w:rFonts w:ascii="Times New Roman" w:hAnsi="Times New Roman" w:cs="Times New Roman"/>
-        </w:rPr>
-      </w:pPr>
-    </w:p>
-    <w:p>
-      <w:pPr>
-        <w:rPr>
-          <w:rFonts w:ascii="Times New Roman" w:hAnsi="Times New Roman" w:cs="Times New Roman"/>
-          <w:noProof/>
-        </w:rPr>
-      </w:pPr>
-    </w:p>
-    <w:p>
-      <w:pPr>
-        <w:rPr>
-          <w:rFonts w:ascii="Times New Roman" w:hAnsi="Times New Roman" w:cs="Times New Roman"/>
-          <w:noProof/>
-        </w:rPr>
-      </w:pPr>
-    </w:p>
-    <w:p>
-      <w:pPr>
-        <w:rPr>
-          <w:rFonts w:ascii="Times New Roman" w:hAnsi="Times New Roman" w:cs="Times New Roman"/>
-        </w:rPr>
-      </w:pPr>
-    </w:p>
-    <w:p>
-      <w:pPr>
-        <w:rPr>
-          <w:rFonts w:ascii="Times New Roman" w:hAnsi="Times New Roman" w:cs="Times New Roman"/>
-        </w:rPr>
-      </w:pPr>
-    </w:p>
-    <w:p>
-      <w:pPr>
-        <w:rPr>
-          <w:rFonts w:ascii="Times New Roman" w:hAnsi="Times New Roman" w:cs="Times New Roman"/>
-          <w:noProof/>
-        </w:rPr>
-      </w:pPr>
-    </w:p>
-    <w:p>
-      <w:pPr>
-        <w:rPr>
-          <w:rFonts w:ascii="Times New Roman" w:hAnsi="Times New Roman" w:cs="Times New Roman"/>
-          <w:noProof/>
-        </w:rPr>
-      </w:pPr>
-    </w:p>
-    <w:p>
-      <w:pPr>
-        <w:rPr>
-          <w:rFonts w:ascii="Times New Roman" w:hAnsi="Times New Roman" w:cs="Times New Roman"/>
-          <w:noProof/>
-        </w:rPr>
-      </w:pPr>
-    </w:p>
-    <w:p>
-      <w:pPr>
-        <w:rPr>
-          <w:rFonts w:ascii="Times New Roman" w:hAnsi="Times New Roman" w:cs="Times New Roman"/>
-        </w:rPr>
-      </w:pPr>
-    </w:p>
-    <w:p>
-      <w:pPr>
-        <w:rPr>
-          <w:rFonts w:ascii="Times New Roman" w:hAnsi="Times New Roman" w:cs="Times New Roman"/>
-        </w:rPr>
-      </w:pPr>
-    </w:p>
-    <w:p>
-      <w:pPr>
-        <w:rPr>
-          <w:rFonts w:ascii="Times New Roman" w:hAnsi="Times New Roman" w:cs="Times New Roman"/>
-        </w:rPr>
-      </w:pPr>
-    </w:p>
-    <w:p>
-      <w:pPr>
-        <w:rPr>
-          <w:rFonts w:ascii="Times New Roman" w:hAnsi="Times New Roman" w:cs="Times New Roman"/>
-        </w:rPr>
-      </w:pPr>
-    </w:p>
-    <w:p>
-      <w:pPr>
-        <w:rPr>
-          <w:rFonts w:ascii="Times New Roman" w:hAnsi="Times New Roman" w:cs="Times New Roman"/>
-        </w:rPr>
-      </w:pPr>
-    </w:p>
-    <w:p>
-      <w:pPr>
-        <w:rPr>
-          <w:rFonts w:ascii="Times New Roman" w:hAnsi="Times New Roman" w:cs="Times New Roman"/>
-          <w:noProof/>
-        </w:rPr>
-      </w:pPr>
-    </w:p>
-    <w:p>
-      <w:pPr>
-        <w:rPr>
-          <w:rFonts w:ascii="Times New Roman" w:hAnsi="Times New Roman" w:cs="Times New Roman"/>
-          <w:noProof/>
-        </w:rPr>
-      </w:pPr>
-    </w:p>
-    <w:p>
-      <w:pPr>
-        <w:rPr>
-          <w:rFonts w:ascii="Times New Roman" w:hAnsi="Times New Roman" w:cs="Times New Roman"/>
-          <w:noProof/>
-        </w:rPr>
-      </w:pPr>
-    </w:p>
-    <w:p>
-      <w:pPr>
-        <w:rPr>
-          <w:rFonts w:ascii="Times New Roman" w:hAnsi="Times New Roman" w:cs="Times New Roman"/>
-          <w:noProof/>
-        </w:rPr>
-      </w:pPr>
-    </w:p>
-    <w:p>
-      <w:pPr>
-        <w:rPr>
-          <w:rFonts w:ascii="Times New Roman" w:hAnsi="Times New Roman" w:cs="Times New Roman"/>
-          <w:noProof/>
-        </w:rPr>
-      </w:pPr>
-    </w:p>
-    <w:p>
-      <w:pPr>
-        <w:rPr>
-          <w:rFonts w:ascii="Times New Roman" w:hAnsi="Times New Roman" w:cs="Times New Roman"/>
-          <w:noProof/>
-        </w:rPr>
-      </w:pPr>
-    </w:p>
-    <w:p>
-      <w:pPr>
-        <w:rPr>
-          <w:rFonts w:ascii="Times New Roman" w:hAnsi="Times New Roman" w:cs="Times New Roman"/>
-          <w:noProof/>
-        </w:rPr>
-      </w:pPr>
-    </w:p>
-    <w:p>
-      <w:pPr>
-        <w:rPr>
-          <w:rFonts w:ascii="Times New Roman" w:hAnsi="Times New Roman" w:cs="Times New Roman"/>
-          <w:noProof/>
-        </w:rPr>
-      </w:pPr>
-    </w:p>
-    <w:p>
-      <w:pPr>
-        <w:rPr>
-          <w:rFonts w:ascii="Times New Roman" w:hAnsi="Times New Roman" w:cs="Times New Roman"/>
-          <w:noProof/>
         </w:rPr>
       </w:pPr>
     </w:p>
@@ -25773,638 +25665,181 @@
       <w:pPr>
         <w:rPr>
           <w:rFonts w:ascii="Times New Roman" w:hAnsi="Times New Roman" w:cs="Times New Roman"/>
-          <w:noProof/>
-        </w:rPr>
-      </w:pPr>
-    </w:p>
-    <w:p>
-      <w:pPr>
-        <w:rPr>
-          <w:rFonts w:ascii="Times New Roman" w:hAnsi="Times New Roman" w:cs="Times New Roman"/>
-          <w:noProof/>
-        </w:rPr>
-      </w:pPr>
-    </w:p>
-    <w:p>
-      <w:pPr>
-        <w:rPr>
-          <w:rFonts w:ascii="Times New Roman" w:hAnsi="Times New Roman" w:cs="Times New Roman"/>
-          <w:noProof/>
-        </w:rPr>
-      </w:pPr>
-    </w:p>
-    <w:p>
-      <w:pPr>
-        <w:rPr>
-          <w:rFonts w:ascii="Times New Roman" w:hAnsi="Times New Roman" w:cs="Times New Roman"/>
-          <w:noProof/>
-        </w:rPr>
-      </w:pPr>
-    </w:p>
-    <w:p>
-      <w:pPr>
-        <w:rPr>
-          <w:rFonts w:ascii="Times New Roman" w:hAnsi="Times New Roman" w:cs="Times New Roman"/>
-          <w:noProof/>
-        </w:rPr>
-      </w:pPr>
-    </w:p>
-    <w:p>
-      <w:pPr>
-        <w:rPr>
-          <w:rFonts w:ascii="Times New Roman" w:hAnsi="Times New Roman" w:cs="Times New Roman"/>
-          <w:noProof/>
-        </w:rPr>
-      </w:pPr>
-    </w:p>
-    <w:p>
-      <w:pPr>
-        <w:rPr>
-          <w:rFonts w:ascii="Times New Roman" w:hAnsi="Times New Roman" w:cs="Times New Roman"/>
-          <w:noProof/>
-        </w:rPr>
-      </w:pPr>
-    </w:p>
-    <w:p>
-      <w:pPr>
-        <w:rPr>
-          <w:rFonts w:ascii="Times New Roman" w:hAnsi="Times New Roman" w:cs="Times New Roman"/>
-          <w:noProof/>
-        </w:rPr>
-      </w:pPr>
-    </w:p>
-    <w:p>
-      <w:pPr>
-        <w:rPr>
-          <w:rFonts w:ascii="Times New Roman" w:hAnsi="Times New Roman" w:cs="Times New Roman"/>
-          <w:noProof/>
-        </w:rPr>
-      </w:pPr>
-    </w:p>
-    <w:p>
-      <w:pPr>
-        <w:rPr>
-          <w:rFonts w:ascii="Times New Roman" w:hAnsi="Times New Roman" w:cs="Times New Roman"/>
-          <w:noProof/>
-        </w:rPr>
-      </w:pPr>
-    </w:p>
-    <w:p>
-      <w:pPr>
-        <w:rPr>
-          <w:rFonts w:ascii="Times New Roman" w:hAnsi="Times New Roman" w:cs="Times New Roman"/>
-          <w:noProof/>
-        </w:rPr>
-      </w:pPr>
-    </w:p>
-    <w:p>
-      <w:pPr>
-        <w:rPr>
-          <w:rFonts w:ascii="Times New Roman" w:hAnsi="Times New Roman" w:cs="Times New Roman"/>
-          <w:noProof/>
-        </w:rPr>
-      </w:pPr>
-    </w:p>
-    <w:p>
-      <w:pPr>
-        <w:rPr>
-          <w:rFonts w:ascii="Times New Roman" w:hAnsi="Times New Roman" w:cs="Times New Roman"/>
-          <w:noProof/>
-        </w:rPr>
-      </w:pPr>
-    </w:p>
-    <w:p>
-      <w:pPr>
-        <w:rPr>
-          <w:rFonts w:ascii="Times New Roman" w:hAnsi="Times New Roman" w:cs="Times New Roman"/>
-          <w:noProof/>
-        </w:rPr>
-      </w:pPr>
-    </w:p>
-    <w:p>
-      <w:pPr>
-        <w:rPr>
-          <w:rFonts w:ascii="Times New Roman" w:hAnsi="Times New Roman" w:cs="Times New Roman"/>
-          <w:noProof/>
-        </w:rPr>
-      </w:pPr>
-    </w:p>
-    <w:p>
-      <w:pPr>
-        <w:rPr>
-          <w:rFonts w:ascii="Times New Roman" w:hAnsi="Times New Roman" w:cs="Times New Roman"/>
-          <w:noProof/>
-        </w:rPr>
-      </w:pPr>
-    </w:p>
-    <w:p>
-      <w:pPr>
-        <w:rPr>
-          <w:rFonts w:ascii="Times New Roman" w:hAnsi="Times New Roman" w:cs="Times New Roman"/>
-          <w:noProof/>
-        </w:rPr>
-      </w:pPr>
-    </w:p>
-    <w:p>
-      <w:pPr>
-        <w:rPr>
-          <w:rFonts w:ascii="Times New Roman" w:hAnsi="Times New Roman" w:cs="Times New Roman"/>
-          <w:noProof/>
-        </w:rPr>
-      </w:pPr>
-    </w:p>
-    <w:p>
-      <w:pPr>
-        <w:rPr>
-          <w:rFonts w:ascii="Times New Roman" w:hAnsi="Times New Roman" w:cs="Times New Roman"/>
-          <w:noProof/>
-        </w:rPr>
-      </w:pPr>
-    </w:p>
-    <w:p>
-      <w:pPr>
-        <w:rPr>
-          <w:rFonts w:ascii="Times New Roman" w:hAnsi="Times New Roman" w:cs="Times New Roman"/>
-          <w:noProof/>
-        </w:rPr>
-      </w:pPr>
-    </w:p>
-    <w:p>
-      <w:pPr>
-        <w:rPr>
-          <w:rFonts w:ascii="Times New Roman" w:hAnsi="Times New Roman" w:cs="Times New Roman"/>
-          <w:noProof/>
-        </w:rPr>
-      </w:pPr>
-    </w:p>
-    <w:p>
-      <w:pPr>
-        <w:rPr>
-          <w:rFonts w:ascii="Times New Roman" w:hAnsi="Times New Roman" w:cs="Times New Roman"/>
-          <w:noProof/>
-        </w:rPr>
-      </w:pPr>
-    </w:p>
-    <w:p>
-      <w:pPr>
-        <w:rPr>
-          <w:rFonts w:ascii="Times New Roman" w:hAnsi="Times New Roman" w:cs="Times New Roman"/>
-          <w:noProof/>
-        </w:rPr>
-      </w:pPr>
-    </w:p>
-    <w:p>
-      <w:pPr>
-        <w:rPr>
-          <w:rFonts w:ascii="Times New Roman" w:hAnsi="Times New Roman" w:cs="Times New Roman"/>
-          <w:noProof/>
-        </w:rPr>
-      </w:pPr>
-    </w:p>
-    <w:p>
-      <w:pPr>
-        <w:rPr>
-          <w:rFonts w:ascii="Times New Roman" w:hAnsi="Times New Roman" w:cs="Times New Roman"/>
-        </w:rPr>
-      </w:pPr>
-    </w:p>
-    <w:p>
-      <w:pPr>
-        <w:rPr>
-          <w:rFonts w:ascii="Times New Roman" w:hAnsi="Times New Roman" w:cs="Times New Roman"/>
-        </w:rPr>
-      </w:pPr>
-    </w:p>
-    <w:p>
-      <w:pPr>
-        <w:rPr>
-          <w:rFonts w:ascii="Times New Roman" w:hAnsi="Times New Roman" w:cs="Times New Roman"/>
-        </w:rPr>
-      </w:pPr>
-    </w:p>
-    <w:p>
-      <w:pPr>
-        <w:rPr>
-          <w:rFonts w:ascii="Times New Roman" w:hAnsi="Times New Roman" w:cs="Times New Roman"/>
-        </w:rPr>
-      </w:pPr>
-    </w:p>
-    <w:p>
-      <w:pPr>
-        <w:rPr>
-          <w:rFonts w:ascii="Times New Roman" w:hAnsi="Times New Roman" w:cs="Times New Roman"/>
-        </w:rPr>
-      </w:pPr>
-    </w:p>
-    <w:p>
-      <w:pPr>
-        <w:rPr>
-          <w:rFonts w:ascii="Times New Roman" w:hAnsi="Times New Roman" w:cs="Times New Roman"/>
-        </w:rPr>
-      </w:pPr>
-    </w:p>
-    <w:p>
-      <w:pPr>
-        <w:rPr>
-          <w:rFonts w:ascii="Times New Roman" w:hAnsi="Times New Roman" w:cs="Times New Roman"/>
-        </w:rPr>
-      </w:pPr>
-    </w:p>
-    <w:p>
-      <w:pPr>
-        <w:rPr>
-          <w:rFonts w:ascii="Times New Roman" w:hAnsi="Times New Roman" w:cs="Times New Roman"/>
-        </w:rPr>
-      </w:pPr>
-    </w:p>
-    <w:p>
-      <w:pPr>
-        <w:rPr>
-          <w:rFonts w:ascii="Times New Roman" w:hAnsi="Times New Roman" w:cs="Times New Roman"/>
-        </w:rPr>
-      </w:pPr>
-    </w:p>
-    <w:p>
-      <w:pPr>
-        <w:rPr>
-          <w:rFonts w:ascii="Times New Roman" w:hAnsi="Times New Roman" w:cs="Times New Roman"/>
-        </w:rPr>
-      </w:pPr>
-    </w:p>
-    <w:p>
-      <w:pPr>
-        <w:rPr>
-          <w:rFonts w:ascii="Times New Roman" w:hAnsi="Times New Roman" w:cs="Times New Roman"/>
-        </w:rPr>
-      </w:pPr>
-    </w:p>
-    <w:p>
-      <w:pPr>
-        <w:rPr>
-          <w:rFonts w:ascii="Times New Roman" w:hAnsi="Times New Roman" w:cs="Times New Roman"/>
-        </w:rPr>
-      </w:pPr>
-    </w:p>
-    <w:p>
-      <w:pPr>
-        <w:rPr>
-          <w:rFonts w:ascii="Times New Roman" w:hAnsi="Times New Roman" w:cs="Times New Roman"/>
-        </w:rPr>
-      </w:pPr>
-    </w:p>
-    <w:p>
-      <w:pPr>
-        <w:rPr>
-          <w:rFonts w:ascii="Times New Roman" w:hAnsi="Times New Roman" w:cs="Times New Roman"/>
-        </w:rPr>
-      </w:pPr>
-    </w:p>
-    <w:p>
-      <w:pPr>
-        <w:rPr>
-          <w:rFonts w:ascii="Times New Roman" w:hAnsi="Times New Roman" w:cs="Times New Roman"/>
-        </w:rPr>
-      </w:pPr>
-    </w:p>
-    <w:p>
-      <w:pPr>
-        <w:rPr>
-          <w:rFonts w:ascii="Times New Roman" w:hAnsi="Times New Roman" w:cs="Times New Roman"/>
-        </w:rPr>
-      </w:pPr>
-    </w:p>
-    <w:p>
-      <w:pPr>
-        <w:rPr>
-          <w:rFonts w:ascii="Times New Roman" w:hAnsi="Times New Roman" w:cs="Times New Roman"/>
-        </w:rPr>
-      </w:pPr>
-    </w:p>
-    <w:p>
-      <w:pPr>
-        <w:rPr>
-          <w:rFonts w:ascii="Times New Roman" w:hAnsi="Times New Roman" w:cs="Times New Roman"/>
-        </w:rPr>
-      </w:pPr>
-    </w:p>
-    <w:p>
-      <w:pPr>
-        <w:rPr>
-          <w:rFonts w:ascii="Times New Roman" w:hAnsi="Times New Roman" w:cs="Times New Roman"/>
-        </w:rPr>
-      </w:pPr>
-    </w:p>
-    <w:p>
-      <w:pPr>
-        <w:rPr>
-          <w:rFonts w:ascii="Times New Roman" w:hAnsi="Times New Roman" w:cs="Times New Roman"/>
-        </w:rPr>
-      </w:pPr>
-    </w:p>
-    <w:p>
-      <w:pPr>
-        <w:rPr>
-          <w:rFonts w:ascii="Times New Roman" w:hAnsi="Times New Roman" w:cs="Times New Roman"/>
-        </w:rPr>
-      </w:pPr>
-    </w:p>
-    <w:p>
-      <w:pPr>
-        <w:rPr>
-          <w:rFonts w:ascii="Times New Roman" w:hAnsi="Times New Roman" w:cs="Times New Roman"/>
-        </w:rPr>
-      </w:pPr>
-    </w:p>
-    <w:p>
-      <w:pPr>
-        <w:rPr>
-          <w:rFonts w:ascii="Times New Roman" w:hAnsi="Times New Roman" w:cs="Times New Roman"/>
-        </w:rPr>
-      </w:pPr>
-    </w:p>
-    <w:p>
-      <w:pPr>
-        <w:rPr>
-          <w:rFonts w:ascii="Times New Roman" w:hAnsi="Times New Roman" w:cs="Times New Roman"/>
-        </w:rPr>
-      </w:pPr>
-    </w:p>
-    <w:p>
-      <w:pPr>
-        <w:rPr>
-          <w:rFonts w:ascii="Times New Roman" w:hAnsi="Times New Roman" w:cs="Times New Roman"/>
-        </w:rPr>
-      </w:pPr>
-    </w:p>
-    <w:p>
-      <w:pPr>
-        <w:rPr>
-          <w:rFonts w:ascii="Times New Roman" w:hAnsi="Times New Roman" w:cs="Times New Roman"/>
-        </w:rPr>
-      </w:pPr>
-    </w:p>
-    <w:p>
-      <w:pPr>
-        <w:rPr>
-          <w:rFonts w:ascii="Times New Roman" w:hAnsi="Times New Roman" w:cs="Times New Roman"/>
-        </w:rPr>
-      </w:pPr>
-    </w:p>
-    <w:p>
-      <w:pPr>
-        <w:rPr>
-          <w:rFonts w:ascii="Times New Roman" w:hAnsi="Times New Roman" w:cs="Times New Roman"/>
-        </w:rPr>
-      </w:pPr>
-    </w:p>
-    <w:p>
-      <w:pPr>
-        <w:rPr>
-          <w:rFonts w:ascii="Times New Roman" w:hAnsi="Times New Roman" w:cs="Times New Roman"/>
-        </w:rPr>
-      </w:pPr>
-    </w:p>
-    <w:p>
-      <w:pPr>
-        <w:rPr>
-          <w:rFonts w:ascii="Times New Roman" w:hAnsi="Times New Roman" w:cs="Times New Roman"/>
-        </w:rPr>
-      </w:pPr>
-    </w:p>
-    <w:p>
-      <w:pPr>
-        <w:rPr>
-          <w:rFonts w:ascii="Times New Roman" w:hAnsi="Times New Roman" w:cs="Times New Roman"/>
-        </w:rPr>
-      </w:pPr>
-    </w:p>
-    <w:p>
-      <w:pPr>
-        <w:rPr>
-          <w:rFonts w:ascii="Times New Roman" w:hAnsi="Times New Roman" w:cs="Times New Roman"/>
-        </w:rPr>
-      </w:pPr>
-    </w:p>
-    <w:p>
-      <w:pPr>
-        <w:rPr>
-          <w:rFonts w:ascii="Times New Roman" w:hAnsi="Times New Roman" w:cs="Times New Roman"/>
-        </w:rPr>
-      </w:pPr>
-    </w:p>
-    <w:p>
-      <w:pPr>
-        <w:rPr>
-          <w:rFonts w:ascii="Times New Roman" w:hAnsi="Times New Roman" w:cs="Times New Roman"/>
-        </w:rPr>
-      </w:pPr>
-    </w:p>
-    <w:p>
-      <w:pPr>
-        <w:rPr>
-          <w:rFonts w:ascii="Times New Roman" w:hAnsi="Times New Roman" w:cs="Times New Roman"/>
-        </w:rPr>
-      </w:pPr>
-    </w:p>
-    <w:p>
-      <w:pPr>
-        <w:rPr>
-          <w:rFonts w:ascii="Times New Roman" w:hAnsi="Times New Roman" w:cs="Times New Roman"/>
-        </w:rPr>
-      </w:pPr>
-    </w:p>
-    <w:p>
-      <w:pPr>
-        <w:rPr>
-          <w:rFonts w:ascii="Times New Roman" w:hAnsi="Times New Roman" w:cs="Times New Roman"/>
-        </w:rPr>
-      </w:pPr>
-    </w:p>
-    <w:p>
-      <w:pPr>
-        <w:rPr>
-          <w:rFonts w:ascii="Times New Roman" w:hAnsi="Times New Roman" w:cs="Times New Roman"/>
-        </w:rPr>
-      </w:pPr>
-    </w:p>
-    <w:p>
-      <w:pPr>
-        <w:rPr>
-          <w:rFonts w:ascii="Times New Roman" w:hAnsi="Times New Roman" w:cs="Times New Roman"/>
-        </w:rPr>
-      </w:pPr>
-    </w:p>
-    <w:p>
-      <w:pPr>
-        <w:rPr>
-          <w:rFonts w:ascii="Times New Roman" w:hAnsi="Times New Roman" w:cs="Times New Roman"/>
-        </w:rPr>
-      </w:pPr>
-    </w:p>
-    <w:p>
-      <w:pPr>
-        <w:rPr>
-          <w:rFonts w:ascii="Times New Roman" w:hAnsi="Times New Roman" w:cs="Times New Roman"/>
-        </w:rPr>
-      </w:pPr>
-    </w:p>
-    <w:p>
-      <w:pPr>
-        <w:rPr>
-          <w:rFonts w:ascii="Times New Roman" w:hAnsi="Times New Roman" w:cs="Times New Roman"/>
-        </w:rPr>
-      </w:pPr>
-    </w:p>
-    <w:p>
-      <w:pPr>
-        <w:rPr>
-          <w:rFonts w:ascii="Times New Roman" w:hAnsi="Times New Roman" w:cs="Times New Roman"/>
-        </w:rPr>
-      </w:pPr>
-    </w:p>
-    <w:p>
-      <w:pPr>
-        <w:rPr>
-          <w:rFonts w:ascii="Times New Roman" w:hAnsi="Times New Roman" w:cs="Times New Roman"/>
-        </w:rPr>
-      </w:pPr>
-    </w:p>
-    <w:p>
-      <w:pPr>
-        <w:rPr>
-          <w:rFonts w:ascii="Times New Roman" w:hAnsi="Times New Roman" w:cs="Times New Roman"/>
-        </w:rPr>
-      </w:pPr>
-    </w:p>
-    <w:p>
-      <w:pPr>
-        <w:rPr>
-          <w:rFonts w:ascii="Times New Roman" w:hAnsi="Times New Roman" w:cs="Times New Roman"/>
-        </w:rPr>
-      </w:pPr>
-    </w:p>
-    <w:p>
-      <w:pPr>
-        <w:rPr>
-          <w:rFonts w:ascii="Times New Roman" w:hAnsi="Times New Roman" w:cs="Times New Roman"/>
-        </w:rPr>
-      </w:pPr>
-    </w:p>
-    <w:p>
-      <w:pPr>
-        <w:rPr>
-          <w:rFonts w:ascii="Times New Roman" w:hAnsi="Times New Roman" w:cs="Times New Roman"/>
-        </w:rPr>
-      </w:pPr>
-    </w:p>
-    <w:p>
-      <w:pPr>
-        <w:rPr>
-          <w:rFonts w:ascii="Times New Roman" w:hAnsi="Times New Roman" w:cs="Times New Roman"/>
-        </w:rPr>
-      </w:pPr>
-    </w:p>
-    <w:p>
-      <w:pPr>
-        <w:rPr>
-          <w:rFonts w:ascii="Times New Roman" w:hAnsi="Times New Roman" w:cs="Times New Roman"/>
-        </w:rPr>
-      </w:pPr>
-    </w:p>
-    <w:p>
-      <w:pPr>
-        <w:rPr>
-          <w:rFonts w:ascii="Times New Roman" w:hAnsi="Times New Roman" w:cs="Times New Roman"/>
-        </w:rPr>
-      </w:pPr>
-    </w:p>
-    <w:p>
-      <w:pPr>
-        <w:rPr>
-          <w:rFonts w:ascii="Times New Roman" w:hAnsi="Times New Roman" w:cs="Times New Roman"/>
-        </w:rPr>
-      </w:pPr>
-    </w:p>
-    <w:p>
-      <w:pPr>
-        <w:rPr>
-          <w:rFonts w:ascii="Times New Roman" w:hAnsi="Times New Roman" w:cs="Times New Roman"/>
-        </w:rPr>
-      </w:pPr>
-    </w:p>
-    <w:p>
-      <w:pPr>
-        <w:rPr>
-          <w:rFonts w:ascii="Times New Roman" w:hAnsi="Times New Roman" w:cs="Times New Roman"/>
-        </w:rPr>
-      </w:pPr>
-    </w:p>
-    <w:p>
-      <w:pPr>
-        <w:rPr>
-          <w:rFonts w:ascii="Times New Roman" w:hAnsi="Times New Roman" w:cs="Times New Roman"/>
-        </w:rPr>
-      </w:pPr>
-    </w:p>
-    <w:p>
-      <w:pPr>
-        <w:rPr>
-          <w:rFonts w:ascii="Times New Roman" w:hAnsi="Times New Roman" w:cs="Times New Roman"/>
-        </w:rPr>
-      </w:pPr>
-    </w:p>
-    <w:p>
-      <w:pPr>
-        <w:rPr>
-          <w:rFonts w:ascii="Times New Roman" w:hAnsi="Times New Roman" w:cs="Times New Roman"/>
-        </w:rPr>
-      </w:pPr>
-    </w:p>
-    <w:p>
-      <w:pPr>
-        <w:rPr>
-          <w:rFonts w:ascii="Times New Roman" w:hAnsi="Times New Roman" w:cs="Times New Roman"/>
-        </w:rPr>
-      </w:pPr>
-    </w:p>
-    <w:p>
-      <w:pPr>
-        <w:rPr>
-          <w:rFonts w:ascii="Times New Roman" w:hAnsi="Times New Roman" w:cs="Times New Roman"/>
-        </w:rPr>
-      </w:pPr>
-    </w:p>
-    <w:p>
-      <w:pPr>
-        <w:rPr>
-          <w:rFonts w:ascii="Times New Roman" w:hAnsi="Times New Roman" w:cs="Times New Roman"/>
-        </w:rPr>
-      </w:pPr>
-    </w:p>
-    <w:p>
-      <w:pPr>
-        <w:rPr>
-          <w:rFonts w:ascii="Times New Roman" w:hAnsi="Times New Roman" w:cs="Times New Roman"/>
-        </w:rPr>
-      </w:pPr>
-    </w:p>
-    <w:p>
-      <w:pPr>
-        <w:rPr>
-          <w:rFonts w:ascii="Times New Roman" w:hAnsi="Times New Roman" w:cs="Times New Roman"/>
-        </w:rPr>
-      </w:pPr>
-    </w:p>
-    <w:p>
-      <w:pPr>
-        <w:rPr>
-          <w:rFonts w:ascii="Times New Roman" w:hAnsi="Times New Roman" w:cs="Times New Roman"/>
-        </w:rPr>
-      </w:pPr>
-      <w:r>
-        <w:rPr>
-          <w:rFonts w:ascii="Times New Roman" w:hAnsi="Times New Roman" w:cs="Times New Roman"/>
-        </w:rPr>
+        </w:rPr>
+      </w:pPr>
+    </w:p>
+    <w:p>
+      <w:pPr>
+        <w:rPr>
+          <w:rFonts w:ascii="Times New Roman" w:hAnsi="Times New Roman" w:cs="Times New Roman"/>
+        </w:rPr>
+      </w:pPr>
+    </w:p>
+    <w:p>
+      <w:pPr>
+        <w:rPr>
+          <w:rFonts w:ascii="Times New Roman" w:hAnsi="Times New Roman" w:cs="Times New Roman"/>
+        </w:rPr>
+      </w:pPr>
+    </w:p>
+    <w:p>
+      <w:pPr>
+        <w:rPr>
+          <w:rFonts w:ascii="Times New Roman" w:hAnsi="Times New Roman" w:cs="Times New Roman"/>
+        </w:rPr>
+      </w:pPr>
+    </w:p>
+    <w:p>
+      <w:pPr>
+        <w:rPr>
+          <w:rFonts w:ascii="Times New Roman" w:hAnsi="Times New Roman" w:cs="Times New Roman"/>
+        </w:rPr>
+      </w:pPr>
+    </w:p>
+    <w:p>
+      <w:pPr>
+        <w:rPr>
+          <w:rFonts w:ascii="Times New Roman" w:hAnsi="Times New Roman" w:cs="Times New Roman"/>
+        </w:rPr>
+      </w:pPr>
+    </w:p>
+    <w:p>
+      <w:pPr>
+        <w:rPr>
+          <w:rFonts w:ascii="Times New Roman" w:hAnsi="Times New Roman" w:cs="Times New Roman"/>
+        </w:rPr>
+      </w:pPr>
+    </w:p>
+    <w:p>
+      <w:pPr>
+        <w:rPr>
+          <w:rFonts w:ascii="Times New Roman" w:hAnsi="Times New Roman" w:cs="Times New Roman"/>
+        </w:rPr>
+      </w:pPr>
+    </w:p>
+    <w:p>
+      <w:pPr>
+        <w:rPr>
+          <w:rFonts w:ascii="Times New Roman" w:hAnsi="Times New Roman" w:cs="Times New Roman"/>
+        </w:rPr>
+      </w:pPr>
+    </w:p>
+    <w:p>
+      <w:pPr>
+        <w:rPr>
+          <w:rFonts w:ascii="Times New Roman" w:hAnsi="Times New Roman" w:cs="Times New Roman"/>
+        </w:rPr>
+      </w:pPr>
+    </w:p>
+    <w:p>
+      <w:pPr>
+        <w:rPr>
+          <w:rFonts w:ascii="Times New Roman" w:hAnsi="Times New Roman" w:cs="Times New Roman"/>
+        </w:rPr>
+      </w:pPr>
+    </w:p>
+    <w:p>
+      <w:pPr>
+        <w:rPr>
+          <w:rFonts w:ascii="Times New Roman" w:hAnsi="Times New Roman" w:cs="Times New Roman"/>
+        </w:rPr>
+      </w:pPr>
+    </w:p>
+    <w:p>
+      <w:pPr>
+        <w:rPr>
+          <w:rFonts w:ascii="Times New Roman" w:hAnsi="Times New Roman" w:cs="Times New Roman"/>
+        </w:rPr>
+      </w:pPr>
+    </w:p>
+    <w:p>
+      <w:pPr>
+        <w:rPr>
+          <w:rFonts w:ascii="Times New Roman" w:hAnsi="Times New Roman" w:cs="Times New Roman"/>
+        </w:rPr>
+      </w:pPr>
+    </w:p>
+    <w:p>
+      <w:pPr>
+        <w:rPr>
+          <w:rFonts w:ascii="Times New Roman" w:hAnsi="Times New Roman" w:cs="Times New Roman"/>
+        </w:rPr>
+      </w:pPr>
+    </w:p>
+    <w:p>
+      <w:pPr>
+        <w:rPr>
+          <w:rFonts w:ascii="Times New Roman" w:hAnsi="Times New Roman" w:cs="Times New Roman"/>
+        </w:rPr>
+      </w:pPr>
+    </w:p>
+    <w:p>
+      <w:pPr>
+        <w:rPr>
+          <w:rFonts w:ascii="Times New Roman" w:hAnsi="Times New Roman" w:cs="Times New Roman"/>
+        </w:rPr>
+      </w:pPr>
+    </w:p>
+    <w:p>
+      <w:pPr>
+        <w:rPr>
+          <w:rFonts w:ascii="Times New Roman" w:hAnsi="Times New Roman" w:cs="Times New Roman"/>
+        </w:rPr>
+      </w:pPr>
+    </w:p>
+    <w:p>
+      <w:pPr>
+        <w:rPr>
+          <w:rFonts w:ascii="Times New Roman" w:hAnsi="Times New Roman" w:cs="Times New Roman"/>
+        </w:rPr>
+      </w:pPr>
+    </w:p>
+    <w:p>
+      <w:pPr>
+        <w:rPr>
+          <w:rFonts w:ascii="Times New Roman" w:hAnsi="Times New Roman" w:cs="Times New Roman"/>
+        </w:rPr>
+      </w:pPr>
+    </w:p>
+    <w:p>
+      <w:pPr>
+        <w:rPr>
+          <w:rFonts w:ascii="Times New Roman" w:hAnsi="Times New Roman" w:cs="Times New Roman"/>
+        </w:rPr>
+      </w:pPr>
+    </w:p>
+    <w:p>
+      <w:pPr>
+        <w:rPr>
+          <w:rFonts w:ascii="Times New Roman" w:hAnsi="Times New Roman" w:cs="Times New Roman"/>
+        </w:rPr>
+      </w:pPr>
+    </w:p>
+    <w:p>
+      <w:pPr>
+        <w:rPr>
+          <w:rFonts w:ascii="Times New Roman" w:hAnsi="Times New Roman" w:cs="Times New Roman"/>
+        </w:rPr>
+      </w:pPr>
+    </w:p>
+    <w:p>
+      <w:pPr>
+        <w:rPr>
+          <w:rFonts w:ascii="Times New Roman" w:hAnsi="Times New Roman" w:cs="Times New Roman"/>
+        </w:rPr>
+      </w:pPr>
+    </w:p>
+    <w:p>
+      <w:pPr>
+        <w:rPr>
+          <w:rFonts w:ascii="Times New Roman" w:hAnsi="Times New Roman" w:cs="Times New Roman"/>
+        </w:rPr>
+      </w:pPr>
+      <w:r>
+        <w:rPr>
+          <w:rFonts w:ascii="Times New Roman" w:hAnsi="Times New Roman" w:cs="Times New Roman"/>
+        </w:rPr>
+        <w:lastRenderedPageBreak/>
         <w:t>2.2.2.3 Diagrammes d’activité</w:t>
       </w:r>
     </w:p>
@@ -26812,6 +26247,24 @@
     </w:p>
     <w:p>
       <w:pPr>
+        <w:numPr>
+          <w:ilvl w:val="0"/>
+          <w:numId w:val="67"/>
+        </w:numPr>
+        <w:spacing w:line="278" w:lineRule="auto"/>
+        <w:rPr>
+          <w:rFonts w:ascii="Times New Roman" w:hAnsi="Times New Roman" w:cs="Times New Roman"/>
+        </w:rPr>
+      </w:pPr>
+      <w:r>
+        <w:rPr>
+          <w:rFonts w:ascii="Times New Roman" w:hAnsi="Times New Roman" w:cs="Times New Roman"/>
+        </w:rPr>
+        <w:t xml:space="preserve">Un utilisateur ne peut effectuer que les actions autorisées par son rôle (admin, client, etc.) </w:t>
+      </w:r>
+    </w:p>
+    <w:p>
+      <w:pPr>
         <w:ind w:left="720"/>
         <w:rPr>
           <w:rFonts w:ascii="Times New Roman" w:hAnsi="Times New Roman" w:cs="Times New Roman"/>
@@ -27093,6 +26546,7 @@
         <w:rPr>
           <w:rFonts w:ascii="Times New Roman" w:hAnsi="Times New Roman" w:cs="Times New Roman"/>
         </w:rPr>
+        <w:lastRenderedPageBreak/>
         <w:t>Le paiement peut être : immédiat ou différé (selon configuration)</w:t>
       </w:r>
     </w:p>
@@ -27900,25 +27354,7 @@
           <w:b/>
           <w:bCs/>
         </w:rPr>
-        <w:t>Module client (</w:t>
-      </w:r>
-      <w:proofErr w:type="spellStart"/>
-      <w:r>
-        <w:rPr>
-          <w:rFonts w:ascii="Times New Roman" w:hAnsi="Times New Roman" w:cs="Times New Roman"/>
-          <w:b/>
-          <w:bCs/>
-        </w:rPr>
-        <w:t>Front-office</w:t>
-      </w:r>
-      <w:proofErr w:type="spellEnd"/>
-      <w:r>
-        <w:rPr>
-          <w:rFonts w:ascii="Times New Roman" w:hAnsi="Times New Roman" w:cs="Times New Roman"/>
-          <w:b/>
-          <w:bCs/>
-        </w:rPr>
-        <w:t>) : Accessible aux patients et clients via un navigateur standard, ce portail interactif leur permet d'explorer le catalogue des produits, de finaliser leurs commandes, de réceptionner leur facturation et d'accéder à l'historique de leurs transactions ainsi qu'au suivi de leurs achats.</w:t>
+        <w:t>Module client (Front-office) : Accessible aux patients et clients via un navigateur standard, ce portail interactif leur permet d'explorer le catalogue des produits, de finaliser leurs commandes, de réceptionner leur facturation et d'accéder à l'historique de leurs transactions ainsi qu'au suivi de leurs achats.</w:t>
       </w:r>
     </w:p>
     <w:p>

--- a/memoire.docx
+++ b/memoire.docx
@@ -1577,7 +1577,17 @@
             <w:color w:val="auto"/>
             <w:u w:val="none"/>
           </w:rPr>
-          <w:t>PREMIÈRE PARTIE : PRESENTATION GENERALE DE MTN</w:t>
+          <w:t xml:space="preserve">PREMIÈRE PARTIE : PRESENTATION GENERALE DE </w:t>
+        </w:r>
+        <w:r>
+          <w:rPr>
+            <w:rStyle w:val="Lienhypertexte"/>
+            <w:rFonts w:cs="Times New Roman"/>
+            <w:noProof/>
+            <w:color w:val="auto"/>
+            <w:u w:val="none"/>
+          </w:rPr>
+          <w:t>LA FLORALE</w:t>
         </w:r>
         <w:r>
           <w:rPr>
@@ -39033,7 +39043,6 @@
       </w:pPr>
     </w:p>
     <w:sectPr>
-      <w:footerReference w:type="default" r:id="rId16"/>
       <w:pgSz w:w="11906" w:h="16838"/>
       <w:pgMar w:top="1417" w:right="1417" w:bottom="1417" w:left="1417" w:header="708" w:footer="708" w:gutter="0"/>
       <w:cols w:space="708"/>
@@ -39066,16 +39075,6 @@
     </w:p>
   </w:endnote>
 </w:endnotes>
-</file>
-
-<file path=word/footer1.xml><?xml version="1.0" encoding="utf-8"?>
-<w:ftr xmlns:wpc="http://schemas.microsoft.com/office/word/2010/wordprocessingCanvas" xmlns:cx="http://schemas.microsoft.com/office/drawing/2014/chartex" xmlns:cx1="http://schemas.microsoft.com/office/drawing/2015/9/8/chartex" xmlns:cx2="http://schemas.microsoft.com/office/drawing/2015/10/21/chartex" xmlns:cx3="http://schemas.microsoft.com/office/drawing/2016/5/9/chartex" xmlns:cx4="http://schemas.microsoft.com/office/drawing/2016/5/10/chartex" xmlns:cx5="http://schemas.microsoft.com/office/drawing/2016/5/11/chartex" xmlns:cx6="http://schemas.microsoft.com/office/drawing/2016/5/12/chartex" xmlns:cx7="http://schemas.microsoft.com/office/drawing/2016/5/13/chartex" xmlns:cx8="http://schemas.microsoft.com/office/drawing/2016/5/14/chartex" xmlns:mc="http://schemas.openxmlformats.org/markup-compatibility/2006" xmlns:aink="http://schemas.microsoft.com/office/drawing/2016/ink" xmlns:am3d="http://schemas.microsoft.com/office/drawing/2017/model3d" xmlns:o="urn:schemas-microsoft-com:office:office" xmlns:oel="http://schemas.microsoft.com/office/2019/extlst" xmlns:r="http://schemas.openxmlformats.org/officeDocument/2006/relationships" xmlns:m="http://schemas.openxmlformats.org/officeDocument/2006/math" xmlns:v="urn:schemas-microsoft-com:vml" xmlns:wp14="http://schemas.microsoft.com/office/word/2010/wordprocessingDrawing" xmlns:wp="http://schemas.openxmlformats.org/drawingml/2006/wordprocessingDrawing" xmlns:w10="urn:schemas-microsoft-com:office:word" xmlns:w="http://schemas.openxmlformats.org/wordprocessingml/2006/main" xmlns:w14="http://schemas.microsoft.com/office/word/2010/wordml" xmlns:w15="http://schemas.microsoft.com/office/word/2012/wordml" xmlns:w16cex="http://schemas.microsoft.com/office/word/2018/wordml/cex" xmlns:w16cid="http://schemas.microsoft.com/office/word/2016/wordml/cid" xmlns:w16="http://schemas.microsoft.com/office/word/2018/wordml" xmlns:w16du="http://schemas.microsoft.com/office/word/2023/wordml/word16du" xmlns:w16sdtdh="http://schemas.microsoft.com/office/word/2020/wordml/sdtdatahash" xmlns:w16sdtfl="http://schemas.microsoft.com/office/word/2024/wordml/sdtformatlock" xmlns:w16se="http://schemas.microsoft.com/office/word/2015/wordml/symex" xmlns:wpg="http://schemas.microsoft.com/office/word/2010/wordprocessingGroup" xmlns:wpi="http://schemas.microsoft.com/office/word/2010/wordprocessingInk" xmlns:wne="http://schemas.microsoft.com/office/word/2006/wordml" xmlns:wps="http://schemas.microsoft.com/office/word/2010/wordprocessingShape" mc:Ignorable="w14 w15 w16se w16cid w16 w16cex w16sdtdh w16sdtfl w16du wp14">
-  <w:p>
-    <w:pPr>
-      <w:pStyle w:val="Pieddepage"/>
-    </w:pPr>
-  </w:p>
-</w:ftr>
 </file>
 
 <file path=word/footnotes.xml><?xml version="1.0" encoding="utf-8"?>

--- a/memoire.docx
+++ b/memoire.docx
@@ -739,21 +739,8 @@
           <w:lang w:eastAsia="fr-FR"/>
         </w:rPr>
         <w:lastRenderedPageBreak/>
-        <w:t xml:space="preserve">Liste des </w:t>
-      </w:r>
-      <w:proofErr w:type="spellStart"/>
-      <w:r>
-        <w:rPr>
-          <w:rFonts w:ascii="Times New Roman" w:eastAsia="Times New Roman" w:hAnsi="Times New Roman" w:cs="Times New Roman"/>
-          <w:b/>
-          <w:bCs/>
-          <w:sz w:val="28"/>
-          <w:szCs w:val="28"/>
-          <w:lang w:eastAsia="fr-FR"/>
-        </w:rPr>
-        <w:t>tanleaux</w:t>
-      </w:r>
-      <w:proofErr w:type="spellEnd"/>
+        <w:t>Liste des tanleaux</w:t>
+      </w:r>
     </w:p>
     <w:p>
       <w:pPr>
@@ -7334,13 +7321,29 @@
     <w:p>
       <w:pPr>
         <w:pStyle w:val="NormalWeb"/>
-        <w:jc w:val="both"/>
+        <w:numPr>
+          <w:ilvl w:val="1"/>
+          <w:numId w:val="3"/>
+        </w:numPr>
+        <w:jc w:val="both"/>
+        <w:rPr>
+          <w:color w:val="000000" w:themeColor="text1"/>
+        </w:rPr>
+      </w:pPr>
+      <w:r>
         <w:rPr>
           <w:b/>
           <w:bCs/>
           <w:color w:val="000000" w:themeColor="text1"/>
         </w:rPr>
-      </w:pPr>
+        <w:t>Pôle Pharmaceutique (Technique / Dispensation)</w:t>
+      </w:r>
+      <w:r>
+        <w:rPr>
+          <w:color w:val="000000" w:themeColor="text1"/>
+        </w:rPr>
+        <w:t> : qui constitue le cœur de métier de l’officine. Placé sous la supervision du Pharmacien Adjoint, il regroupe les activités de validation des ordonnances, de dispensation des médicaments et de gestion technique des stocks pharmaceutiques. Cette structure garantit la qualité et la sécurité des actes pharmaceutiques.</w:t>
+      </w:r>
     </w:p>
     <w:p>
       <w:pPr>
@@ -7360,13 +7363,13 @@
           <w:bCs/>
           <w:color w:val="000000" w:themeColor="text1"/>
         </w:rPr>
-        <w:t>Pôle Pharmaceutique (Technique / Dispensation)</w:t>
+        <w:t>Pôle Logistique &amp; Qualité</w:t>
       </w:r>
       <w:r>
         <w:rPr>
           <w:color w:val="000000" w:themeColor="text1"/>
         </w:rPr>
-        <w:t> : qui constitue le cœur de métier de l’officine. Placé sous la supervision du Pharmacien Adjoint, il regroupe les activités de validation des ordonnances, de dispensation des médicaments et de gestion technique des stocks pharmaceutiques. Cette structure garantit la qualité et la sécurité des actes pharmaceutiques.</w:t>
+        <w:t> : responsable de l’approvisionnement, de la gestion des flux physiques de produits et du contrôle de conformité. Il joue un rôle stratégique dans la maîtrise des stocks et la prévention des ruptures.</w:t>
       </w:r>
     </w:p>
     <w:p>
@@ -7388,44 +7391,6 @@
           <w:color w:val="000000" w:themeColor="text1"/>
         </w:rPr>
         <w:lastRenderedPageBreak/>
-        <w:t>Pôle Logistique &amp; Qualité</w:t>
-      </w:r>
-      <w:r>
-        <w:rPr>
-          <w:color w:val="000000" w:themeColor="text1"/>
-        </w:rPr>
-        <w:t> : responsable de l’approvisionnement, de la gestion des flux physiques de produits et du contrôle de conformité. Il joue un rôle stratégique dans la maîtrise des stocks et la prévention des ruptures.</w:t>
-      </w:r>
-    </w:p>
-    <w:p>
-      <w:pPr>
-        <w:pStyle w:val="NormalWeb"/>
-        <w:jc w:val="both"/>
-        <w:rPr>
-          <w:b/>
-          <w:bCs/>
-          <w:color w:val="000000" w:themeColor="text1"/>
-        </w:rPr>
-      </w:pPr>
-    </w:p>
-    <w:p>
-      <w:pPr>
-        <w:pStyle w:val="NormalWeb"/>
-        <w:numPr>
-          <w:ilvl w:val="1"/>
-          <w:numId w:val="3"/>
-        </w:numPr>
-        <w:jc w:val="both"/>
-        <w:rPr>
-          <w:color w:val="000000" w:themeColor="text1"/>
-        </w:rPr>
-      </w:pPr>
-      <w:r>
-        <w:rPr>
-          <w:b/>
-          <w:bCs/>
-          <w:color w:val="000000" w:themeColor="text1"/>
-        </w:rPr>
         <w:t>Pôle Commercial et Digital</w:t>
       </w:r>
       <w:r>
@@ -7698,33 +7663,6 @@
         <w:pStyle w:val="NormalWeb"/>
         <w:jc w:val="both"/>
         <w:rPr>
-          <w:color w:val="000000" w:themeColor="text1"/>
-        </w:rPr>
-      </w:pPr>
-    </w:p>
-    <w:p>
-      <w:pPr>
-        <w:pStyle w:val="NormalWeb"/>
-        <w:jc w:val="both"/>
-        <w:rPr>
-          <w:color w:val="000000" w:themeColor="text1"/>
-        </w:rPr>
-      </w:pPr>
-    </w:p>
-    <w:p>
-      <w:pPr>
-        <w:pStyle w:val="NormalWeb"/>
-        <w:jc w:val="both"/>
-        <w:rPr>
-          <w:color w:val="000000" w:themeColor="text1"/>
-        </w:rPr>
-      </w:pPr>
-    </w:p>
-    <w:p>
-      <w:pPr>
-        <w:pStyle w:val="NormalWeb"/>
-        <w:jc w:val="both"/>
-        <w:rPr>
           <w:b/>
           <w:bCs/>
           <w:color w:val="000000" w:themeColor="text1"/>
@@ -7738,7 +7676,6 @@
           <w:sz w:val="36"/>
           <w:szCs w:val="36"/>
         </w:rPr>
-        <w:lastRenderedPageBreak/>
         <w:t>1.1.5.2</w:t>
       </w:r>
       <w:r>
@@ -7884,6 +7821,7 @@
         <w:rPr>
           <w:color w:val="000000" w:themeColor="text1"/>
         </w:rPr>
+        <w:lastRenderedPageBreak/>
         <w:t>Cette infrastructure permet d’assurer la continuité des opérations commerciales et administratives.</w:t>
       </w:r>
     </w:p>
@@ -8657,19 +8595,6 @@
     </w:p>
     <w:p>
       <w:pPr>
-        <w:spacing w:before="100" w:beforeAutospacing="1" w:after="100" w:afterAutospacing="1" w:line="240" w:lineRule="auto"/>
-        <w:jc w:val="both"/>
-        <w:rPr>
-          <w:rFonts w:ascii="Times New Roman" w:eastAsia="Times New Roman" w:hAnsi="Times New Roman" w:cs="Times New Roman"/>
-          <w:color w:val="000000" w:themeColor="text1"/>
-          <w:sz w:val="24"/>
-          <w:szCs w:val="24"/>
-          <w:lang w:eastAsia="fr-FR"/>
-        </w:rPr>
-      </w:pPr>
-    </w:p>
-    <w:p>
-      <w:pPr>
         <w:pStyle w:val="NormalWeb"/>
         <w:jc w:val="both"/>
         <w:rPr>
@@ -8688,7 +8613,6 @@
           <w:sz w:val="36"/>
           <w:szCs w:val="36"/>
         </w:rPr>
-        <w:lastRenderedPageBreak/>
         <w:t>1.2</w:t>
       </w:r>
       <w:r>
@@ -8819,6 +8743,7 @@
           <w:szCs w:val="24"/>
           <w:lang w:eastAsia="fr-FR"/>
         </w:rPr>
+        <w:lastRenderedPageBreak/>
         <w:t xml:space="preserve">La </w:t>
       </w:r>
       <w:r>
@@ -9125,7 +9050,6 @@
           <w:szCs w:val="24"/>
           <w:lang w:eastAsia="fr-FR"/>
         </w:rPr>
-        <w:lastRenderedPageBreak/>
         <w:t>Le défi majeur est donc de transformer ces contraintes logistiques en opportunités numériques. Il ne s'agit pas seulement de créer un site web, mais de mettre en place un outil capable de synchroniser les besoins des clients avec les réalités du stock en temps réel.</w:t>
       </w:r>
     </w:p>
@@ -9343,6 +9267,7 @@
           <w:szCs w:val="24"/>
           <w:lang w:eastAsia="fr-FR"/>
         </w:rPr>
+        <w:lastRenderedPageBreak/>
         <w:t>Quelles fonctionnalités de la solution permettront de garantir une transparence totale vis-à-vis du patient ?</w:t>
       </w:r>
     </w:p>
@@ -9653,7 +9578,6 @@
           <w:szCs w:val="24"/>
           <w:lang w:eastAsia="fr-FR"/>
         </w:rPr>
-        <w:lastRenderedPageBreak/>
         <w:t>L’avantage concurrentiel :</w:t>
       </w:r>
       <w:r>
@@ -9882,6 +9806,7 @@
           <w:szCs w:val="24"/>
           <w:lang w:eastAsia="fr-FR"/>
         </w:rPr>
+        <w:lastRenderedPageBreak/>
         <w:t>La restauration de la confiance :</w:t>
       </w:r>
       <w:r>
@@ -10350,6 +10275,83 @@
         <w:jc w:val="both"/>
         <w:rPr>
           <w:rFonts w:ascii="Times New Roman" w:hAnsi="Times New Roman" w:cs="Times New Roman"/>
+        </w:rPr>
+      </w:pPr>
+    </w:p>
+    <w:p>
+      <w:pPr>
+        <w:jc w:val="center"/>
+        <w:rPr>
+          <w:rFonts w:ascii="Times New Roman" w:hAnsi="Times New Roman" w:cs="Times New Roman"/>
+          <w:sz w:val="44"/>
+          <w:szCs w:val="44"/>
+          <w:u w:val="single"/>
+        </w:rPr>
+      </w:pPr>
+    </w:p>
+    <w:p>
+      <w:pPr>
+        <w:jc w:val="center"/>
+        <w:rPr>
+          <w:rFonts w:ascii="Times New Roman" w:hAnsi="Times New Roman" w:cs="Times New Roman"/>
+          <w:sz w:val="44"/>
+          <w:szCs w:val="44"/>
+          <w:u w:val="single"/>
+        </w:rPr>
+      </w:pPr>
+    </w:p>
+    <w:p>
+      <w:pPr>
+        <w:jc w:val="center"/>
+        <w:rPr>
+          <w:rFonts w:ascii="Times New Roman" w:hAnsi="Times New Roman" w:cs="Times New Roman"/>
+          <w:sz w:val="44"/>
+          <w:szCs w:val="44"/>
+          <w:u w:val="single"/>
+        </w:rPr>
+      </w:pPr>
+    </w:p>
+    <w:p>
+      <w:pPr>
+        <w:jc w:val="center"/>
+        <w:rPr>
+          <w:rFonts w:ascii="Times New Roman" w:hAnsi="Times New Roman" w:cs="Times New Roman"/>
+          <w:sz w:val="44"/>
+          <w:szCs w:val="44"/>
+          <w:u w:val="single"/>
+        </w:rPr>
+      </w:pPr>
+    </w:p>
+    <w:p>
+      <w:pPr>
+        <w:jc w:val="center"/>
+        <w:rPr>
+          <w:rFonts w:ascii="Times New Roman" w:hAnsi="Times New Roman" w:cs="Times New Roman"/>
+          <w:sz w:val="44"/>
+          <w:szCs w:val="44"/>
+          <w:u w:val="single"/>
+        </w:rPr>
+      </w:pPr>
+    </w:p>
+    <w:p>
+      <w:pPr>
+        <w:jc w:val="center"/>
+        <w:rPr>
+          <w:rFonts w:ascii="Times New Roman" w:hAnsi="Times New Roman" w:cs="Times New Roman"/>
+          <w:sz w:val="44"/>
+          <w:szCs w:val="44"/>
+          <w:u w:val="single"/>
+        </w:rPr>
+      </w:pPr>
+    </w:p>
+    <w:p>
+      <w:pPr>
+        <w:jc w:val="center"/>
+        <w:rPr>
+          <w:rFonts w:ascii="Times New Roman" w:hAnsi="Times New Roman" w:cs="Times New Roman"/>
+          <w:sz w:val="44"/>
+          <w:szCs w:val="44"/>
+          <w:u w:val="single"/>
         </w:rPr>
       </w:pPr>
     </w:p>
@@ -14126,16 +14128,6 @@
     </w:p>
     <w:p>
       <w:pPr>
-        <w:rPr>
-          <w:rFonts w:ascii="Times New Roman" w:hAnsi="Times New Roman" w:cs="Times New Roman"/>
-          <w:iCs/>
-          <w:sz w:val="24"/>
-          <w:szCs w:val="24"/>
-        </w:rPr>
-      </w:pPr>
-    </w:p>
-    <w:p>
-      <w:pPr>
         <w:pStyle w:val="Paragraphedeliste"/>
         <w:numPr>
           <w:ilvl w:val="0"/>
@@ -14155,6 +14147,7 @@
           <w:sz w:val="24"/>
           <w:szCs w:val="24"/>
         </w:rPr>
+        <w:lastRenderedPageBreak/>
         <w:t xml:space="preserve">Les langages de modélisation textuels : </w:t>
       </w:r>
     </w:p>
@@ -14263,25 +14256,7 @@
           <w:sz w:val="24"/>
           <w:szCs w:val="24"/>
         </w:rPr>
-        <w:t xml:space="preserve">Dans le cadre de la conception d’un système d’information fiable et structuré, il est indispensable de recourir à des outils de modélisation permettant de représenter de manière claire et compréhensible les différents aspects du système. C’est dans cette optique que s’inscrit le langage UML (Unified Modeling </w:t>
-      </w:r>
-      <w:proofErr w:type="spellStart"/>
-      <w:r>
-        <w:rPr>
-          <w:rFonts w:ascii="Times New Roman" w:hAnsi="Times New Roman" w:cs="Times New Roman"/>
-          <w:sz w:val="24"/>
-          <w:szCs w:val="24"/>
-        </w:rPr>
-        <w:t>Language</w:t>
-      </w:r>
-      <w:proofErr w:type="spellEnd"/>
-      <w:r>
-        <w:rPr>
-          <w:rFonts w:ascii="Times New Roman" w:hAnsi="Times New Roman" w:cs="Times New Roman"/>
-          <w:sz w:val="24"/>
-          <w:szCs w:val="24"/>
-        </w:rPr>
-        <w:t>).</w:t>
+        <w:t>Dans le cadre de la conception d’un système d’information fiable et structuré, il est indispensable de recourir à des outils de modélisation permettant de représenter de manière claire et compréhensible les différents aspects du système. C’est dans cette optique que s’inscrit le langage UML (Unified Modeling Language).</w:t>
       </w:r>
     </w:p>
     <w:p>
@@ -15245,27 +15220,7 @@
           <w:sz w:val="24"/>
           <w:szCs w:val="24"/>
         </w:rPr>
-        <w:t xml:space="preserve"> : il met en évidence les échanges entre les objets du </w:t>
-      </w:r>
-      <w:proofErr w:type="spellStart"/>
-      <w:proofErr w:type="gramStart"/>
-      <w:r>
-        <w:rPr>
-          <w:rFonts w:ascii="Times New Roman" w:hAnsi="Times New Roman" w:cs="Times New Roman"/>
-          <w:sz w:val="24"/>
-          <w:szCs w:val="24"/>
-        </w:rPr>
-        <w:t>système.L’utilisation</w:t>
-      </w:r>
-      <w:proofErr w:type="spellEnd"/>
-      <w:proofErr w:type="gramEnd"/>
-      <w:r>
-        <w:rPr>
-          <w:rFonts w:ascii="Times New Roman" w:hAnsi="Times New Roman" w:cs="Times New Roman"/>
-          <w:sz w:val="24"/>
-          <w:szCs w:val="24"/>
-        </w:rPr>
-        <w:t xml:space="preserve"> combinée de ces diagrammes permet d’obtenir une vision complète du système e-pharmacie, tant sur le plan structurel que fonctionnel.</w:t>
+        <w:t xml:space="preserve"> : il met en évidence les échanges entre les objets du système.L’utilisation combinée de ces diagrammes permet d’obtenir une vision complète du système e-pharmacie, tant sur le plan structurel que fonctionnel.</w:t>
       </w:r>
     </w:p>
     <w:p>
@@ -16837,94 +16792,19 @@
       <w:pPr>
         <w:rPr>
           <w:rFonts w:ascii="Times New Roman" w:hAnsi="Times New Roman" w:cs="Times New Roman"/>
-          <w:iCs/>
-          <w:sz w:val="24"/>
-          <w:szCs w:val="24"/>
-        </w:rPr>
-      </w:pPr>
-    </w:p>
-    <w:p>
-      <w:pPr>
-        <w:rPr>
-          <w:rFonts w:ascii="Times New Roman" w:hAnsi="Times New Roman" w:cs="Times New Roman"/>
-          <w:iCs/>
-          <w:sz w:val="24"/>
-          <w:szCs w:val="24"/>
-        </w:rPr>
-      </w:pPr>
-    </w:p>
-    <w:p>
-      <w:pPr>
-        <w:rPr>
-          <w:rFonts w:ascii="Times New Roman" w:hAnsi="Times New Roman" w:cs="Times New Roman"/>
-          <w:iCs/>
-          <w:sz w:val="24"/>
-          <w:szCs w:val="24"/>
-        </w:rPr>
-      </w:pPr>
-    </w:p>
-    <w:p>
-      <w:pPr>
-        <w:rPr>
-          <w:rFonts w:ascii="Times New Roman" w:hAnsi="Times New Roman" w:cs="Times New Roman"/>
-          <w:iCs/>
-          <w:sz w:val="24"/>
-          <w:szCs w:val="24"/>
-        </w:rPr>
-      </w:pPr>
-    </w:p>
-    <w:p>
-      <w:pPr>
-        <w:rPr>
-          <w:rFonts w:ascii="Times New Roman" w:hAnsi="Times New Roman" w:cs="Times New Roman"/>
-          <w:iCs/>
-          <w:sz w:val="24"/>
-          <w:szCs w:val="24"/>
-        </w:rPr>
-      </w:pPr>
-    </w:p>
-    <w:p>
-      <w:pPr>
-        <w:rPr>
-          <w:rFonts w:ascii="Times New Roman" w:hAnsi="Times New Roman" w:cs="Times New Roman"/>
-          <w:iCs/>
-          <w:sz w:val="24"/>
-          <w:szCs w:val="24"/>
-        </w:rPr>
-      </w:pPr>
-    </w:p>
-    <w:p>
-      <w:pPr>
-        <w:rPr>
-          <w:rFonts w:ascii="Times New Roman" w:hAnsi="Times New Roman" w:cs="Times New Roman"/>
-          <w:iCs/>
-          <w:sz w:val="24"/>
-          <w:szCs w:val="24"/>
-        </w:rPr>
-      </w:pPr>
-    </w:p>
-    <w:p>
-      <w:pPr>
-        <w:rPr>
-          <w:rFonts w:ascii="Times New Roman" w:hAnsi="Times New Roman" w:cs="Times New Roman"/>
-          <w:iCs/>
-          <w:sz w:val="24"/>
-          <w:szCs w:val="24"/>
-        </w:rPr>
-      </w:pPr>
-    </w:p>
-    <w:p>
-      <w:pPr>
-        <w:rPr>
-          <w:rFonts w:ascii="Times New Roman" w:hAnsi="Times New Roman" w:cs="Times New Roman"/>
-        </w:rPr>
-      </w:pPr>
-      <w:r>
-        <w:rPr>
-          <w:rFonts w:ascii="Times New Roman" w:hAnsi="Times New Roman" w:cs="Times New Roman"/>
-        </w:rPr>
-        <w:lastRenderedPageBreak/>
+        </w:rPr>
+      </w:pPr>
+      <w:r>
+        <w:rPr>
+          <w:rFonts w:ascii="Times New Roman" w:hAnsi="Times New Roman" w:cs="Times New Roman"/>
+        </w:rPr>
         <w:t>CHAPITRE II</w:t>
+      </w:r>
+      <w:r>
+        <w:rPr>
+          <w:rFonts w:ascii="Times New Roman" w:hAnsi="Times New Roman" w:cs="Times New Roman"/>
+        </w:rPr>
+        <w:t> : Analyse et conception</w:t>
       </w:r>
     </w:p>
     <w:p>
@@ -17060,6 +16940,7 @@
         <w:rPr>
           <w:rFonts w:ascii="Times New Roman" w:hAnsi="Times New Roman" w:cs="Times New Roman"/>
         </w:rPr>
+        <w:lastRenderedPageBreak/>
         <w:t xml:space="preserve">De faciliter l’accès des clients aux services pharmaceutiques (consultation des produits, passation de commande, etc.) par une </w:t>
       </w:r>
       <w:r>
@@ -17187,48 +17068,6 @@
         </w:rPr>
         <w:t>Dans ce projet, la solution d’e-pharmacie de la Pharmacie La Florale devra proposer une plateforme web composée de deux modules intégrés, regroupant l’ensemble des services nécessaires à la gestion interne et à l’accompagnement de la clientèle. Ces besoins fonctionnels traduisent les exigences métier et visent à améliorer à la fois l’efficacité opérationnelle de la pharmacie et l’expérience utilisateur des clients.</w:t>
       </w:r>
-    </w:p>
-    <w:p>
-      <w:pPr>
-        <w:rPr>
-          <w:rFonts w:ascii="Times New Roman" w:hAnsi="Times New Roman" w:cs="Times New Roman"/>
-        </w:rPr>
-      </w:pPr>
-    </w:p>
-    <w:p>
-      <w:pPr>
-        <w:rPr>
-          <w:rFonts w:ascii="Times New Roman" w:hAnsi="Times New Roman" w:cs="Times New Roman"/>
-        </w:rPr>
-      </w:pPr>
-    </w:p>
-    <w:p>
-      <w:pPr>
-        <w:rPr>
-          <w:rFonts w:ascii="Times New Roman" w:hAnsi="Times New Roman" w:cs="Times New Roman"/>
-        </w:rPr>
-      </w:pPr>
-    </w:p>
-    <w:p>
-      <w:pPr>
-        <w:rPr>
-          <w:rFonts w:ascii="Times New Roman" w:hAnsi="Times New Roman" w:cs="Times New Roman"/>
-        </w:rPr>
-      </w:pPr>
-    </w:p>
-    <w:p>
-      <w:pPr>
-        <w:rPr>
-          <w:rFonts w:ascii="Times New Roman" w:hAnsi="Times New Roman" w:cs="Times New Roman"/>
-        </w:rPr>
-      </w:pPr>
-    </w:p>
-    <w:p>
-      <w:pPr>
-        <w:rPr>
-          <w:rFonts w:ascii="Times New Roman" w:hAnsi="Times New Roman" w:cs="Times New Roman"/>
-        </w:rPr>
-      </w:pPr>
     </w:p>
     <w:p>
       <w:pPr>
@@ -17345,7 +17184,6 @@
               <w:rPr>
                 <w:rFonts w:ascii="Times New Roman" w:hAnsi="Times New Roman" w:cs="Times New Roman"/>
               </w:rPr>
-              <w:lastRenderedPageBreak/>
               <w:t>Authentification sécurisée des utilisateurs.</w:t>
             </w:r>
           </w:p>
@@ -17366,7 +17204,6 @@
               <w:rPr>
                 <w:rFonts w:ascii="Times New Roman" w:hAnsi="Times New Roman" w:cs="Times New Roman"/>
               </w:rPr>
-              <w:lastRenderedPageBreak/>
               <w:t>Gestion des produits</w:t>
             </w:r>
           </w:p>
@@ -17760,6 +17597,7 @@
               <w:rPr>
                 <w:rFonts w:ascii="Times New Roman" w:hAnsi="Times New Roman" w:cs="Times New Roman"/>
               </w:rPr>
+              <w:lastRenderedPageBreak/>
               <w:t>Tableaux de bord pour la prise de décision.</w:t>
             </w:r>
           </w:p>
@@ -17780,6 +17618,7 @@
               <w:rPr>
                 <w:rFonts w:ascii="Times New Roman" w:hAnsi="Times New Roman" w:cs="Times New Roman"/>
               </w:rPr>
+              <w:lastRenderedPageBreak/>
               <w:t>Interface web</w:t>
             </w:r>
             <w:r>
@@ -18018,7 +17857,6 @@
                 <w:rFonts w:ascii="Times New Roman" w:hAnsi="Times New Roman" w:cs="Times New Roman"/>
               </w:rPr>
             </w:pPr>
-            <w:proofErr w:type="gramStart"/>
             <w:r>
               <w:rPr>
                 <w:rFonts w:ascii="Times New Roman" w:hAnsi="Times New Roman" w:cs="Times New Roman"/>
@@ -18029,14 +17867,19 @@
               <w:rPr>
                 <w:rFonts w:ascii="Times New Roman" w:hAnsi="Times New Roman" w:cs="Times New Roman"/>
               </w:rPr>
-              <w:t>ccessibilité multi-supports</w:t>
+              <w:t>ccessibilité</w:t>
             </w:r>
-            <w:proofErr w:type="gramEnd"/>
             <w:r>
               <w:rPr>
                 <w:rFonts w:ascii="Times New Roman" w:hAnsi="Times New Roman" w:cs="Times New Roman"/>
               </w:rPr>
-              <w:t xml:space="preserve"> via navigateur web</w:t>
+              <w:t>e</w:t>
+            </w:r>
+            <w:r>
+              <w:rPr>
+                <w:rFonts w:ascii="Times New Roman" w:hAnsi="Times New Roman" w:cs="Times New Roman"/>
+              </w:rPr>
+              <w:t xml:space="preserve"> multi-supports via navigateur web</w:t>
             </w:r>
           </w:p>
           <w:p>
@@ -18180,7 +18023,6 @@
                 <w:rFonts w:ascii="Times New Roman" w:hAnsi="Times New Roman" w:cs="Times New Roman"/>
                 <w:color w:val="000000" w:themeColor="text1"/>
               </w:rPr>
-              <w:lastRenderedPageBreak/>
               <w:t>L’authentification sécurisée des utilisateurs</w:t>
             </w:r>
           </w:p>
@@ -18243,7 +18085,6 @@
               <w:rPr>
                 <w:rFonts w:ascii="Times New Roman" w:hAnsi="Times New Roman" w:cs="Times New Roman"/>
               </w:rPr>
-              <w:lastRenderedPageBreak/>
               <w:t>Fiabilité et disponibilité</w:t>
             </w:r>
           </w:p>
@@ -18602,6 +18443,7 @@
                 <w:rFonts w:ascii="Times New Roman" w:hAnsi="Times New Roman" w:cs="Times New Roman"/>
                 <w:color w:val="000000" w:themeColor="text1"/>
               </w:rPr>
+              <w:lastRenderedPageBreak/>
               <w:t>Proposer une interface intuitive</w:t>
             </w:r>
           </w:p>
@@ -18664,6 +18506,7 @@
               <w:rPr>
                 <w:rFonts w:ascii="Times New Roman" w:hAnsi="Times New Roman" w:cs="Times New Roman"/>
               </w:rPr>
+              <w:lastRenderedPageBreak/>
               <w:t>Évolutivité</w:t>
             </w:r>
           </w:p>
@@ -19056,7 +18899,6 @@
         <w:rPr>
           <w:rFonts w:ascii="Times New Roman" w:hAnsi="Times New Roman" w:cs="Times New Roman"/>
         </w:rPr>
-        <w:lastRenderedPageBreak/>
         <w:t>La spécification fonctionnelle est un document qui décrit de manière détaillée les fonctionnalités attendues d’un logiciel et sert de guide à sa conception et à son développement. Elle précise comment les exigences identifiées seront traduites en fonctions concrètes du système.</w:t>
       </w:r>
     </w:p>
@@ -19148,6 +18990,7 @@
         <w:rPr>
           <w:rFonts w:ascii="Times New Roman" w:hAnsi="Times New Roman" w:cs="Times New Roman"/>
         </w:rPr>
+        <w:lastRenderedPageBreak/>
         <w:t>Administrateur (Pharmacienne en chef) : Il s’agit de l’acteur principal du système. Il dispose de tous les droits et assure la gestion globale de l’application : gestion des utilisateurs, supervision des activités, validation des opérations et prise de décisions.</w:t>
       </w:r>
     </w:p>
@@ -19246,55 +19089,6 @@
     </w:p>
     <w:p>
       <w:pPr>
-        <w:ind w:left="720"/>
-        <w:rPr>
-          <w:rFonts w:ascii="Times New Roman" w:hAnsi="Times New Roman" w:cs="Times New Roman"/>
-        </w:rPr>
-      </w:pPr>
-    </w:p>
-    <w:p>
-      <w:pPr>
-        <w:ind w:left="720"/>
-        <w:rPr>
-          <w:rFonts w:ascii="Times New Roman" w:hAnsi="Times New Roman" w:cs="Times New Roman"/>
-        </w:rPr>
-      </w:pPr>
-    </w:p>
-    <w:p>
-      <w:pPr>
-        <w:ind w:left="720"/>
-        <w:rPr>
-          <w:rFonts w:ascii="Times New Roman" w:hAnsi="Times New Roman" w:cs="Times New Roman"/>
-        </w:rPr>
-      </w:pPr>
-    </w:p>
-    <w:p>
-      <w:pPr>
-        <w:ind w:left="720"/>
-        <w:rPr>
-          <w:rFonts w:ascii="Times New Roman" w:hAnsi="Times New Roman" w:cs="Times New Roman"/>
-        </w:rPr>
-      </w:pPr>
-    </w:p>
-    <w:p>
-      <w:pPr>
-        <w:ind w:left="720"/>
-        <w:rPr>
-          <w:rFonts w:ascii="Times New Roman" w:hAnsi="Times New Roman" w:cs="Times New Roman"/>
-        </w:rPr>
-      </w:pPr>
-    </w:p>
-    <w:p>
-      <w:pPr>
-        <w:ind w:left="720"/>
-        <w:rPr>
-          <w:rFonts w:ascii="Times New Roman" w:hAnsi="Times New Roman" w:cs="Times New Roman"/>
-        </w:rPr>
-      </w:pPr>
-    </w:p>
-    <w:p>
-      <w:pPr>
-        <w:ind w:left="720"/>
         <w:rPr>
           <w:rFonts w:ascii="Times New Roman" w:hAnsi="Times New Roman" w:cs="Times New Roman"/>
         </w:rPr>
@@ -19314,7 +19108,6 @@
           <w:sz w:val="32"/>
           <w:szCs w:val="32"/>
         </w:rPr>
-        <w:lastRenderedPageBreak/>
         <w:t>2.2.1.2 Diagramme de contexte statique</w:t>
       </w:r>
     </w:p>
@@ -19341,9 +19134,9 @@
           <w:noProof/>
         </w:rPr>
         <w:drawing>
-          <wp:inline distT="0" distB="0" distL="0" distR="0" wp14:anchorId="3C96818C" wp14:editId="74F49A2B">
-            <wp:extent cx="5760720" cy="4680585"/>
-            <wp:effectExtent l="0" t="0" r="0" b="5715"/>
+          <wp:inline distT="0" distB="0" distL="0" distR="0" wp14:anchorId="3C96818C" wp14:editId="59D8BF8D">
+            <wp:extent cx="5760720" cy="3323646"/>
+            <wp:effectExtent l="0" t="0" r="0" b="0"/>
             <wp:docPr id="852432211" name="Image 1"/>
             <wp:cNvGraphicFramePr>
               <a:graphicFrameLocks xmlns:a="http://schemas.openxmlformats.org/drawingml/2006/main" noChangeAspect="1"/>
@@ -19373,7 +19166,7 @@
                   <pic:spPr bwMode="auto">
                     <a:xfrm>
                       <a:off x="0" y="0"/>
-                      <a:ext cx="5760720" cy="4680585"/>
+                      <a:ext cx="5765965" cy="3326672"/>
                     </a:xfrm>
                     <a:prstGeom prst="rect">
                       <a:avLst/>
@@ -19427,7 +19220,14 @@
         <w:rPr>
           <w:rFonts w:ascii="Times New Roman" w:hAnsi="Times New Roman" w:cs="Times New Roman"/>
         </w:rPr>
-        <w:t xml:space="preserve">Le diagramme de cas d’utilisation offre une vue d’ensemble des principales fonctionnalités du système, telles qu’elles apparaissent du point de vue des différents utilisateurs. Il constitue un outil essentiel dès les premières étapes de la modélisation, car il permet de formaliser les exigences fonctionnelles et de clarifier les interactions entre les acteurs et le système. </w:t>
+        <w:t xml:space="preserve">Le diagramme de cas d’utilisation offre une vue d’ensemble des principales fonctionnalités du système, telles qu’elles apparaissent du point de vue des différents utilisateurs. Il constitue un outil </w:t>
+      </w:r>
+      <w:r>
+        <w:rPr>
+          <w:rFonts w:ascii="Times New Roman" w:hAnsi="Times New Roman" w:cs="Times New Roman"/>
+        </w:rPr>
+        <w:lastRenderedPageBreak/>
+        <w:t xml:space="preserve">essentiel dès les premières étapes de la modélisation, car il permet de formaliser les exigences fonctionnelles et de clarifier les interactions entre les acteurs et le système. </w:t>
       </w:r>
       <w:r>
         <w:rPr>
@@ -19843,7 +19643,6 @@
               <w:rPr>
                 <w:rFonts w:ascii="Times New Roman" w:hAnsi="Times New Roman" w:cs="Times New Roman"/>
               </w:rPr>
-              <w:lastRenderedPageBreak/>
               <w:t>Gérer les commandes</w:t>
             </w:r>
           </w:p>
@@ -20612,185 +20411,18 @@
     </w:p>
     <w:p>
       <w:pPr>
-        <w:rPr>
-          <w:rFonts w:ascii="Times New Roman" w:hAnsi="Times New Roman" w:cs="Times New Roman"/>
-        </w:rPr>
-      </w:pPr>
-    </w:p>
-    <w:p>
-      <w:pPr>
-        <w:rPr>
-          <w:rFonts w:ascii="Times New Roman" w:hAnsi="Times New Roman" w:cs="Times New Roman"/>
-        </w:rPr>
-      </w:pPr>
-    </w:p>
-    <w:p>
-      <w:pPr>
+        <w:spacing w:line="278" w:lineRule="auto"/>
+        <w:rPr>
+          <w:rFonts w:ascii="Times New Roman" w:hAnsi="Times New Roman" w:cs="Times New Roman"/>
+        </w:rPr>
+      </w:pPr>
+      <w:r>
         <w:rPr>
           <w:rFonts w:ascii="Times New Roman" w:hAnsi="Times New Roman" w:cs="Times New Roman"/>
           <w:sz w:val="32"/>
           <w:szCs w:val="32"/>
         </w:rPr>
-      </w:pPr>
-    </w:p>
-    <w:p>
-      <w:pPr>
-        <w:rPr>
-          <w:rFonts w:ascii="Times New Roman" w:hAnsi="Times New Roman" w:cs="Times New Roman"/>
-          <w:sz w:val="32"/>
-          <w:szCs w:val="32"/>
-        </w:rPr>
-      </w:pPr>
-    </w:p>
-    <w:p>
-      <w:pPr>
-        <w:rPr>
-          <w:rFonts w:ascii="Times New Roman" w:hAnsi="Times New Roman" w:cs="Times New Roman"/>
-          <w:sz w:val="32"/>
-          <w:szCs w:val="32"/>
-        </w:rPr>
-      </w:pPr>
-    </w:p>
-    <w:p>
-      <w:pPr>
-        <w:rPr>
-          <w:rFonts w:ascii="Times New Roman" w:hAnsi="Times New Roman" w:cs="Times New Roman"/>
-          <w:sz w:val="32"/>
-          <w:szCs w:val="32"/>
-        </w:rPr>
-      </w:pPr>
-    </w:p>
-    <w:p>
-      <w:pPr>
-        <w:rPr>
-          <w:rFonts w:ascii="Times New Roman" w:hAnsi="Times New Roman" w:cs="Times New Roman"/>
-          <w:sz w:val="32"/>
-          <w:szCs w:val="32"/>
-        </w:rPr>
-      </w:pPr>
-    </w:p>
-    <w:p>
-      <w:pPr>
-        <w:rPr>
-          <w:rFonts w:ascii="Times New Roman" w:hAnsi="Times New Roman" w:cs="Times New Roman"/>
-          <w:sz w:val="32"/>
-          <w:szCs w:val="32"/>
-        </w:rPr>
-      </w:pPr>
-    </w:p>
-    <w:p>
-      <w:pPr>
-        <w:rPr>
-          <w:rFonts w:ascii="Times New Roman" w:hAnsi="Times New Roman" w:cs="Times New Roman"/>
-          <w:sz w:val="32"/>
-          <w:szCs w:val="32"/>
-        </w:rPr>
-      </w:pPr>
-    </w:p>
-    <w:p>
-      <w:pPr>
-        <w:rPr>
-          <w:rFonts w:ascii="Times New Roman" w:hAnsi="Times New Roman" w:cs="Times New Roman"/>
-          <w:sz w:val="32"/>
-          <w:szCs w:val="32"/>
-        </w:rPr>
-      </w:pPr>
-    </w:p>
-    <w:p>
-      <w:pPr>
-        <w:rPr>
-          <w:rFonts w:ascii="Times New Roman" w:hAnsi="Times New Roman" w:cs="Times New Roman"/>
-          <w:sz w:val="32"/>
-          <w:szCs w:val="32"/>
-        </w:rPr>
-      </w:pPr>
-    </w:p>
-    <w:p>
-      <w:pPr>
-        <w:rPr>
-          <w:rFonts w:ascii="Times New Roman" w:hAnsi="Times New Roman" w:cs="Times New Roman"/>
-          <w:sz w:val="32"/>
-          <w:szCs w:val="32"/>
-        </w:rPr>
-      </w:pPr>
-    </w:p>
-    <w:p>
-      <w:pPr>
-        <w:rPr>
-          <w:rFonts w:ascii="Times New Roman" w:hAnsi="Times New Roman" w:cs="Times New Roman"/>
-          <w:sz w:val="32"/>
-          <w:szCs w:val="32"/>
-        </w:rPr>
-      </w:pPr>
-    </w:p>
-    <w:p>
-      <w:pPr>
-        <w:rPr>
-          <w:rFonts w:ascii="Times New Roman" w:hAnsi="Times New Roman" w:cs="Times New Roman"/>
-          <w:sz w:val="32"/>
-          <w:szCs w:val="32"/>
-        </w:rPr>
-      </w:pPr>
-    </w:p>
-    <w:p>
-      <w:pPr>
-        <w:rPr>
-          <w:rFonts w:ascii="Times New Roman" w:hAnsi="Times New Roman" w:cs="Times New Roman"/>
-          <w:sz w:val="32"/>
-          <w:szCs w:val="32"/>
-        </w:rPr>
-      </w:pPr>
-    </w:p>
-    <w:p>
-      <w:pPr>
-        <w:rPr>
-          <w:rFonts w:ascii="Times New Roman" w:hAnsi="Times New Roman" w:cs="Times New Roman"/>
-          <w:sz w:val="32"/>
-          <w:szCs w:val="32"/>
-        </w:rPr>
-      </w:pPr>
-    </w:p>
-    <w:p>
-      <w:pPr>
-        <w:rPr>
-          <w:rFonts w:ascii="Times New Roman" w:hAnsi="Times New Roman" w:cs="Times New Roman"/>
-          <w:sz w:val="32"/>
-          <w:szCs w:val="32"/>
-        </w:rPr>
-      </w:pPr>
-    </w:p>
-    <w:p>
-      <w:pPr>
-        <w:rPr>
-          <w:rFonts w:ascii="Times New Roman" w:hAnsi="Times New Roman" w:cs="Times New Roman"/>
-          <w:sz w:val="32"/>
-          <w:szCs w:val="32"/>
-        </w:rPr>
-      </w:pPr>
-    </w:p>
-    <w:p>
-      <w:pPr>
-        <w:rPr>
-          <w:rFonts w:ascii="Times New Roman" w:hAnsi="Times New Roman" w:cs="Times New Roman"/>
-          <w:sz w:val="32"/>
-          <w:szCs w:val="32"/>
-        </w:rPr>
-      </w:pPr>
-    </w:p>
-    <w:p>
-      <w:pPr>
-        <w:rPr>
-          <w:rFonts w:ascii="Times New Roman" w:hAnsi="Times New Roman" w:cs="Times New Roman"/>
-          <w:sz w:val="32"/>
-          <w:szCs w:val="32"/>
-        </w:rPr>
-      </w:pPr>
-      <w:r>
-        <w:rPr>
-          <w:rFonts w:ascii="Times New Roman" w:hAnsi="Times New Roman" w:cs="Times New Roman"/>
-          <w:sz w:val="32"/>
-          <w:szCs w:val="32"/>
-        </w:rPr>
+        <w:lastRenderedPageBreak/>
         <w:t>2.2.1.5 Classification des cas d’utilisation</w:t>
       </w:r>
     </w:p>
@@ -21321,7 +20953,6 @@
                 <w:sz w:val="32"/>
                 <w:szCs w:val="32"/>
               </w:rPr>
-              <w:lastRenderedPageBreak/>
               <w:t>Gérer les ventes</w:t>
             </w:r>
           </w:p>
@@ -21754,6 +21385,7 @@
         <w:rPr>
           <w:rFonts w:ascii="Times New Roman" w:hAnsi="Times New Roman" w:cs="Times New Roman"/>
         </w:rPr>
+        <w:lastRenderedPageBreak/>
         <w:t>Afin de détailler la dynamique de chaque cas d’utilisation, la méthode la plus pertinente consiste à en fournir une description textuelle. Celle-ci recense pas à pas toutes les interactions entre les acteurs et le système, permettant ainsi de clarifier le déroulement des opérations et de mettre en évidence les différentes alternatives possibles.</w:t>
       </w:r>
     </w:p>
@@ -22035,7 +21667,6 @@
               <w:rPr>
                 <w:rFonts w:ascii="Times New Roman" w:hAnsi="Times New Roman" w:cs="Times New Roman"/>
               </w:rPr>
-              <w:lastRenderedPageBreak/>
               <w:t>Scénario nominal :</w:t>
             </w:r>
           </w:p>
@@ -22495,6 +22126,7 @@
               <w:rPr>
                 <w:rFonts w:ascii="Times New Roman" w:hAnsi="Times New Roman" w:cs="Times New Roman"/>
               </w:rPr>
+              <w:lastRenderedPageBreak/>
               <w:t>But : Gérer les produits et quantités</w:t>
             </w:r>
           </w:p>
@@ -22581,6 +22213,7 @@
               <w:rPr>
                 <w:rFonts w:ascii="Times New Roman" w:hAnsi="Times New Roman" w:cs="Times New Roman"/>
               </w:rPr>
+              <w:lastRenderedPageBreak/>
               <w:t>PRECONDITIONS</w:t>
             </w:r>
           </w:p>
@@ -22945,7 +22578,6 @@
               <w:rPr>
                 <w:rFonts w:ascii="Times New Roman" w:hAnsi="Times New Roman" w:cs="Times New Roman"/>
               </w:rPr>
-              <w:lastRenderedPageBreak/>
               <w:t>A1 – Erreur de connexion</w:t>
             </w:r>
           </w:p>
@@ -23056,7 +22688,6 @@
               <w:rPr>
                 <w:rFonts w:ascii="Times New Roman" w:hAnsi="Times New Roman" w:cs="Times New Roman"/>
               </w:rPr>
-              <w:lastRenderedPageBreak/>
               <w:t>POSTCONDITION</w:t>
             </w:r>
           </w:p>
@@ -23801,48 +23432,6 @@
         </w:rPr>
       </w:pPr>
     </w:p>
-    <w:p>
-      <w:pPr>
-        <w:rPr>
-          <w:rFonts w:ascii="Times New Roman" w:hAnsi="Times New Roman" w:cs="Times New Roman"/>
-        </w:rPr>
-      </w:pPr>
-    </w:p>
-    <w:p>
-      <w:pPr>
-        <w:rPr>
-          <w:rFonts w:ascii="Times New Roman" w:hAnsi="Times New Roman" w:cs="Times New Roman"/>
-        </w:rPr>
-      </w:pPr>
-    </w:p>
-    <w:p>
-      <w:pPr>
-        <w:rPr>
-          <w:rFonts w:ascii="Times New Roman" w:hAnsi="Times New Roman" w:cs="Times New Roman"/>
-        </w:rPr>
-      </w:pPr>
-    </w:p>
-    <w:p>
-      <w:pPr>
-        <w:rPr>
-          <w:rFonts w:ascii="Times New Roman" w:hAnsi="Times New Roman" w:cs="Times New Roman"/>
-        </w:rPr>
-      </w:pPr>
-    </w:p>
-    <w:p>
-      <w:pPr>
-        <w:rPr>
-          <w:rFonts w:ascii="Times New Roman" w:hAnsi="Times New Roman" w:cs="Times New Roman"/>
-        </w:rPr>
-      </w:pPr>
-    </w:p>
-    <w:p>
-      <w:pPr>
-        <w:rPr>
-          <w:rFonts w:ascii="Times New Roman" w:hAnsi="Times New Roman" w:cs="Times New Roman"/>
-        </w:rPr>
-      </w:pPr>
-    </w:p>
     <w:tbl>
       <w:tblPr>
         <w:tblStyle w:val="Grilledutableau"/>
@@ -23909,7 +23498,6 @@
               <w:rPr>
                 <w:rFonts w:ascii="Times New Roman" w:hAnsi="Times New Roman" w:cs="Times New Roman"/>
               </w:rPr>
-              <w:lastRenderedPageBreak/>
               <w:t>Titre : Commande en ligne</w:t>
             </w:r>
           </w:p>
@@ -24075,6 +23663,7 @@
               <w:rPr>
                 <w:rFonts w:ascii="Times New Roman" w:hAnsi="Times New Roman" w:cs="Times New Roman"/>
               </w:rPr>
+              <w:lastRenderedPageBreak/>
               <w:t>DESCRIPTION DES SCÉNARIOS</w:t>
             </w:r>
           </w:p>
@@ -24627,27 +24216,6 @@
         </w:tc>
       </w:tr>
     </w:tbl>
-    <w:p>
-      <w:pPr>
-        <w:rPr>
-          <w:rFonts w:ascii="Times New Roman" w:hAnsi="Times New Roman" w:cs="Times New Roman"/>
-        </w:rPr>
-      </w:pPr>
-    </w:p>
-    <w:p>
-      <w:pPr>
-        <w:rPr>
-          <w:rFonts w:ascii="Times New Roman" w:hAnsi="Times New Roman" w:cs="Times New Roman"/>
-        </w:rPr>
-      </w:pPr>
-    </w:p>
-    <w:p>
-      <w:pPr>
-        <w:rPr>
-          <w:rFonts w:ascii="Times New Roman" w:hAnsi="Times New Roman" w:cs="Times New Roman"/>
-        </w:rPr>
-      </w:pPr>
-    </w:p>
     <w:p>
       <w:pPr>
         <w:rPr>
@@ -24760,7 +24328,6 @@
               <w:rPr>
                 <w:rFonts w:ascii="Times New Roman" w:hAnsi="Times New Roman" w:cs="Times New Roman"/>
               </w:rPr>
-              <w:lastRenderedPageBreak/>
               <w:t>Date de création :</w:t>
             </w:r>
           </w:p>
@@ -24808,7 +24375,6 @@
               <w:rPr>
                 <w:rFonts w:ascii="Times New Roman" w:hAnsi="Times New Roman" w:cs="Times New Roman"/>
               </w:rPr>
-              <w:lastRenderedPageBreak/>
               <w:t>PRÉCONDITIONS</w:t>
             </w:r>
           </w:p>
@@ -25060,6 +24626,7 @@
               <w:rPr>
                 <w:rFonts w:ascii="Times New Roman" w:hAnsi="Times New Roman" w:cs="Times New Roman"/>
               </w:rPr>
+              <w:lastRenderedPageBreak/>
               <w:t>L’utilisateur clique sur vérifier</w:t>
             </w:r>
           </w:p>
@@ -25308,6 +24875,7 @@
               <w:rPr>
                 <w:rFonts w:ascii="Times New Roman" w:hAnsi="Times New Roman" w:cs="Times New Roman"/>
               </w:rPr>
+              <w:lastRenderedPageBreak/>
               <w:t>Scénario alternatif :</w:t>
             </w:r>
           </w:p>
@@ -25489,67 +25057,10 @@
           <w:rFonts w:ascii="Times New Roman" w:hAnsi="Times New Roman" w:cs="Times New Roman"/>
         </w:rPr>
       </w:pPr>
-    </w:p>
-    <w:p>
-      <w:pPr>
-        <w:rPr>
-          <w:rFonts w:ascii="Times New Roman" w:hAnsi="Times New Roman" w:cs="Times New Roman"/>
-        </w:rPr>
-      </w:pPr>
-    </w:p>
-    <w:p>
-      <w:pPr>
-        <w:rPr>
-          <w:rFonts w:ascii="Times New Roman" w:hAnsi="Times New Roman" w:cs="Times New Roman"/>
-        </w:rPr>
-      </w:pPr>
-    </w:p>
-    <w:p>
-      <w:pPr>
-        <w:rPr>
-          <w:rFonts w:ascii="Times New Roman" w:hAnsi="Times New Roman" w:cs="Times New Roman"/>
-        </w:rPr>
-      </w:pPr>
-    </w:p>
-    <w:p>
-      <w:pPr>
-        <w:rPr>
-          <w:rFonts w:ascii="Times New Roman" w:hAnsi="Times New Roman" w:cs="Times New Roman"/>
-        </w:rPr>
-      </w:pPr>
-    </w:p>
-    <w:p>
-      <w:pPr>
-        <w:rPr>
-          <w:rFonts w:ascii="Times New Roman" w:hAnsi="Times New Roman" w:cs="Times New Roman"/>
-        </w:rPr>
-      </w:pPr>
-    </w:p>
-    <w:p>
-      <w:pPr>
-        <w:rPr>
-          <w:rFonts w:ascii="Times New Roman" w:hAnsi="Times New Roman" w:cs="Times New Roman"/>
-        </w:rPr>
-      </w:pPr>
-    </w:p>
-    <w:p>
-      <w:pPr>
-        <w:rPr>
-          <w:rFonts w:ascii="Times New Roman" w:hAnsi="Times New Roman" w:cs="Times New Roman"/>
-        </w:rPr>
-      </w:pPr>
-    </w:p>
-    <w:p>
-      <w:pPr>
-        <w:rPr>
-          <w:rFonts w:ascii="Times New Roman" w:hAnsi="Times New Roman" w:cs="Times New Roman"/>
-        </w:rPr>
-      </w:pPr>
-      <w:r>
-        <w:rPr>
-          <w:rFonts w:ascii="Times New Roman" w:hAnsi="Times New Roman" w:cs="Times New Roman"/>
-        </w:rPr>
-        <w:lastRenderedPageBreak/>
+      <w:r>
+        <w:rPr>
+          <w:rFonts w:ascii="Times New Roman" w:hAnsi="Times New Roman" w:cs="Times New Roman"/>
+        </w:rPr>
         <w:t>2.2.2.2 Diagramme de séquence</w:t>
       </w:r>
     </w:p>
@@ -25740,111 +25251,6 @@
           <w:rFonts w:ascii="Times New Roman" w:hAnsi="Times New Roman" w:cs="Times New Roman"/>
         </w:rPr>
       </w:pPr>
-    </w:p>
-    <w:p>
-      <w:pPr>
-        <w:rPr>
-          <w:rFonts w:ascii="Times New Roman" w:hAnsi="Times New Roman" w:cs="Times New Roman"/>
-        </w:rPr>
-      </w:pPr>
-    </w:p>
-    <w:p>
-      <w:pPr>
-        <w:rPr>
-          <w:rFonts w:ascii="Times New Roman" w:hAnsi="Times New Roman" w:cs="Times New Roman"/>
-        </w:rPr>
-      </w:pPr>
-    </w:p>
-    <w:p>
-      <w:pPr>
-        <w:rPr>
-          <w:rFonts w:ascii="Times New Roman" w:hAnsi="Times New Roman" w:cs="Times New Roman"/>
-        </w:rPr>
-      </w:pPr>
-    </w:p>
-    <w:p>
-      <w:pPr>
-        <w:rPr>
-          <w:rFonts w:ascii="Times New Roman" w:hAnsi="Times New Roman" w:cs="Times New Roman"/>
-        </w:rPr>
-      </w:pPr>
-    </w:p>
-    <w:p>
-      <w:pPr>
-        <w:rPr>
-          <w:rFonts w:ascii="Times New Roman" w:hAnsi="Times New Roman" w:cs="Times New Roman"/>
-        </w:rPr>
-      </w:pPr>
-    </w:p>
-    <w:p>
-      <w:pPr>
-        <w:rPr>
-          <w:rFonts w:ascii="Times New Roman" w:hAnsi="Times New Roman" w:cs="Times New Roman"/>
-        </w:rPr>
-      </w:pPr>
-    </w:p>
-    <w:p>
-      <w:pPr>
-        <w:rPr>
-          <w:rFonts w:ascii="Times New Roman" w:hAnsi="Times New Roman" w:cs="Times New Roman"/>
-        </w:rPr>
-      </w:pPr>
-    </w:p>
-    <w:p>
-      <w:pPr>
-        <w:rPr>
-          <w:rFonts w:ascii="Times New Roman" w:hAnsi="Times New Roman" w:cs="Times New Roman"/>
-        </w:rPr>
-      </w:pPr>
-    </w:p>
-    <w:p>
-      <w:pPr>
-        <w:rPr>
-          <w:rFonts w:ascii="Times New Roman" w:hAnsi="Times New Roman" w:cs="Times New Roman"/>
-        </w:rPr>
-      </w:pPr>
-    </w:p>
-    <w:p>
-      <w:pPr>
-        <w:rPr>
-          <w:rFonts w:ascii="Times New Roman" w:hAnsi="Times New Roman" w:cs="Times New Roman"/>
-        </w:rPr>
-      </w:pPr>
-    </w:p>
-    <w:p>
-      <w:pPr>
-        <w:rPr>
-          <w:rFonts w:ascii="Times New Roman" w:hAnsi="Times New Roman" w:cs="Times New Roman"/>
-        </w:rPr>
-      </w:pPr>
-    </w:p>
-    <w:p>
-      <w:pPr>
-        <w:rPr>
-          <w:rFonts w:ascii="Times New Roman" w:hAnsi="Times New Roman" w:cs="Times New Roman"/>
-        </w:rPr>
-      </w:pPr>
-    </w:p>
-    <w:p>
-      <w:pPr>
-        <w:rPr>
-          <w:rFonts w:ascii="Times New Roman" w:hAnsi="Times New Roman" w:cs="Times New Roman"/>
-        </w:rPr>
-      </w:pPr>
-    </w:p>
-    <w:p>
-      <w:pPr>
-        <w:rPr>
-          <w:rFonts w:ascii="Times New Roman" w:hAnsi="Times New Roman" w:cs="Times New Roman"/>
-        </w:rPr>
-      </w:pPr>
-    </w:p>
-    <w:p>
-      <w:pPr>
-        <w:rPr>
-          <w:rFonts w:ascii="Times New Roman" w:hAnsi="Times New Roman" w:cs="Times New Roman"/>
-        </w:rPr>
-      </w:pPr>
       <w:r>
         <w:rPr>
           <w:rFonts w:ascii="Times New Roman" w:hAnsi="Times New Roman" w:cs="Times New Roman"/>
@@ -26815,34 +26221,6 @@
           <w:rFonts w:ascii="Times New Roman" w:hAnsi="Times New Roman" w:cs="Times New Roman"/>
         </w:rPr>
       </w:pPr>
-    </w:p>
-    <w:p>
-      <w:pPr>
-        <w:rPr>
-          <w:rFonts w:ascii="Times New Roman" w:hAnsi="Times New Roman" w:cs="Times New Roman"/>
-        </w:rPr>
-      </w:pPr>
-    </w:p>
-    <w:p>
-      <w:pPr>
-        <w:rPr>
-          <w:rFonts w:ascii="Times New Roman" w:hAnsi="Times New Roman" w:cs="Times New Roman"/>
-        </w:rPr>
-      </w:pPr>
-    </w:p>
-    <w:p>
-      <w:pPr>
-        <w:rPr>
-          <w:rFonts w:ascii="Times New Roman" w:hAnsi="Times New Roman" w:cs="Times New Roman"/>
-        </w:rPr>
-      </w:pPr>
-    </w:p>
-    <w:p>
-      <w:pPr>
-        <w:rPr>
-          <w:rFonts w:ascii="Times New Roman" w:hAnsi="Times New Roman" w:cs="Times New Roman"/>
-        </w:rPr>
-      </w:pPr>
       <w:r>
         <w:rPr>
           <w:rFonts w:ascii="Times New Roman" w:hAnsi="Times New Roman" w:cs="Times New Roman"/>
@@ -26911,122 +26289,11 @@
           <w:rFonts w:ascii="Times New Roman" w:hAnsi="Times New Roman" w:cs="Times New Roman"/>
         </w:rPr>
       </w:pPr>
-    </w:p>
-    <w:p>
-      <w:pPr>
-        <w:rPr>
-          <w:rFonts w:ascii="Times New Roman" w:hAnsi="Times New Roman" w:cs="Times New Roman"/>
-        </w:rPr>
-      </w:pPr>
-    </w:p>
-    <w:p>
-      <w:pPr>
-        <w:rPr>
-          <w:rFonts w:ascii="Times New Roman" w:hAnsi="Times New Roman" w:cs="Times New Roman"/>
-        </w:rPr>
-      </w:pPr>
-    </w:p>
-    <w:p>
-      <w:pPr>
-        <w:rPr>
-          <w:rFonts w:ascii="Times New Roman" w:hAnsi="Times New Roman" w:cs="Times New Roman"/>
-        </w:rPr>
-      </w:pPr>
-    </w:p>
-    <w:p>
-      <w:pPr>
-        <w:rPr>
-          <w:rFonts w:ascii="Times New Roman" w:hAnsi="Times New Roman" w:cs="Times New Roman"/>
-        </w:rPr>
-      </w:pPr>
-    </w:p>
-    <w:p>
-      <w:pPr>
-        <w:rPr>
-          <w:rFonts w:ascii="Times New Roman" w:hAnsi="Times New Roman" w:cs="Times New Roman"/>
-        </w:rPr>
-      </w:pPr>
-    </w:p>
-    <w:p>
-      <w:pPr>
-        <w:rPr>
-          <w:rFonts w:ascii="Times New Roman" w:hAnsi="Times New Roman" w:cs="Times New Roman"/>
-        </w:rPr>
-      </w:pPr>
-    </w:p>
-    <w:p>
-      <w:pPr>
-        <w:rPr>
-          <w:rFonts w:ascii="Times New Roman" w:hAnsi="Times New Roman" w:cs="Times New Roman"/>
-        </w:rPr>
-      </w:pPr>
-    </w:p>
-    <w:p>
-      <w:pPr>
-        <w:rPr>
-          <w:rFonts w:ascii="Times New Roman" w:hAnsi="Times New Roman" w:cs="Times New Roman"/>
-        </w:rPr>
-      </w:pPr>
-    </w:p>
-    <w:p>
-      <w:pPr>
-        <w:rPr>
-          <w:rFonts w:ascii="Times New Roman" w:hAnsi="Times New Roman" w:cs="Times New Roman"/>
-        </w:rPr>
-      </w:pPr>
-    </w:p>
-    <w:p>
-      <w:pPr>
-        <w:rPr>
-          <w:rFonts w:ascii="Times New Roman" w:hAnsi="Times New Roman" w:cs="Times New Roman"/>
-        </w:rPr>
-      </w:pPr>
-    </w:p>
-    <w:p>
-      <w:pPr>
-        <w:rPr>
-          <w:rFonts w:ascii="Times New Roman" w:hAnsi="Times New Roman" w:cs="Times New Roman"/>
-        </w:rPr>
-      </w:pPr>
-    </w:p>
-    <w:p>
-      <w:pPr>
-        <w:rPr>
-          <w:rFonts w:ascii="Times New Roman" w:hAnsi="Times New Roman" w:cs="Times New Roman"/>
-        </w:rPr>
-      </w:pPr>
-    </w:p>
-    <w:p>
-      <w:pPr>
-        <w:rPr>
-          <w:rFonts w:ascii="Times New Roman" w:hAnsi="Times New Roman" w:cs="Times New Roman"/>
-        </w:rPr>
-      </w:pPr>
-    </w:p>
-    <w:p>
-      <w:pPr>
-        <w:rPr>
-          <w:rFonts w:ascii="Times New Roman" w:hAnsi="Times New Roman" w:cs="Times New Roman"/>
-        </w:rPr>
-      </w:pPr>
-    </w:p>
-    <w:p>
-      <w:pPr>
-        <w:rPr>
-          <w:rFonts w:ascii="Times New Roman" w:hAnsi="Times New Roman" w:cs="Times New Roman"/>
-        </w:rPr>
-      </w:pPr>
-    </w:p>
-    <w:p>
-      <w:pPr>
-        <w:rPr>
-          <w:rFonts w:ascii="Times New Roman" w:hAnsi="Times New Roman" w:cs="Times New Roman"/>
-        </w:rPr>
-      </w:pPr>
-      <w:r>
-        <w:rPr>
-          <w:rFonts w:ascii="Times New Roman" w:hAnsi="Times New Roman" w:cs="Times New Roman"/>
-        </w:rPr>
+      <w:r>
+        <w:rPr>
+          <w:rFonts w:ascii="Times New Roman" w:hAnsi="Times New Roman" w:cs="Times New Roman"/>
+        </w:rPr>
+        <w:lastRenderedPageBreak/>
         <w:t>2.2.3.3 Diagramme d’objet</w:t>
       </w:r>
     </w:p>
@@ -27320,6 +26587,7 @@
           <w:b/>
           <w:bCs/>
         </w:rPr>
+        <w:lastRenderedPageBreak/>
         <w:t>Le système repose sur une architecture client-serveur éprouvée, conçue pour garantir l'intégrité, la sécurité et la centralisation des flux d'information. Privilégiant une approche purement web au détriment d'une solution hybride, notre infrastructure se déploie à travers deux interfaces web distinctes. Celles-ci communiquent de concert avec un noyau central par le biais d'interfaces de programmation (API), chaque module étant taillé sur mesure pour des cas d'usage spécifiques :</w:t>
       </w:r>
     </w:p>
@@ -27386,7 +26654,6 @@
           <w:b/>
           <w:bCs/>
         </w:rPr>
-        <w:lastRenderedPageBreak/>
         <w:t>Serveur central (Backend) : Véritable clé de voûte du système, il concentre l'intégralité de la logique métier. Il orchestre le traitement des requêtes émanant des deux interfaces web et assure la communication avec le système de gestion de base de données (SGBD). Cette dernière héberge et sécurise les données critiques (référentiel produits, transactions, utilisateurs) tout en préservant leur intégrité référentielle.</w:t>
       </w:r>
     </w:p>
@@ -27567,7 +26834,6 @@
         </w:rPr>
         <w:t>). Ce paradigme garantit une stricte séparation des préoccupations (</w:t>
       </w:r>
-      <w:proofErr w:type="spellStart"/>
       <w:r>
         <w:rPr>
           <w:rFonts w:ascii="Times New Roman" w:hAnsi="Times New Roman" w:cs="Times New Roman"/>
@@ -27576,31 +26842,8 @@
           <w:i/>
           <w:iCs/>
         </w:rPr>
-        <w:t>Separation</w:t>
-      </w:r>
-      <w:proofErr w:type="spellEnd"/>
-      <w:r>
-        <w:rPr>
-          <w:rFonts w:ascii="Times New Roman" w:hAnsi="Times New Roman" w:cs="Times New Roman"/>
-          <w:b/>
-          <w:bCs/>
-          <w:i/>
-          <w:iCs/>
-        </w:rPr>
-        <w:t xml:space="preserve"> of </w:t>
-      </w:r>
-      <w:proofErr w:type="spellStart"/>
-      <w:r>
-        <w:rPr>
-          <w:rFonts w:ascii="Times New Roman" w:hAnsi="Times New Roman" w:cs="Times New Roman"/>
-          <w:b/>
-          <w:bCs/>
-          <w:i/>
-          <w:iCs/>
-        </w:rPr>
-        <w:t>Concerns</w:t>
-      </w:r>
-      <w:proofErr w:type="spellEnd"/>
+        <w:t>Separation of Concerns</w:t>
+      </w:r>
       <w:r>
         <w:rPr>
           <w:rFonts w:ascii="Times New Roman" w:hAnsi="Times New Roman" w:cs="Times New Roman"/>
@@ -27651,6 +26894,7 @@
           <w:b/>
           <w:bCs/>
         </w:rPr>
+        <w:lastRenderedPageBreak/>
         <w:t>La Vue (View) : Elle matérialise l'interface homme-machine (IHM). Son rôle est strictement circonscrit à la restitution visuelle des informations transmises par le modèle, offrant ainsi une expérience utilisateur (UX) fluide, ergonomique et intuitive, tout en gérant les interactions de premier niveau.</w:t>
       </w:r>
     </w:p>
@@ -27779,7 +27023,6 @@
           <w:b/>
           <w:bCs/>
         </w:rPr>
-        <w:lastRenderedPageBreak/>
         <w:t>Une forte réutilisabilité : La mutualisation aisée des composants et des fragments de code.</w:t>
       </w:r>
     </w:p>
@@ -28008,16 +27251,7 @@
           <w:b/>
           <w:bCs/>
         </w:rPr>
-        <w:t xml:space="preserve">Module web interne (pharmacie) : Un environnement de gestion métier destiné à l’administrateur, à l’agent de vente et au gestionnaire de stock. Il permet un pilotage </w:t>
-      </w:r>
-      <w:r>
-        <w:rPr>
-          <w:rFonts w:ascii="Times New Roman" w:hAnsi="Times New Roman" w:cs="Times New Roman"/>
-          <w:b/>
-          <w:bCs/>
-        </w:rPr>
-        <w:lastRenderedPageBreak/>
-        <w:t>granulaire du référentiel produits, des cycles de vente, de l'approvisionnement et des ressources humaines.</w:t>
+        <w:t>Module web interne (pharmacie) : Un environnement de gestion métier destiné à l’administrateur, à l’agent de vente et au gestionnaire de stock. Il permet un pilotage granulaire du référentiel produits, des cycles de vente, de l'approvisionnement et des ressources humaines.</w:t>
       </w:r>
     </w:p>
     <w:p>
@@ -28214,24 +27448,6 @@
     </w:p>
     <w:p>
       <w:pPr>
-        <w:rPr>
-          <w:rFonts w:ascii="Times New Roman" w:hAnsi="Times New Roman" w:cs="Times New Roman"/>
-          <w:b/>
-          <w:bCs/>
-        </w:rPr>
-      </w:pPr>
-    </w:p>
-    <w:p>
-      <w:pPr>
-        <w:rPr>
-          <w:rFonts w:ascii="Times New Roman" w:hAnsi="Times New Roman" w:cs="Times New Roman"/>
-          <w:b/>
-          <w:bCs/>
-        </w:rPr>
-      </w:pPr>
-    </w:p>
-    <w:p>
-      <w:pPr>
         <w:spacing w:line="278" w:lineRule="auto"/>
         <w:rPr>
           <w:rFonts w:ascii="Times New Roman" w:hAnsi="Times New Roman" w:cs="Times New Roman"/>
@@ -28295,6 +27511,7 @@
           <w:b/>
           <w:bCs/>
         </w:rPr>
+        <w:lastRenderedPageBreak/>
         <w:t>Les profils utilisateurs et registres clients.</w:t>
       </w:r>
     </w:p>
@@ -28393,34 +27610,7 @@
           <w:b/>
           <w:bCs/>
         </w:rPr>
-        <w:t xml:space="preserve">La synergie entre les composants est maintenue par des appels d'API sécurisés. Les modules Flutter Web consomment les services exposés par le backend via des </w:t>
-      </w:r>
-      <w:proofErr w:type="spellStart"/>
-      <w:r>
-        <w:rPr>
-          <w:rFonts w:ascii="Times New Roman" w:hAnsi="Times New Roman" w:cs="Times New Roman"/>
-          <w:b/>
-          <w:bCs/>
-        </w:rPr>
-        <w:t>payloads</w:t>
-      </w:r>
-      <w:proofErr w:type="spellEnd"/>
-      <w:r>
-        <w:rPr>
-          <w:rFonts w:ascii="Times New Roman" w:hAnsi="Times New Roman" w:cs="Times New Roman"/>
-          <w:b/>
-          <w:bCs/>
-        </w:rPr>
-        <w:t xml:space="preserve"> JSON. Le serveur </w:t>
-      </w:r>
-      <w:r>
-        <w:rPr>
-          <w:rFonts w:ascii="Times New Roman" w:hAnsi="Times New Roman" w:cs="Times New Roman"/>
-          <w:b/>
-          <w:bCs/>
-        </w:rPr>
-        <w:lastRenderedPageBreak/>
-        <w:t>Node.js assure ensuite la synchronisation atomique avec MongoDB, garantissant une unicité de la source d'information.</w:t>
+        <w:t>La synergie entre les composants est maintenue par des appels d'API sécurisés. Les modules Flutter Web consomment les services exposés par le backend via des payloads JSON. Le serveur Node.js assure ensuite la synchronisation atomique avec MongoDB, garantissant une unicité de la source d'information.</w:t>
       </w:r>
     </w:p>
     <w:p>
@@ -28590,87 +27780,6 @@
           </wp:inline>
         </w:drawing>
       </w:r>
-    </w:p>
-    <w:p>
-      <w:pPr>
-        <w:rPr>
-          <w:rFonts w:ascii="Times New Roman" w:hAnsi="Times New Roman" w:cs="Times New Roman"/>
-          <w:b/>
-          <w:bCs/>
-        </w:rPr>
-      </w:pPr>
-    </w:p>
-    <w:p>
-      <w:pPr>
-        <w:rPr>
-          <w:rFonts w:ascii="Times New Roman" w:hAnsi="Times New Roman" w:cs="Times New Roman"/>
-          <w:b/>
-          <w:bCs/>
-        </w:rPr>
-      </w:pPr>
-    </w:p>
-    <w:p>
-      <w:pPr>
-        <w:rPr>
-          <w:rFonts w:ascii="Times New Roman" w:hAnsi="Times New Roman" w:cs="Times New Roman"/>
-          <w:b/>
-          <w:bCs/>
-        </w:rPr>
-      </w:pPr>
-    </w:p>
-    <w:p>
-      <w:pPr>
-        <w:rPr>
-          <w:rFonts w:ascii="Times New Roman" w:hAnsi="Times New Roman" w:cs="Times New Roman"/>
-          <w:b/>
-          <w:bCs/>
-        </w:rPr>
-      </w:pPr>
-    </w:p>
-    <w:p>
-      <w:pPr>
-        <w:rPr>
-          <w:rFonts w:ascii="Times New Roman" w:hAnsi="Times New Roman" w:cs="Times New Roman"/>
-          <w:b/>
-          <w:bCs/>
-        </w:rPr>
-      </w:pPr>
-    </w:p>
-    <w:p>
-      <w:pPr>
-        <w:rPr>
-          <w:rFonts w:ascii="Times New Roman" w:hAnsi="Times New Roman" w:cs="Times New Roman"/>
-          <w:b/>
-          <w:bCs/>
-        </w:rPr>
-      </w:pPr>
-    </w:p>
-    <w:p>
-      <w:pPr>
-        <w:rPr>
-          <w:rFonts w:ascii="Times New Roman" w:hAnsi="Times New Roman" w:cs="Times New Roman"/>
-          <w:b/>
-          <w:bCs/>
-        </w:rPr>
-      </w:pPr>
-    </w:p>
-    <w:p>
-      <w:pPr>
-        <w:rPr>
-          <w:rFonts w:ascii="Times New Roman" w:hAnsi="Times New Roman" w:cs="Times New Roman"/>
-          <w:b/>
-          <w:bCs/>
-        </w:rPr>
-      </w:pPr>
-    </w:p>
-    <w:p>
-      <w:pPr>
-        <w:rPr>
-          <w:rFonts w:ascii="Times New Roman" w:hAnsi="Times New Roman" w:cs="Times New Roman"/>
-          <w:b/>
-          <w:bCs/>
-        </w:rPr>
-      </w:pPr>
     </w:p>
     <w:p>
       <w:pPr>
@@ -29515,7 +28624,6 @@
               </w:rPr>
               <w:t xml:space="preserve">M. KABA Alpha </w:t>
             </w:r>
-            <w:proofErr w:type="spellStart"/>
             <w:r>
               <w:rPr>
                 <w:rFonts w:ascii="Times New Roman" w:hAnsi="Times New Roman" w:cs="Times New Roman"/>
@@ -29523,7 +28631,6 @@
               </w:rPr>
               <w:t>Kabine</w:t>
             </w:r>
-            <w:proofErr w:type="spellEnd"/>
           </w:p>
         </w:tc>
         <w:tc>
@@ -29611,7 +28718,14 @@
                 <w:rFonts w:ascii="Times New Roman" w:hAnsi="Times New Roman" w:cs="Times New Roman"/>
                 <w:color w:val="000000" w:themeColor="text1"/>
               </w:rPr>
-              <w:t xml:space="preserve">M. EBOMY </w:t>
+              <w:t>M. EBOM</w:t>
+            </w:r>
+            <w:r>
+              <w:rPr>
+                <w:rFonts w:ascii="Times New Roman" w:hAnsi="Times New Roman" w:cs="Times New Roman"/>
+                <w:color w:val="000000" w:themeColor="text1"/>
+              </w:rPr>
+              <w:t>I WANDA</w:t>
             </w:r>
           </w:p>
         </w:tc>
@@ -29639,7 +28753,28 @@
                 <w:rFonts w:ascii="Times New Roman" w:hAnsi="Times New Roman" w:cs="Times New Roman"/>
                 <w:color w:val="000000" w:themeColor="text1"/>
               </w:rPr>
-              <w:t>Ingénieur système d’information</w:t>
+              <w:t xml:space="preserve">Ingénieur </w:t>
+            </w:r>
+            <w:r>
+              <w:rPr>
+                <w:rFonts w:ascii="Times New Roman" w:hAnsi="Times New Roman" w:cs="Times New Roman"/>
+                <w:color w:val="000000" w:themeColor="text1"/>
+              </w:rPr>
+              <w:t xml:space="preserve">en </w:t>
+            </w:r>
+            <w:r>
+              <w:rPr>
+                <w:rFonts w:ascii="Times New Roman" w:hAnsi="Times New Roman" w:cs="Times New Roman"/>
+                <w:color w:val="000000" w:themeColor="text1"/>
+              </w:rPr>
+              <w:t>système d’information</w:t>
+            </w:r>
+            <w:r>
+              <w:rPr>
+                <w:rFonts w:ascii="Times New Roman" w:hAnsi="Times New Roman" w:cs="Times New Roman"/>
+                <w:color w:val="000000" w:themeColor="text1"/>
+              </w:rPr>
+              <w:t xml:space="preserve"> et technologie</w:t>
             </w:r>
           </w:p>
         </w:tc>
@@ -31898,21 +31033,7 @@
         <w:rPr>
           <w:rFonts w:ascii="Times New Roman" w:hAnsi="Times New Roman" w:cs="Times New Roman"/>
         </w:rPr>
-        <w:t xml:space="preserve">, et l’automatisation via GitHub Actions. Les projets peuvent être publics ou privés, et la plateforme prend en charge des fichiers au format texte, </w:t>
-      </w:r>
-      <w:proofErr w:type="spellStart"/>
-      <w:r>
-        <w:rPr>
-          <w:rFonts w:ascii="Times New Roman" w:hAnsi="Times New Roman" w:cs="Times New Roman"/>
-        </w:rPr>
-        <w:t>Markdown</w:t>
-      </w:r>
-      <w:proofErr w:type="spellEnd"/>
-      <w:r>
-        <w:rPr>
-          <w:rFonts w:ascii="Times New Roman" w:hAnsi="Times New Roman" w:cs="Times New Roman"/>
-        </w:rPr>
-        <w:t>, ou encore binaire selon les besoins du projet.</w:t>
+        <w:t>, et l’automatisation via GitHub Actions. Les projets peuvent être publics ou privés, et la plateforme prend en charge des fichiers au format texte, Markdown, ou encore binaire selon les besoins du projet.</w:t>
       </w:r>
     </w:p>
     <w:p>
@@ -33035,7 +32156,16 @@
             <w:noProof/>
             <w:u w:val="none"/>
           </w:rPr>
-          <w:t>PREMIÈRE PARTIE : PRESENTATION GENERALE DE MTN</w:t>
+          <w:t>PREMIÈRE PARTIE : PRESENTATION GENERALE DE</w:t>
+        </w:r>
+        <w:r>
+          <w:rPr>
+            <w:rStyle w:val="Lienhypertexte"/>
+            <w:rFonts w:cs="Times New Roman"/>
+            <w:noProof/>
+            <w:u w:val="none"/>
+          </w:rPr>
+          <w:t xml:space="preserve"> LA FLORALE</w:t>
         </w:r>
         <w:r>
           <w:rPr>
@@ -39043,6 +38173,7 @@
       </w:pPr>
     </w:p>
     <w:sectPr>
+      <w:footerReference w:type="default" r:id="rId16"/>
       <w:pgSz w:w="11906" w:h="16838"/>
       <w:pgMar w:top="1417" w:right="1417" w:bottom="1417" w:left="1417" w:header="708" w:footer="708" w:gutter="0"/>
       <w:cols w:space="708"/>
@@ -39075,6 +38206,19 @@
     </w:p>
   </w:endnote>
 </w:endnotes>
+</file>
+
+<file path=word/footer1.xml><?xml version="1.0" encoding="utf-8"?>
+<w:ftr xmlns:wpc="http://schemas.microsoft.com/office/word/2010/wordprocessingCanvas" xmlns:cx="http://schemas.microsoft.com/office/drawing/2014/chartex" xmlns:cx1="http://schemas.microsoft.com/office/drawing/2015/9/8/chartex" xmlns:cx2="http://schemas.microsoft.com/office/drawing/2015/10/21/chartex" xmlns:cx3="http://schemas.microsoft.com/office/drawing/2016/5/9/chartex" xmlns:cx4="http://schemas.microsoft.com/office/drawing/2016/5/10/chartex" xmlns:cx5="http://schemas.microsoft.com/office/drawing/2016/5/11/chartex" xmlns:cx6="http://schemas.microsoft.com/office/drawing/2016/5/12/chartex" xmlns:cx7="http://schemas.microsoft.com/office/drawing/2016/5/13/chartex" xmlns:cx8="http://schemas.microsoft.com/office/drawing/2016/5/14/chartex" xmlns:mc="http://schemas.openxmlformats.org/markup-compatibility/2006" xmlns:aink="http://schemas.microsoft.com/office/drawing/2016/ink" xmlns:am3d="http://schemas.microsoft.com/office/drawing/2017/model3d" xmlns:o="urn:schemas-microsoft-com:office:office" xmlns:oel="http://schemas.microsoft.com/office/2019/extlst" xmlns:r="http://schemas.openxmlformats.org/officeDocument/2006/relationships" xmlns:m="http://schemas.openxmlformats.org/officeDocument/2006/math" xmlns:v="urn:schemas-microsoft-com:vml" xmlns:wp14="http://schemas.microsoft.com/office/word/2010/wordprocessingDrawing" xmlns:wp="http://schemas.openxmlformats.org/drawingml/2006/wordprocessingDrawing" xmlns:w10="urn:schemas-microsoft-com:office:word" xmlns:w="http://schemas.openxmlformats.org/wordprocessingml/2006/main" xmlns:w14="http://schemas.microsoft.com/office/word/2010/wordml" xmlns:w15="http://schemas.microsoft.com/office/word/2012/wordml" xmlns:w16cex="http://schemas.microsoft.com/office/word/2018/wordml/cex" xmlns:w16cid="http://schemas.microsoft.com/office/word/2016/wordml/cid" xmlns:w16="http://schemas.microsoft.com/office/word/2018/wordml" xmlns:w16du="http://schemas.microsoft.com/office/word/2023/wordml/word16du" xmlns:w16sdtdh="http://schemas.microsoft.com/office/word/2020/wordml/sdtdatahash" xmlns:w16sdtfl="http://schemas.microsoft.com/office/word/2024/wordml/sdtformatlock" xmlns:w16se="http://schemas.microsoft.com/office/word/2015/wordml/symex" xmlns:wpg="http://schemas.microsoft.com/office/word/2010/wordprocessingGroup" xmlns:wpi="http://schemas.microsoft.com/office/word/2010/wordprocessingInk" xmlns:wne="http://schemas.microsoft.com/office/word/2006/wordml" xmlns:wps="http://schemas.microsoft.com/office/word/2010/wordprocessingShape" mc:Ignorable="w14 w15 w16se w16cid w16 w16cex w16sdtdh w16sdtfl w16du wp14">
+  <w:p>
+    <w:pPr>
+      <w:pStyle w:val="Pieddepage"/>
+    </w:pPr>
+    <w:r>
+      <w:t>1</w:t>
+    </w:r>
+  </w:p>
+</w:ftr>
 </file>
 
 <file path=word/footnotes.xml><?xml version="1.0" encoding="utf-8"?>
